--- a/文件/习近平新时代中国特色社会主义思想概论2023版 目录.docx
+++ b/文件/习近平新时代中国特色社会主义思想概论2023版 目录.docx
@@ -6015,127 +6015,6 @@
         </w:sectPr>
       </w:pPr>
     </w:p>
-    <w:tbl>
-      <w:tblPr>
-        <w:tblStyle w:val="2"/>
-        <w:tblW w:w="0" w:type="auto"/>
-        <w:jc w:val="right"/>
-        <w:tblBorders>
-          <w:top w:val="single" w:color="auto" w:sz="2" w:space="0"/>
-          <w:left w:val="single" w:color="auto" w:sz="2" w:space="0"/>
-          <w:bottom w:val="single" w:color="auto" w:sz="2" w:space="0"/>
-          <w:right w:val="single" w:color="auto" w:sz="2" w:space="0"/>
-          <w:insideH w:val="single" w:color="auto" w:sz="2" w:space="0"/>
-          <w:insideV w:val="single" w:color="auto" w:sz="2" w:space="0"/>
-        </w:tblBorders>
-        <w:tblLayout w:type="fixed"/>
-        <w:tblCellMar>
-          <w:top w:w="0" w:type="dxa"/>
-          <w:left w:w="0" w:type="dxa"/>
-          <w:bottom w:w="0" w:type="dxa"/>
-          <w:right w:w="0" w:type="dxa"/>
-        </w:tblCellMar>
-      </w:tblPr>
-      <w:tblGrid>
-        <w:gridCol w:w="9340"/>
-        <w:gridCol w:w="900"/>
-      </w:tblGrid>
-      <w:tr>
-        <w:tblPrEx>
-          <w:tblBorders>
-            <w:top w:val="single" w:color="auto" w:sz="2" w:space="0"/>
-            <w:left w:val="single" w:color="auto" w:sz="2" w:space="0"/>
-            <w:bottom w:val="single" w:color="auto" w:sz="2" w:space="0"/>
-            <w:right w:val="single" w:color="auto" w:sz="2" w:space="0"/>
-            <w:insideH w:val="single" w:color="auto" w:sz="2" w:space="0"/>
-            <w:insideV w:val="single" w:color="auto" w:sz="2" w:space="0"/>
-          </w:tblBorders>
-          <w:tblCellMar>
-            <w:top w:w="0" w:type="dxa"/>
-            <w:left w:w="0" w:type="dxa"/>
-            <w:bottom w:w="0" w:type="dxa"/>
-            <w:right w:w="0" w:type="dxa"/>
-          </w:tblCellMar>
-        </w:tblPrEx>
-        <w:trPr>
-          <w:trHeight w:val="540" w:hRule="atLeast"/>
-          <w:jc w:val="right"/>
-        </w:trPr>
-        <w:tc>
-          <w:tcPr>
-            <w:tcW w:w="9340" w:type="dxa"/>
-            <w:tcBorders>
-              <w:top w:val="nil"/>
-              <w:left w:val="nil"/>
-              <w:bottom w:val="nil"/>
-              <w:right w:val="nil"/>
-            </w:tcBorders>
-            <w:vAlign w:val="top"/>
-          </w:tcPr>
-          <w:p>
-            <w:pPr>
-              <w:pageBreakBefore w:val="0"/>
-              <w:wordWrap w:val="0"/>
-              <w:spacing w:before="0" w:after="0" w:line="580" w:lineRule="atLeast"/>
-              <w:ind w:left="0" w:right="0"/>
-              <w:jc w:val="both"/>
-              <w:textAlignment w:val="baseline"/>
-              <w:rPr>
-                <w:sz w:val="44"/>
-              </w:rPr>
-            </w:pPr>
-            <w:bookmarkStart w:id="0" w:name="_GoBack"/>
-            <w:r>
-              <w:rPr>
-                <w:rFonts w:ascii="宋体" w:hAnsi="宋体" w:eastAsia="宋体" w:cs="宋体"/>
-                <w:b w:val="0"/>
-                <w:i w:val="0"/>
-                <w:color w:val="000000"/>
-                <w:spacing w:val="0"/>
-                <w:sz w:val="44"/>
-              </w:rPr>
-              <w:t>第十一章以保障和改善民生为重点加强社会建设</w:t>
-            </w:r>
-          </w:p>
-        </w:tc>
-        <w:tc>
-          <w:tcPr>
-            <w:tcW w:w="900" w:type="dxa"/>
-            <w:tcBorders>
-              <w:top w:val="nil"/>
-              <w:left w:val="nil"/>
-              <w:bottom w:val="nil"/>
-              <w:right w:val="nil"/>
-            </w:tcBorders>
-            <w:vAlign w:val="top"/>
-          </w:tcPr>
-          <w:p>
-            <w:pPr>
-              <w:pageBreakBefore w:val="0"/>
-              <w:wordWrap w:val="0"/>
-              <w:spacing w:before="0" w:after="0" w:line="580" w:lineRule="atLeast"/>
-              <w:ind w:left="0" w:right="0"/>
-              <w:jc w:val="right"/>
-              <w:textAlignment w:val="baseline"/>
-              <w:rPr>
-                <w:sz w:val="44"/>
-              </w:rPr>
-            </w:pPr>
-            <w:r>
-              <w:rPr>
-                <w:rFonts w:ascii="宋体" w:hAnsi="宋体" w:eastAsia="宋体" w:cs="宋体"/>
-                <w:b w:val="0"/>
-                <w:i w:val="0"/>
-                <w:color w:val="000000"/>
-                <w:spacing w:val="0"/>
-                <w:sz w:val="44"/>
-              </w:rPr>
-              <w:t>224</w:t>
-            </w:r>
-          </w:p>
-        </w:tc>
-      </w:tr>
-    </w:tbl>
     <w:p>
       <w:pPr>
         <w:pageBreakBefore w:val="0"/>
@@ -6149,3461 +6028,1834 @@
         </w:rPr>
       </w:pPr>
     </w:p>
-    <w:tbl>
-      <w:tblPr>
-        <w:tblStyle w:val="2"/>
-        <w:tblW w:w="0" w:type="auto"/>
-        <w:jc w:val="right"/>
-        <w:tblBorders>
-          <w:top w:val="single" w:color="auto" w:sz="2" w:space="0"/>
-          <w:left w:val="single" w:color="auto" w:sz="2" w:space="0"/>
-          <w:bottom w:val="single" w:color="auto" w:sz="2" w:space="0"/>
-          <w:right w:val="single" w:color="auto" w:sz="2" w:space="0"/>
-          <w:insideH w:val="single" w:color="auto" w:sz="2" w:space="0"/>
-          <w:insideV w:val="single" w:color="auto" w:sz="2" w:space="0"/>
-        </w:tblBorders>
-        <w:tblLayout w:type="fixed"/>
-        <w:tblCellMar>
-          <w:top w:w="0" w:type="dxa"/>
-          <w:left w:w="0" w:type="dxa"/>
-          <w:bottom w:w="0" w:type="dxa"/>
-          <w:right w:w="0" w:type="dxa"/>
-        </w:tblCellMar>
-      </w:tblPr>
-      <w:tblGrid>
-        <w:gridCol w:w="5540"/>
-        <w:gridCol w:w="700"/>
-      </w:tblGrid>
-      <w:tr>
-        <w:tblPrEx>
-          <w:tblBorders>
-            <w:top w:val="single" w:color="auto" w:sz="2" w:space="0"/>
-            <w:left w:val="single" w:color="auto" w:sz="2" w:space="0"/>
-            <w:bottom w:val="single" w:color="auto" w:sz="2" w:space="0"/>
-            <w:right w:val="single" w:color="auto" w:sz="2" w:space="0"/>
-            <w:insideH w:val="single" w:color="auto" w:sz="2" w:space="0"/>
-            <w:insideV w:val="single" w:color="auto" w:sz="2" w:space="0"/>
-          </w:tblBorders>
-          <w:tblCellMar>
-            <w:top w:w="0" w:type="dxa"/>
-            <w:left w:w="0" w:type="dxa"/>
-            <w:bottom w:w="0" w:type="dxa"/>
-            <w:right w:w="0" w:type="dxa"/>
-          </w:tblCellMar>
-        </w:tblPrEx>
-        <w:trPr>
-          <w:trHeight w:val="500" w:hRule="atLeast"/>
-          <w:jc w:val="right"/>
-        </w:trPr>
-        <w:tc>
-          <w:tcPr>
-            <w:tcW w:w="5540" w:type="dxa"/>
-            <w:tcBorders>
-              <w:top w:val="nil"/>
-              <w:left w:val="nil"/>
-              <w:bottom w:val="nil"/>
-              <w:right w:val="nil"/>
-            </w:tcBorders>
-            <w:vAlign w:val="top"/>
-          </w:tcPr>
-          <w:p>
-            <w:pPr>
-              <w:pageBreakBefore w:val="0"/>
-              <w:wordWrap w:val="0"/>
-              <w:spacing w:before="0" w:after="0" w:line="580" w:lineRule="atLeast"/>
-              <w:ind w:left="0" w:right="0"/>
-              <w:jc w:val="both"/>
-              <w:textAlignment w:val="baseline"/>
-              <w:rPr>
-                <w:sz w:val="32"/>
-              </w:rPr>
-            </w:pPr>
-            <w:r>
-              <w:rPr>
-                <w:rFonts w:ascii="仿宋" w:hAnsi="仿宋" w:eastAsia="仿宋" w:cs="仿宋"/>
-                <w:b w:val="0"/>
-                <w:i w:val="0"/>
-                <w:color w:val="000000"/>
-                <w:spacing w:val="0"/>
-                <w:sz w:val="32"/>
-              </w:rPr>
-              <w:t>第一节让人民生活幸福是“国之大者”</w:t>
-            </w:r>
-          </w:p>
-        </w:tc>
-        <w:tc>
-          <w:tcPr>
-            <w:tcW w:w="700" w:type="dxa"/>
-            <w:tcBorders>
-              <w:top w:val="nil"/>
-              <w:left w:val="nil"/>
-              <w:bottom w:val="nil"/>
-              <w:right w:val="nil"/>
-            </w:tcBorders>
-            <w:vAlign w:val="top"/>
-          </w:tcPr>
-          <w:p>
-            <w:pPr>
-              <w:pageBreakBefore w:val="0"/>
-              <w:wordWrap w:val="0"/>
-              <w:spacing w:before="0" w:after="0" w:line="580" w:lineRule="atLeast"/>
-              <w:ind w:left="0" w:right="0"/>
-              <w:jc w:val="right"/>
-              <w:textAlignment w:val="baseline"/>
-              <w:rPr>
-                <w:sz w:val="32"/>
-              </w:rPr>
-            </w:pPr>
-            <w:r>
-              <w:rPr>
-                <w:rFonts w:ascii="仿宋" w:hAnsi="仿宋" w:eastAsia="仿宋" w:cs="仿宋"/>
-                <w:b w:val="0"/>
-                <w:i w:val="0"/>
-                <w:color w:val="000000"/>
-                <w:spacing w:val="0"/>
-                <w:sz w:val="32"/>
-              </w:rPr>
-              <w:t>224</w:t>
-            </w:r>
-          </w:p>
-        </w:tc>
-      </w:tr>
-    </w:tbl>
-    <w:p>
-      <w:pPr>
-        <w:pageBreakBefore w:val="0"/>
-        <w:wordWrap w:val="0"/>
-        <w:spacing w:before="0" w:after="0" w:line="20" w:lineRule="exact"/>
-        <w:ind w:left="0" w:right="0"/>
-        <w:jc w:val="right"/>
-        <w:textAlignment w:val="baseline"/>
-        <w:rPr>
-          <w:sz w:val="2"/>
-        </w:rPr>
-      </w:pPr>
-    </w:p>
-    <w:tbl>
-      <w:tblPr>
-        <w:tblStyle w:val="2"/>
-        <w:tblW w:w="0" w:type="auto"/>
-        <w:jc w:val="right"/>
-        <w:tblBorders>
-          <w:top w:val="single" w:color="auto" w:sz="2" w:space="0"/>
-          <w:left w:val="single" w:color="auto" w:sz="2" w:space="0"/>
-          <w:bottom w:val="single" w:color="auto" w:sz="2" w:space="0"/>
-          <w:right w:val="single" w:color="auto" w:sz="2" w:space="0"/>
-          <w:insideH w:val="single" w:color="auto" w:sz="2" w:space="0"/>
-          <w:insideV w:val="single" w:color="auto" w:sz="2" w:space="0"/>
-        </w:tblBorders>
-        <w:tblLayout w:type="fixed"/>
-        <w:tblCellMar>
-          <w:top w:w="0" w:type="dxa"/>
-          <w:left w:w="0" w:type="dxa"/>
-          <w:bottom w:w="0" w:type="dxa"/>
-          <w:right w:w="0" w:type="dxa"/>
-        </w:tblCellMar>
-      </w:tblPr>
-      <w:tblGrid>
-        <w:gridCol w:w="3620"/>
-        <w:gridCol w:w="700"/>
-      </w:tblGrid>
-      <w:tr>
-        <w:tblPrEx>
-          <w:tblBorders>
-            <w:top w:val="single" w:color="auto" w:sz="2" w:space="0"/>
-            <w:left w:val="single" w:color="auto" w:sz="2" w:space="0"/>
-            <w:bottom w:val="single" w:color="auto" w:sz="2" w:space="0"/>
-            <w:right w:val="single" w:color="auto" w:sz="2" w:space="0"/>
-            <w:insideH w:val="single" w:color="auto" w:sz="2" w:space="0"/>
-            <w:insideV w:val="single" w:color="auto" w:sz="2" w:space="0"/>
-          </w:tblBorders>
-          <w:tblCellMar>
-            <w:top w:w="0" w:type="dxa"/>
-            <w:left w:w="0" w:type="dxa"/>
-            <w:bottom w:w="0" w:type="dxa"/>
-            <w:right w:w="0" w:type="dxa"/>
-          </w:tblCellMar>
-        </w:tblPrEx>
-        <w:trPr>
-          <w:trHeight w:val="400" w:hRule="atLeast"/>
-          <w:jc w:val="right"/>
-        </w:trPr>
-        <w:tc>
-          <w:tcPr>
-            <w:tcW w:w="3620" w:type="dxa"/>
-            <w:tcBorders>
-              <w:top w:val="nil"/>
-              <w:left w:val="nil"/>
-              <w:bottom w:val="nil"/>
-              <w:right w:val="nil"/>
-            </w:tcBorders>
-            <w:vAlign w:val="top"/>
-          </w:tcPr>
-          <w:p>
-            <w:pPr>
-              <w:pageBreakBefore w:val="0"/>
-              <w:wordWrap w:val="0"/>
-              <w:spacing w:before="0" w:after="0" w:line="580" w:lineRule="atLeast"/>
-              <w:ind w:left="0" w:right="0"/>
-              <w:jc w:val="both"/>
-              <w:textAlignment w:val="baseline"/>
-              <w:rPr>
-                <w:sz w:val="32"/>
-              </w:rPr>
-            </w:pPr>
-            <w:r>
-              <w:rPr>
-                <w:rFonts w:ascii="仿宋" w:hAnsi="仿宋" w:eastAsia="仿宋" w:cs="仿宋"/>
-                <w:b w:val="0"/>
-                <w:i w:val="0"/>
-                <w:color w:val="000000"/>
-                <w:spacing w:val="0"/>
-                <w:sz w:val="32"/>
-              </w:rPr>
-              <w:t>一、民生是人民幸福之基</w:t>
-            </w:r>
-          </w:p>
-        </w:tc>
-        <w:tc>
-          <w:tcPr>
-            <w:tcW w:w="700" w:type="dxa"/>
-            <w:tcBorders>
-              <w:top w:val="nil"/>
-              <w:left w:val="nil"/>
-              <w:bottom w:val="nil"/>
-              <w:right w:val="nil"/>
-            </w:tcBorders>
-            <w:vAlign w:val="top"/>
-          </w:tcPr>
-          <w:p>
-            <w:pPr>
-              <w:pageBreakBefore w:val="0"/>
-              <w:wordWrap w:val="0"/>
-              <w:spacing w:before="0" w:after="0" w:line="580" w:lineRule="atLeast"/>
-              <w:ind w:left="0" w:right="0"/>
-              <w:jc w:val="right"/>
-              <w:textAlignment w:val="baseline"/>
-              <w:rPr>
-                <w:sz w:val="32"/>
-              </w:rPr>
-            </w:pPr>
-            <w:r>
-              <w:rPr>
-                <w:rFonts w:ascii="仿宋" w:hAnsi="仿宋" w:eastAsia="仿宋" w:cs="仿宋"/>
-                <w:b w:val="0"/>
-                <w:i w:val="0"/>
-                <w:color w:val="000000"/>
-                <w:spacing w:val="0"/>
-                <w:sz w:val="32"/>
-              </w:rPr>
-              <w:t>225</w:t>
-            </w:r>
-          </w:p>
-        </w:tc>
-      </w:tr>
-    </w:tbl>
-    <w:p>
-      <w:pPr>
-        <w:pageBreakBefore w:val="0"/>
-        <w:wordWrap w:val="0"/>
-        <w:spacing w:before="0" w:after="0" w:line="20" w:lineRule="exact"/>
-        <w:ind w:left="0" w:right="0"/>
-        <w:jc w:val="right"/>
-        <w:textAlignment w:val="baseline"/>
-        <w:rPr>
-          <w:sz w:val="2"/>
-        </w:rPr>
-      </w:pPr>
-    </w:p>
-    <w:tbl>
-      <w:tblPr>
-        <w:tblStyle w:val="2"/>
-        <w:tblW w:w="0" w:type="auto"/>
-        <w:jc w:val="right"/>
-        <w:tblBorders>
-          <w:top w:val="single" w:color="auto" w:sz="2" w:space="0"/>
-          <w:left w:val="single" w:color="auto" w:sz="2" w:space="0"/>
-          <w:bottom w:val="single" w:color="auto" w:sz="2" w:space="0"/>
-          <w:right w:val="single" w:color="auto" w:sz="2" w:space="0"/>
-          <w:insideH w:val="single" w:color="auto" w:sz="2" w:space="0"/>
-          <w:insideV w:val="single" w:color="auto" w:sz="2" w:space="0"/>
-        </w:tblBorders>
-        <w:tblLayout w:type="fixed"/>
-        <w:tblCellMar>
-          <w:top w:w="0" w:type="dxa"/>
-          <w:left w:w="0" w:type="dxa"/>
-          <w:bottom w:w="0" w:type="dxa"/>
-          <w:right w:w="0" w:type="dxa"/>
-        </w:tblCellMar>
-      </w:tblPr>
-      <w:tblGrid>
-        <w:gridCol w:w="9060"/>
-        <w:gridCol w:w="700"/>
-      </w:tblGrid>
-      <w:tr>
-        <w:tblPrEx>
-          <w:tblBorders>
-            <w:top w:val="single" w:color="auto" w:sz="2" w:space="0"/>
-            <w:left w:val="single" w:color="auto" w:sz="2" w:space="0"/>
-            <w:bottom w:val="single" w:color="auto" w:sz="2" w:space="0"/>
-            <w:right w:val="single" w:color="auto" w:sz="2" w:space="0"/>
-            <w:insideH w:val="single" w:color="auto" w:sz="2" w:space="0"/>
-            <w:insideV w:val="single" w:color="auto" w:sz="2" w:space="0"/>
-          </w:tblBorders>
-          <w:tblCellMar>
-            <w:top w:w="0" w:type="dxa"/>
-            <w:left w:w="0" w:type="dxa"/>
-            <w:bottom w:w="0" w:type="dxa"/>
-            <w:right w:w="0" w:type="dxa"/>
-          </w:tblCellMar>
-        </w:tblPrEx>
-        <w:trPr>
-          <w:trHeight w:val="480" w:hRule="atLeast"/>
-          <w:jc w:val="right"/>
-        </w:trPr>
-        <w:tc>
-          <w:tcPr>
-            <w:tcW w:w="9060" w:type="dxa"/>
-            <w:tcBorders>
-              <w:top w:val="nil"/>
-              <w:left w:val="nil"/>
-              <w:bottom w:val="nil"/>
-              <w:right w:val="nil"/>
-            </w:tcBorders>
-            <w:vAlign w:val="top"/>
-          </w:tcPr>
-          <w:p>
-            <w:pPr>
-              <w:pageBreakBefore w:val="0"/>
-              <w:wordWrap w:val="0"/>
-              <w:spacing w:before="0" w:after="0" w:line="580" w:lineRule="atLeast"/>
-              <w:ind w:left="0" w:right="0"/>
-              <w:jc w:val="both"/>
-              <w:textAlignment w:val="baseline"/>
-              <w:rPr>
-                <w:sz w:val="32"/>
-              </w:rPr>
-            </w:pPr>
-            <w:r>
-              <w:rPr>
-                <w:rFonts w:ascii="仿宋" w:hAnsi="仿宋" w:eastAsia="仿宋" w:cs="仿宋"/>
-                <w:b w:val="0"/>
-                <w:i w:val="0"/>
-                <w:color w:val="000000"/>
-                <w:spacing w:val="0"/>
-                <w:sz w:val="32"/>
-              </w:rPr>
-              <w:t>二、人民获得感幸福感安全感更加充实、更有保障、更可持续／</w:t>
-            </w:r>
-          </w:p>
-        </w:tc>
-        <w:tc>
-          <w:tcPr>
-            <w:tcW w:w="700" w:type="dxa"/>
-            <w:tcBorders>
-              <w:top w:val="nil"/>
-              <w:left w:val="nil"/>
-              <w:bottom w:val="nil"/>
-              <w:right w:val="nil"/>
-            </w:tcBorders>
-            <w:vAlign w:val="top"/>
-          </w:tcPr>
-          <w:p>
-            <w:pPr>
-              <w:pageBreakBefore w:val="0"/>
-              <w:wordWrap w:val="0"/>
-              <w:spacing w:before="0" w:after="0" w:line="580" w:lineRule="atLeast"/>
-              <w:ind w:left="0" w:right="0"/>
-              <w:jc w:val="right"/>
-              <w:textAlignment w:val="baseline"/>
-              <w:rPr>
-                <w:sz w:val="32"/>
-              </w:rPr>
-            </w:pPr>
-            <w:r>
-              <w:rPr>
-                <w:rFonts w:ascii="仿宋" w:hAnsi="仿宋" w:eastAsia="仿宋" w:cs="仿宋"/>
-                <w:b w:val="0"/>
-                <w:i w:val="0"/>
-                <w:color w:val="000000"/>
-                <w:spacing w:val="0"/>
-                <w:sz w:val="32"/>
-              </w:rPr>
-              <w:t>226</w:t>
-            </w:r>
-          </w:p>
-        </w:tc>
-      </w:tr>
-    </w:tbl>
-    <w:p>
-      <w:pPr>
-        <w:pageBreakBefore w:val="0"/>
-        <w:wordWrap w:val="0"/>
-        <w:spacing w:before="0" w:after="0" w:line="20" w:lineRule="exact"/>
-        <w:ind w:left="0" w:right="0"/>
-        <w:jc w:val="right"/>
-        <w:textAlignment w:val="baseline"/>
-        <w:rPr>
-          <w:sz w:val="2"/>
-        </w:rPr>
-      </w:pPr>
-    </w:p>
-    <w:tbl>
-      <w:tblPr>
-        <w:tblStyle w:val="2"/>
-        <w:tblW w:w="0" w:type="auto"/>
-        <w:jc w:val="right"/>
-        <w:tblBorders>
-          <w:top w:val="single" w:color="auto" w:sz="2" w:space="0"/>
-          <w:left w:val="single" w:color="auto" w:sz="2" w:space="0"/>
-          <w:bottom w:val="single" w:color="auto" w:sz="2" w:space="0"/>
-          <w:right w:val="single" w:color="auto" w:sz="2" w:space="0"/>
-          <w:insideH w:val="single" w:color="auto" w:sz="2" w:space="0"/>
-          <w:insideV w:val="single" w:color="auto" w:sz="2" w:space="0"/>
-        </w:tblBorders>
-        <w:tblLayout w:type="fixed"/>
-        <w:tblCellMar>
-          <w:top w:w="0" w:type="dxa"/>
-          <w:left w:w="0" w:type="dxa"/>
-          <w:bottom w:w="0" w:type="dxa"/>
-          <w:right w:w="0" w:type="dxa"/>
-        </w:tblCellMar>
-      </w:tblPr>
-      <w:tblGrid>
-        <w:gridCol w:w="4580"/>
-        <w:gridCol w:w="700"/>
-      </w:tblGrid>
-      <w:tr>
-        <w:tblPrEx>
-          <w:tblBorders>
-            <w:top w:val="single" w:color="auto" w:sz="2" w:space="0"/>
-            <w:left w:val="single" w:color="auto" w:sz="2" w:space="0"/>
-            <w:bottom w:val="single" w:color="auto" w:sz="2" w:space="0"/>
-            <w:right w:val="single" w:color="auto" w:sz="2" w:space="0"/>
-            <w:insideH w:val="single" w:color="auto" w:sz="2" w:space="0"/>
-            <w:insideV w:val="single" w:color="auto" w:sz="2" w:space="0"/>
-          </w:tblBorders>
-          <w:tblCellMar>
-            <w:top w:w="0" w:type="dxa"/>
-            <w:left w:w="0" w:type="dxa"/>
-            <w:bottom w:w="0" w:type="dxa"/>
-            <w:right w:w="0" w:type="dxa"/>
-          </w:tblCellMar>
-        </w:tblPrEx>
-        <w:trPr>
-          <w:trHeight w:val="460" w:hRule="atLeast"/>
-          <w:jc w:val="right"/>
-        </w:trPr>
-        <w:tc>
-          <w:tcPr>
-            <w:tcW w:w="4580" w:type="dxa"/>
-            <w:tcBorders>
-              <w:top w:val="nil"/>
-              <w:left w:val="nil"/>
-              <w:bottom w:val="nil"/>
-              <w:right w:val="nil"/>
-            </w:tcBorders>
-            <w:vAlign w:val="top"/>
-          </w:tcPr>
-          <w:p>
-            <w:pPr>
-              <w:pageBreakBefore w:val="0"/>
-              <w:wordWrap w:val="0"/>
-              <w:spacing w:before="0" w:after="0" w:line="580" w:lineRule="atLeast"/>
-              <w:ind w:left="0" w:right="0"/>
-              <w:jc w:val="both"/>
-              <w:textAlignment w:val="baseline"/>
-              <w:rPr>
-                <w:sz w:val="32"/>
-              </w:rPr>
-            </w:pPr>
-            <w:r>
-              <w:rPr>
-                <w:rFonts w:ascii="仿宋" w:hAnsi="仿宋" w:eastAsia="仿宋" w:cs="仿宋"/>
-                <w:b w:val="0"/>
-                <w:i w:val="0"/>
-                <w:color w:val="000000"/>
-                <w:spacing w:val="0"/>
-                <w:sz w:val="32"/>
-              </w:rPr>
-              <w:t>三、坚持在发展中增进民生福祉</w:t>
-            </w:r>
-          </w:p>
-        </w:tc>
-        <w:tc>
-          <w:tcPr>
-            <w:tcW w:w="700" w:type="dxa"/>
-            <w:tcBorders>
-              <w:top w:val="nil"/>
-              <w:left w:val="nil"/>
-              <w:bottom w:val="nil"/>
-              <w:right w:val="nil"/>
-            </w:tcBorders>
-            <w:vAlign w:val="top"/>
-          </w:tcPr>
-          <w:p>
-            <w:pPr>
-              <w:pageBreakBefore w:val="0"/>
-              <w:wordWrap w:val="0"/>
-              <w:spacing w:before="0" w:after="0" w:line="580" w:lineRule="atLeast"/>
-              <w:ind w:left="0" w:right="0"/>
-              <w:jc w:val="right"/>
-              <w:textAlignment w:val="baseline"/>
-              <w:rPr>
-                <w:sz w:val="32"/>
-              </w:rPr>
-            </w:pPr>
-            <w:r>
-              <w:rPr>
-                <w:rFonts w:ascii="仿宋" w:hAnsi="仿宋" w:eastAsia="仿宋" w:cs="仿宋"/>
-                <w:b w:val="0"/>
-                <w:i w:val="0"/>
-                <w:color w:val="000000"/>
-                <w:spacing w:val="0"/>
-                <w:sz w:val="32"/>
-              </w:rPr>
-              <w:t>228</w:t>
-            </w:r>
-          </w:p>
-        </w:tc>
-      </w:tr>
-    </w:tbl>
-    <w:p>
-      <w:pPr>
-        <w:pageBreakBefore w:val="0"/>
-        <w:wordWrap w:val="0"/>
-        <w:spacing w:before="0" w:after="0" w:line="20" w:lineRule="exact"/>
-        <w:ind w:left="0" w:right="0"/>
-        <w:jc w:val="right"/>
-        <w:textAlignment w:val="baseline"/>
-        <w:rPr>
-          <w:sz w:val="2"/>
-        </w:rPr>
-      </w:pPr>
-    </w:p>
-    <w:tbl>
-      <w:tblPr>
-        <w:tblStyle w:val="2"/>
-        <w:tblW w:w="0" w:type="auto"/>
-        <w:jc w:val="right"/>
-        <w:tblBorders>
-          <w:top w:val="single" w:color="auto" w:sz="2" w:space="0"/>
-          <w:left w:val="single" w:color="auto" w:sz="2" w:space="0"/>
-          <w:bottom w:val="single" w:color="auto" w:sz="2" w:space="0"/>
-          <w:right w:val="single" w:color="auto" w:sz="2" w:space="0"/>
-          <w:insideH w:val="single" w:color="auto" w:sz="2" w:space="0"/>
-          <w:insideV w:val="single" w:color="auto" w:sz="2" w:space="0"/>
-        </w:tblBorders>
-        <w:tblLayout w:type="fixed"/>
-        <w:tblCellMar>
-          <w:top w:w="0" w:type="dxa"/>
-          <w:left w:w="0" w:type="dxa"/>
-          <w:bottom w:w="0" w:type="dxa"/>
-          <w:right w:w="0" w:type="dxa"/>
-        </w:tblCellMar>
-      </w:tblPr>
-      <w:tblGrid>
-        <w:gridCol w:w="4580"/>
-        <w:gridCol w:w="700"/>
-      </w:tblGrid>
-      <w:tr>
-        <w:tblPrEx>
-          <w:tblBorders>
-            <w:top w:val="single" w:color="auto" w:sz="2" w:space="0"/>
-            <w:left w:val="single" w:color="auto" w:sz="2" w:space="0"/>
-            <w:bottom w:val="single" w:color="auto" w:sz="2" w:space="0"/>
-            <w:right w:val="single" w:color="auto" w:sz="2" w:space="0"/>
-            <w:insideH w:val="single" w:color="auto" w:sz="2" w:space="0"/>
-            <w:insideV w:val="single" w:color="auto" w:sz="2" w:space="0"/>
-          </w:tblBorders>
-          <w:tblCellMar>
-            <w:top w:w="0" w:type="dxa"/>
-            <w:left w:w="0" w:type="dxa"/>
-            <w:bottom w:w="0" w:type="dxa"/>
-            <w:right w:w="0" w:type="dxa"/>
-          </w:tblCellMar>
-        </w:tblPrEx>
-        <w:trPr>
-          <w:trHeight w:val="480" w:hRule="atLeast"/>
-          <w:jc w:val="right"/>
-        </w:trPr>
-        <w:tc>
-          <w:tcPr>
-            <w:tcW w:w="4580" w:type="dxa"/>
-            <w:tcBorders>
-              <w:top w:val="nil"/>
-              <w:left w:val="nil"/>
-              <w:bottom w:val="nil"/>
-              <w:right w:val="nil"/>
-            </w:tcBorders>
-            <w:vAlign w:val="top"/>
-          </w:tcPr>
-          <w:p>
-            <w:pPr>
-              <w:pageBreakBefore w:val="0"/>
-              <w:wordWrap w:val="0"/>
-              <w:spacing w:before="0" w:after="0" w:line="580" w:lineRule="atLeast"/>
-              <w:ind w:left="0" w:right="0"/>
-              <w:jc w:val="both"/>
-              <w:textAlignment w:val="baseline"/>
-              <w:rPr>
-                <w:sz w:val="32"/>
-              </w:rPr>
-            </w:pPr>
-            <w:r>
-              <w:rPr>
-                <w:rFonts w:ascii="仿宋" w:hAnsi="仿宋" w:eastAsia="仿宋" w:cs="仿宋"/>
-                <w:b w:val="0"/>
-                <w:i w:val="0"/>
-                <w:color w:val="000000"/>
-                <w:spacing w:val="0"/>
-                <w:sz w:val="32"/>
-              </w:rPr>
-              <w:t>第二节不断提高人民生活品质／</w:t>
-            </w:r>
-          </w:p>
-        </w:tc>
-        <w:tc>
-          <w:tcPr>
-            <w:tcW w:w="700" w:type="dxa"/>
-            <w:tcBorders>
-              <w:top w:val="nil"/>
-              <w:left w:val="nil"/>
-              <w:bottom w:val="nil"/>
-              <w:right w:val="nil"/>
-            </w:tcBorders>
-            <w:vAlign w:val="top"/>
-          </w:tcPr>
-          <w:p>
-            <w:pPr>
-              <w:pageBreakBefore w:val="0"/>
-              <w:wordWrap w:val="0"/>
-              <w:spacing w:before="0" w:after="0" w:line="580" w:lineRule="atLeast"/>
-              <w:ind w:left="0" w:right="0"/>
-              <w:jc w:val="right"/>
-              <w:textAlignment w:val="baseline"/>
-              <w:rPr>
-                <w:sz w:val="32"/>
-              </w:rPr>
-            </w:pPr>
-            <w:r>
-              <w:rPr>
-                <w:rFonts w:ascii="仿宋" w:hAnsi="仿宋" w:eastAsia="仿宋" w:cs="仿宋"/>
-                <w:b w:val="0"/>
-                <w:i w:val="0"/>
-                <w:color w:val="000000"/>
-                <w:spacing w:val="0"/>
-                <w:sz w:val="32"/>
-              </w:rPr>
-              <w:t>230</w:t>
-            </w:r>
-          </w:p>
-        </w:tc>
-      </w:tr>
-    </w:tbl>
-    <w:p>
-      <w:pPr>
-        <w:pageBreakBefore w:val="0"/>
-        <w:wordWrap w:val="0"/>
-        <w:spacing w:before="0" w:after="0" w:line="20" w:lineRule="exact"/>
-        <w:ind w:left="0" w:right="0"/>
-        <w:jc w:val="right"/>
-        <w:textAlignment w:val="baseline"/>
-        <w:rPr>
-          <w:sz w:val="2"/>
-        </w:rPr>
-      </w:pPr>
-    </w:p>
-    <w:tbl>
-      <w:tblPr>
-        <w:tblStyle w:val="2"/>
-        <w:tblW w:w="0" w:type="auto"/>
-        <w:jc w:val="right"/>
-        <w:tblBorders>
-          <w:top w:val="single" w:color="auto" w:sz="2" w:space="0"/>
-          <w:left w:val="single" w:color="auto" w:sz="2" w:space="0"/>
-          <w:bottom w:val="single" w:color="auto" w:sz="2" w:space="0"/>
-          <w:right w:val="single" w:color="auto" w:sz="2" w:space="0"/>
-          <w:insideH w:val="single" w:color="auto" w:sz="2" w:space="0"/>
-          <w:insideV w:val="single" w:color="auto" w:sz="2" w:space="0"/>
-        </w:tblBorders>
-        <w:tblLayout w:type="fixed"/>
-        <w:tblCellMar>
-          <w:top w:w="0" w:type="dxa"/>
-          <w:left w:w="0" w:type="dxa"/>
-          <w:bottom w:w="0" w:type="dxa"/>
-          <w:right w:w="0" w:type="dxa"/>
-        </w:tblCellMar>
-      </w:tblPr>
-      <w:tblGrid>
-        <w:gridCol w:w="2660"/>
-        <w:gridCol w:w="700"/>
-      </w:tblGrid>
-      <w:tr>
-        <w:tblPrEx>
-          <w:tblBorders>
-            <w:top w:val="single" w:color="auto" w:sz="2" w:space="0"/>
-            <w:left w:val="single" w:color="auto" w:sz="2" w:space="0"/>
-            <w:bottom w:val="single" w:color="auto" w:sz="2" w:space="0"/>
-            <w:right w:val="single" w:color="auto" w:sz="2" w:space="0"/>
-            <w:insideH w:val="single" w:color="auto" w:sz="2" w:space="0"/>
-            <w:insideV w:val="single" w:color="auto" w:sz="2" w:space="0"/>
-          </w:tblBorders>
-          <w:tblCellMar>
-            <w:top w:w="0" w:type="dxa"/>
-            <w:left w:w="0" w:type="dxa"/>
-            <w:bottom w:w="0" w:type="dxa"/>
-            <w:right w:w="0" w:type="dxa"/>
-          </w:tblCellMar>
-        </w:tblPrEx>
-        <w:trPr>
-          <w:trHeight w:val="400" w:hRule="atLeast"/>
-          <w:jc w:val="right"/>
-        </w:trPr>
-        <w:tc>
-          <w:tcPr>
-            <w:tcW w:w="2660" w:type="dxa"/>
-            <w:tcBorders>
-              <w:top w:val="nil"/>
-              <w:left w:val="nil"/>
-              <w:bottom w:val="nil"/>
-              <w:right w:val="nil"/>
-            </w:tcBorders>
-            <w:vAlign w:val="top"/>
-          </w:tcPr>
-          <w:p>
-            <w:pPr>
-              <w:pageBreakBefore w:val="0"/>
-              <w:wordWrap w:val="0"/>
-              <w:spacing w:before="0" w:after="0" w:line="580" w:lineRule="atLeast"/>
-              <w:ind w:left="0" w:right="0"/>
-              <w:jc w:val="both"/>
-              <w:textAlignment w:val="baseline"/>
-              <w:rPr>
-                <w:sz w:val="32"/>
-              </w:rPr>
-            </w:pPr>
-            <w:r>
-              <w:rPr>
-                <w:rFonts w:ascii="仿宋" w:hAnsi="仿宋" w:eastAsia="仿宋" w:cs="仿宋"/>
-                <w:b w:val="0"/>
-                <w:i w:val="0"/>
-                <w:color w:val="000000"/>
-                <w:spacing w:val="0"/>
-                <w:sz w:val="32"/>
-              </w:rPr>
-              <w:t>一、完善分配制度</w:t>
-            </w:r>
-          </w:p>
-        </w:tc>
-        <w:tc>
-          <w:tcPr>
-            <w:tcW w:w="700" w:type="dxa"/>
-            <w:tcBorders>
-              <w:top w:val="nil"/>
-              <w:left w:val="nil"/>
-              <w:bottom w:val="nil"/>
-              <w:right w:val="nil"/>
-            </w:tcBorders>
-            <w:vAlign w:val="top"/>
-          </w:tcPr>
-          <w:p>
-            <w:pPr>
-              <w:pageBreakBefore w:val="0"/>
-              <w:wordWrap w:val="0"/>
-              <w:spacing w:before="0" w:after="0" w:line="580" w:lineRule="atLeast"/>
-              <w:ind w:left="0" w:right="0"/>
-              <w:jc w:val="right"/>
-              <w:textAlignment w:val="baseline"/>
-              <w:rPr>
-                <w:sz w:val="32"/>
-              </w:rPr>
-            </w:pPr>
-            <w:r>
-              <w:rPr>
-                <w:rFonts w:ascii="仿宋" w:hAnsi="仿宋" w:eastAsia="仿宋" w:cs="仿宋"/>
-                <w:b w:val="0"/>
-                <w:i w:val="0"/>
-                <w:color w:val="000000"/>
-                <w:spacing w:val="0"/>
-                <w:sz w:val="32"/>
-              </w:rPr>
-              <w:t>230</w:t>
-            </w:r>
-          </w:p>
-        </w:tc>
-      </w:tr>
-    </w:tbl>
-    <w:p>
-      <w:pPr>
-        <w:pageBreakBefore w:val="0"/>
-        <w:wordWrap w:val="0"/>
-        <w:spacing w:before="0" w:after="0" w:line="20" w:lineRule="exact"/>
-        <w:ind w:left="0" w:right="0"/>
-        <w:jc w:val="right"/>
-        <w:textAlignment w:val="baseline"/>
-        <w:rPr>
-          <w:sz w:val="2"/>
-        </w:rPr>
-      </w:pPr>
-    </w:p>
-    <w:tbl>
-      <w:tblPr>
-        <w:tblStyle w:val="2"/>
-        <w:tblW w:w="0" w:type="auto"/>
-        <w:jc w:val="right"/>
-        <w:tblBorders>
-          <w:top w:val="single" w:color="auto" w:sz="2" w:space="0"/>
-          <w:left w:val="single" w:color="auto" w:sz="2" w:space="0"/>
-          <w:bottom w:val="single" w:color="auto" w:sz="2" w:space="0"/>
-          <w:right w:val="single" w:color="auto" w:sz="2" w:space="0"/>
-          <w:insideH w:val="single" w:color="auto" w:sz="2" w:space="0"/>
-          <w:insideV w:val="single" w:color="auto" w:sz="2" w:space="0"/>
-        </w:tblBorders>
-        <w:tblLayout w:type="fixed"/>
-        <w:tblCellMar>
-          <w:top w:w="0" w:type="dxa"/>
-          <w:left w:w="0" w:type="dxa"/>
-          <w:bottom w:w="0" w:type="dxa"/>
-          <w:right w:w="0" w:type="dxa"/>
-        </w:tblCellMar>
-      </w:tblPr>
-      <w:tblGrid>
-        <w:gridCol w:w="3300"/>
-        <w:gridCol w:w="700"/>
-      </w:tblGrid>
-      <w:tr>
-        <w:tblPrEx>
-          <w:tblBorders>
-            <w:top w:val="single" w:color="auto" w:sz="2" w:space="0"/>
-            <w:left w:val="single" w:color="auto" w:sz="2" w:space="0"/>
-            <w:bottom w:val="single" w:color="auto" w:sz="2" w:space="0"/>
-            <w:right w:val="single" w:color="auto" w:sz="2" w:space="0"/>
-            <w:insideH w:val="single" w:color="auto" w:sz="2" w:space="0"/>
-            <w:insideV w:val="single" w:color="auto" w:sz="2" w:space="0"/>
-          </w:tblBorders>
-          <w:tblCellMar>
-            <w:top w:w="0" w:type="dxa"/>
-            <w:left w:w="0" w:type="dxa"/>
-            <w:bottom w:w="0" w:type="dxa"/>
-            <w:right w:w="0" w:type="dxa"/>
-          </w:tblCellMar>
-        </w:tblPrEx>
-        <w:trPr>
-          <w:trHeight w:val="460" w:hRule="atLeast"/>
-          <w:jc w:val="right"/>
-        </w:trPr>
-        <w:tc>
-          <w:tcPr>
-            <w:tcW w:w="3300" w:type="dxa"/>
-            <w:tcBorders>
-              <w:top w:val="nil"/>
-              <w:left w:val="nil"/>
-              <w:bottom w:val="nil"/>
-              <w:right w:val="nil"/>
-            </w:tcBorders>
-            <w:vAlign w:val="top"/>
-          </w:tcPr>
-          <w:p>
-            <w:pPr>
-              <w:pageBreakBefore w:val="0"/>
-              <w:wordWrap w:val="0"/>
-              <w:spacing w:before="0" w:after="0" w:line="580" w:lineRule="atLeast"/>
-              <w:ind w:left="0" w:right="0"/>
-              <w:jc w:val="both"/>
-              <w:textAlignment w:val="baseline"/>
-              <w:rPr>
-                <w:sz w:val="32"/>
-              </w:rPr>
-            </w:pPr>
-            <w:r>
-              <w:rPr>
-                <w:rFonts w:ascii="仿宋" w:hAnsi="仿宋" w:eastAsia="仿宋" w:cs="仿宋"/>
-                <w:b w:val="0"/>
-                <w:i w:val="0"/>
-                <w:color w:val="000000"/>
-                <w:spacing w:val="0"/>
-                <w:sz w:val="32"/>
-              </w:rPr>
-              <w:t>二、实施就业优先战略</w:t>
-            </w:r>
-          </w:p>
-        </w:tc>
-        <w:tc>
-          <w:tcPr>
-            <w:tcW w:w="700" w:type="dxa"/>
-            <w:tcBorders>
-              <w:top w:val="nil"/>
-              <w:left w:val="nil"/>
-              <w:bottom w:val="nil"/>
-              <w:right w:val="nil"/>
-            </w:tcBorders>
-            <w:vAlign w:val="top"/>
-          </w:tcPr>
-          <w:p>
-            <w:pPr>
-              <w:pageBreakBefore w:val="0"/>
-              <w:wordWrap w:val="0"/>
-              <w:spacing w:before="0" w:after="0" w:line="580" w:lineRule="atLeast"/>
-              <w:ind w:left="0" w:right="0"/>
-              <w:jc w:val="right"/>
-              <w:textAlignment w:val="baseline"/>
-              <w:rPr>
-                <w:sz w:val="32"/>
-              </w:rPr>
-            </w:pPr>
-            <w:r>
-              <w:rPr>
-                <w:rFonts w:ascii="仿宋" w:hAnsi="仿宋" w:eastAsia="仿宋" w:cs="仿宋"/>
-                <w:b w:val="0"/>
-                <w:i w:val="0"/>
-                <w:color w:val="000000"/>
-                <w:spacing w:val="0"/>
-                <w:sz w:val="32"/>
-              </w:rPr>
-              <w:t>231</w:t>
-            </w:r>
-          </w:p>
-        </w:tc>
-      </w:tr>
-    </w:tbl>
-    <w:p>
-      <w:pPr>
-        <w:pageBreakBefore w:val="0"/>
-        <w:wordWrap w:val="0"/>
-        <w:spacing w:before="0" w:after="0" w:line="20" w:lineRule="exact"/>
-        <w:ind w:left="0" w:right="0"/>
-        <w:jc w:val="right"/>
-        <w:textAlignment w:val="baseline"/>
-        <w:rPr>
-          <w:sz w:val="2"/>
-        </w:rPr>
-      </w:pPr>
-    </w:p>
-    <w:tbl>
-      <w:tblPr>
-        <w:tblStyle w:val="2"/>
-        <w:tblW w:w="0" w:type="auto"/>
-        <w:jc w:val="right"/>
-        <w:tblBorders>
-          <w:top w:val="single" w:color="auto" w:sz="2" w:space="0"/>
-          <w:left w:val="single" w:color="auto" w:sz="2" w:space="0"/>
-          <w:bottom w:val="single" w:color="auto" w:sz="2" w:space="0"/>
-          <w:right w:val="single" w:color="auto" w:sz="2" w:space="0"/>
-          <w:insideH w:val="single" w:color="auto" w:sz="2" w:space="0"/>
-          <w:insideV w:val="single" w:color="auto" w:sz="2" w:space="0"/>
-        </w:tblBorders>
-        <w:tblLayout w:type="fixed"/>
-        <w:tblCellMar>
-          <w:top w:w="0" w:type="dxa"/>
-          <w:left w:w="0" w:type="dxa"/>
-          <w:bottom w:w="0" w:type="dxa"/>
-          <w:right w:w="0" w:type="dxa"/>
-        </w:tblCellMar>
-      </w:tblPr>
-      <w:tblGrid>
-        <w:gridCol w:w="3300"/>
-        <w:gridCol w:w="700"/>
-      </w:tblGrid>
-      <w:tr>
-        <w:tblPrEx>
-          <w:tblBorders>
-            <w:top w:val="single" w:color="auto" w:sz="2" w:space="0"/>
-            <w:left w:val="single" w:color="auto" w:sz="2" w:space="0"/>
-            <w:bottom w:val="single" w:color="auto" w:sz="2" w:space="0"/>
-            <w:right w:val="single" w:color="auto" w:sz="2" w:space="0"/>
-            <w:insideH w:val="single" w:color="auto" w:sz="2" w:space="0"/>
-            <w:insideV w:val="single" w:color="auto" w:sz="2" w:space="0"/>
-          </w:tblBorders>
-          <w:tblCellMar>
-            <w:top w:w="0" w:type="dxa"/>
-            <w:left w:w="0" w:type="dxa"/>
-            <w:bottom w:w="0" w:type="dxa"/>
-            <w:right w:w="0" w:type="dxa"/>
-          </w:tblCellMar>
-        </w:tblPrEx>
-        <w:trPr>
-          <w:trHeight w:val="420" w:hRule="atLeast"/>
-          <w:jc w:val="right"/>
-        </w:trPr>
-        <w:tc>
-          <w:tcPr>
-            <w:tcW w:w="3300" w:type="dxa"/>
-            <w:tcBorders>
-              <w:top w:val="nil"/>
-              <w:left w:val="nil"/>
-              <w:bottom w:val="nil"/>
-              <w:right w:val="nil"/>
-            </w:tcBorders>
-            <w:vAlign w:val="top"/>
-          </w:tcPr>
-          <w:p>
-            <w:pPr>
-              <w:pageBreakBefore w:val="0"/>
-              <w:wordWrap w:val="0"/>
-              <w:spacing w:before="0" w:after="0" w:line="580" w:lineRule="atLeast"/>
-              <w:ind w:left="0" w:right="0"/>
-              <w:jc w:val="both"/>
-              <w:textAlignment w:val="baseline"/>
-              <w:rPr>
-                <w:sz w:val="32"/>
-              </w:rPr>
-            </w:pPr>
-            <w:r>
-              <w:rPr>
-                <w:rFonts w:ascii="仿宋" w:hAnsi="仿宋" w:eastAsia="仿宋" w:cs="仿宋"/>
-                <w:b w:val="0"/>
-                <w:i w:val="0"/>
-                <w:color w:val="000000"/>
-                <w:spacing w:val="0"/>
-                <w:sz w:val="32"/>
-              </w:rPr>
-              <w:t>三、健全社会保障体系</w:t>
-            </w:r>
-          </w:p>
-        </w:tc>
-        <w:tc>
-          <w:tcPr>
-            <w:tcW w:w="700" w:type="dxa"/>
-            <w:tcBorders>
-              <w:top w:val="nil"/>
-              <w:left w:val="nil"/>
-              <w:bottom w:val="nil"/>
-              <w:right w:val="nil"/>
-            </w:tcBorders>
-            <w:vAlign w:val="top"/>
-          </w:tcPr>
-          <w:p>
-            <w:pPr>
-              <w:pageBreakBefore w:val="0"/>
-              <w:wordWrap w:val="0"/>
-              <w:spacing w:before="0" w:after="0" w:line="580" w:lineRule="atLeast"/>
-              <w:ind w:left="0" w:right="0"/>
-              <w:jc w:val="right"/>
-              <w:textAlignment w:val="baseline"/>
-              <w:rPr>
-                <w:sz w:val="32"/>
-              </w:rPr>
-            </w:pPr>
-            <w:r>
-              <w:rPr>
-                <w:rFonts w:ascii="仿宋" w:hAnsi="仿宋" w:eastAsia="仿宋" w:cs="仿宋"/>
-                <w:b w:val="0"/>
-                <w:i w:val="0"/>
-                <w:color w:val="000000"/>
-                <w:spacing w:val="0"/>
-                <w:sz w:val="32"/>
-              </w:rPr>
-              <w:t>232</w:t>
-            </w:r>
-          </w:p>
-        </w:tc>
-      </w:tr>
-    </w:tbl>
-    <w:p>
-      <w:pPr>
-        <w:pageBreakBefore w:val="0"/>
-        <w:wordWrap w:val="0"/>
-        <w:spacing w:before="0" w:after="0" w:line="20" w:lineRule="exact"/>
-        <w:ind w:left="0" w:right="0"/>
-        <w:jc w:val="right"/>
-        <w:textAlignment w:val="baseline"/>
-        <w:rPr>
-          <w:sz w:val="2"/>
-        </w:rPr>
-      </w:pPr>
-    </w:p>
-    <w:tbl>
-      <w:tblPr>
-        <w:tblStyle w:val="2"/>
-        <w:tblW w:w="0" w:type="auto"/>
-        <w:jc w:val="right"/>
-        <w:tblBorders>
-          <w:top w:val="single" w:color="auto" w:sz="2" w:space="0"/>
-          <w:left w:val="single" w:color="auto" w:sz="2" w:space="0"/>
-          <w:bottom w:val="single" w:color="auto" w:sz="2" w:space="0"/>
-          <w:right w:val="single" w:color="auto" w:sz="2" w:space="0"/>
-          <w:insideH w:val="single" w:color="auto" w:sz="2" w:space="0"/>
-          <w:insideV w:val="single" w:color="auto" w:sz="2" w:space="0"/>
-        </w:tblBorders>
-        <w:tblLayout w:type="fixed"/>
-        <w:tblCellMar>
-          <w:top w:w="0" w:type="dxa"/>
-          <w:left w:w="0" w:type="dxa"/>
-          <w:bottom w:w="0" w:type="dxa"/>
-          <w:right w:w="0" w:type="dxa"/>
-        </w:tblCellMar>
-      </w:tblPr>
-      <w:tblGrid>
-        <w:gridCol w:w="3300"/>
-        <w:gridCol w:w="700"/>
-      </w:tblGrid>
-      <w:tr>
-        <w:tblPrEx>
-          <w:tblBorders>
-            <w:top w:val="single" w:color="auto" w:sz="2" w:space="0"/>
-            <w:left w:val="single" w:color="auto" w:sz="2" w:space="0"/>
-            <w:bottom w:val="single" w:color="auto" w:sz="2" w:space="0"/>
-            <w:right w:val="single" w:color="auto" w:sz="2" w:space="0"/>
-            <w:insideH w:val="single" w:color="auto" w:sz="2" w:space="0"/>
-            <w:insideV w:val="single" w:color="auto" w:sz="2" w:space="0"/>
-          </w:tblBorders>
-          <w:tblCellMar>
-            <w:top w:w="0" w:type="dxa"/>
-            <w:left w:w="0" w:type="dxa"/>
-            <w:bottom w:w="0" w:type="dxa"/>
-            <w:right w:w="0" w:type="dxa"/>
-          </w:tblCellMar>
-        </w:tblPrEx>
-        <w:trPr>
-          <w:trHeight w:val="460" w:hRule="atLeast"/>
-          <w:jc w:val="right"/>
-        </w:trPr>
-        <w:tc>
-          <w:tcPr>
-            <w:tcW w:w="3300" w:type="dxa"/>
-            <w:tcBorders>
-              <w:top w:val="nil"/>
-              <w:left w:val="nil"/>
-              <w:bottom w:val="nil"/>
-              <w:right w:val="nil"/>
-            </w:tcBorders>
-            <w:vAlign w:val="top"/>
-          </w:tcPr>
-          <w:p>
-            <w:pPr>
-              <w:pageBreakBefore w:val="0"/>
-              <w:wordWrap w:val="0"/>
-              <w:spacing w:before="0" w:after="0" w:line="580" w:lineRule="atLeast"/>
-              <w:ind w:left="0" w:right="0"/>
-              <w:jc w:val="both"/>
-              <w:textAlignment w:val="baseline"/>
-              <w:rPr>
-                <w:sz w:val="32"/>
-              </w:rPr>
-            </w:pPr>
-            <w:r>
-              <w:rPr>
-                <w:rFonts w:ascii="仿宋" w:hAnsi="仿宋" w:eastAsia="仿宋" w:cs="仿宋"/>
-                <w:b w:val="0"/>
-                <w:i w:val="0"/>
-                <w:color w:val="000000"/>
-                <w:spacing w:val="0"/>
-                <w:sz w:val="32"/>
-              </w:rPr>
-              <w:t>四、推进健康中国建设</w:t>
-            </w:r>
-          </w:p>
-        </w:tc>
-        <w:tc>
-          <w:tcPr>
-            <w:tcW w:w="700" w:type="dxa"/>
-            <w:tcBorders>
-              <w:top w:val="nil"/>
-              <w:left w:val="nil"/>
-              <w:bottom w:val="nil"/>
-              <w:right w:val="nil"/>
-            </w:tcBorders>
-            <w:vAlign w:val="top"/>
-          </w:tcPr>
-          <w:p>
-            <w:pPr>
-              <w:pageBreakBefore w:val="0"/>
-              <w:wordWrap w:val="0"/>
-              <w:spacing w:before="0" w:after="0" w:line="580" w:lineRule="atLeast"/>
-              <w:ind w:left="0" w:right="0"/>
-              <w:jc w:val="right"/>
-              <w:textAlignment w:val="baseline"/>
-              <w:rPr>
-                <w:sz w:val="32"/>
-              </w:rPr>
-            </w:pPr>
-            <w:r>
-              <w:rPr>
-                <w:rFonts w:ascii="仿宋" w:hAnsi="仿宋" w:eastAsia="仿宋" w:cs="仿宋"/>
-                <w:b w:val="0"/>
-                <w:i w:val="0"/>
-                <w:color w:val="000000"/>
-                <w:spacing w:val="0"/>
-                <w:sz w:val="32"/>
-              </w:rPr>
-              <w:t>234</w:t>
-            </w:r>
-          </w:p>
-        </w:tc>
-      </w:tr>
-    </w:tbl>
-    <w:p>
-      <w:pPr>
-        <w:pageBreakBefore w:val="0"/>
-        <w:wordWrap w:val="0"/>
-        <w:spacing w:before="0" w:after="0" w:line="20" w:lineRule="exact"/>
-        <w:ind w:left="0" w:right="0"/>
-        <w:jc w:val="right"/>
-        <w:textAlignment w:val="baseline"/>
-        <w:rPr>
-          <w:sz w:val="2"/>
-        </w:rPr>
-      </w:pPr>
-    </w:p>
-    <w:tbl>
-      <w:tblPr>
-        <w:tblStyle w:val="2"/>
-        <w:tblW w:w="0" w:type="auto"/>
-        <w:jc w:val="right"/>
-        <w:tblBorders>
-          <w:top w:val="single" w:color="auto" w:sz="2" w:space="0"/>
-          <w:left w:val="single" w:color="auto" w:sz="2" w:space="0"/>
-          <w:bottom w:val="single" w:color="auto" w:sz="2" w:space="0"/>
-          <w:right w:val="single" w:color="auto" w:sz="2" w:space="0"/>
-          <w:insideH w:val="single" w:color="auto" w:sz="2" w:space="0"/>
-          <w:insideV w:val="single" w:color="auto" w:sz="2" w:space="0"/>
-        </w:tblBorders>
-        <w:tblLayout w:type="fixed"/>
-        <w:tblCellMar>
-          <w:top w:w="0" w:type="dxa"/>
-          <w:left w:w="0" w:type="dxa"/>
-          <w:bottom w:w="0" w:type="dxa"/>
-          <w:right w:w="0" w:type="dxa"/>
-        </w:tblCellMar>
-      </w:tblPr>
-      <w:tblGrid>
-        <w:gridCol w:w="6820"/>
-        <w:gridCol w:w="700"/>
-      </w:tblGrid>
-      <w:tr>
-        <w:tblPrEx>
-          <w:tblBorders>
-            <w:top w:val="single" w:color="auto" w:sz="2" w:space="0"/>
-            <w:left w:val="single" w:color="auto" w:sz="2" w:space="0"/>
-            <w:bottom w:val="single" w:color="auto" w:sz="2" w:space="0"/>
-            <w:right w:val="single" w:color="auto" w:sz="2" w:space="0"/>
-            <w:insideH w:val="single" w:color="auto" w:sz="2" w:space="0"/>
-            <w:insideV w:val="single" w:color="auto" w:sz="2" w:space="0"/>
-          </w:tblBorders>
-          <w:tblCellMar>
-            <w:top w:w="0" w:type="dxa"/>
-            <w:left w:w="0" w:type="dxa"/>
-            <w:bottom w:w="0" w:type="dxa"/>
-            <w:right w:w="0" w:type="dxa"/>
-          </w:tblCellMar>
-        </w:tblPrEx>
-        <w:trPr>
-          <w:trHeight w:val="480" w:hRule="atLeast"/>
-          <w:jc w:val="right"/>
-        </w:trPr>
-        <w:tc>
-          <w:tcPr>
-            <w:tcW w:w="6820" w:type="dxa"/>
-            <w:tcBorders>
-              <w:top w:val="nil"/>
-              <w:left w:val="nil"/>
-              <w:bottom w:val="nil"/>
-              <w:right w:val="nil"/>
-            </w:tcBorders>
-            <w:vAlign w:val="top"/>
-          </w:tcPr>
-          <w:p>
-            <w:pPr>
-              <w:pageBreakBefore w:val="0"/>
-              <w:wordWrap w:val="0"/>
-              <w:spacing w:before="0" w:after="0" w:line="580" w:lineRule="atLeast"/>
-              <w:ind w:left="0" w:right="0"/>
-              <w:jc w:val="both"/>
-              <w:textAlignment w:val="baseline"/>
-              <w:rPr>
-                <w:sz w:val="32"/>
-              </w:rPr>
-            </w:pPr>
-            <w:r>
-              <w:rPr>
-                <w:rFonts w:ascii="仿宋" w:hAnsi="仿宋" w:eastAsia="仿宋" w:cs="仿宋"/>
-                <w:b w:val="0"/>
-                <w:i w:val="0"/>
-                <w:color w:val="000000"/>
-                <w:spacing w:val="0"/>
-                <w:sz w:val="32"/>
-              </w:rPr>
-              <w:t>第三节在共建共治共享中推进社会治理现代化／</w:t>
-            </w:r>
-          </w:p>
-        </w:tc>
-        <w:tc>
-          <w:tcPr>
-            <w:tcW w:w="700" w:type="dxa"/>
-            <w:tcBorders>
-              <w:top w:val="nil"/>
-              <w:left w:val="nil"/>
-              <w:bottom w:val="nil"/>
-              <w:right w:val="nil"/>
-            </w:tcBorders>
-            <w:vAlign w:val="top"/>
-          </w:tcPr>
-          <w:p>
-            <w:pPr>
-              <w:pageBreakBefore w:val="0"/>
-              <w:wordWrap w:val="0"/>
-              <w:spacing w:before="0" w:after="0" w:line="580" w:lineRule="atLeast"/>
-              <w:ind w:left="0" w:right="0"/>
-              <w:jc w:val="right"/>
-              <w:textAlignment w:val="baseline"/>
-              <w:rPr>
-                <w:sz w:val="32"/>
-              </w:rPr>
-            </w:pPr>
-            <w:r>
-              <w:rPr>
-                <w:rFonts w:ascii="仿宋" w:hAnsi="仿宋" w:eastAsia="仿宋" w:cs="仿宋"/>
-                <w:b w:val="0"/>
-                <w:i w:val="0"/>
-                <w:color w:val="000000"/>
-                <w:spacing w:val="0"/>
-                <w:sz w:val="32"/>
-              </w:rPr>
-              <w:t>235</w:t>
-            </w:r>
-          </w:p>
-        </w:tc>
-      </w:tr>
-    </w:tbl>
-    <w:p>
-      <w:pPr>
-        <w:pageBreakBefore w:val="0"/>
-        <w:wordWrap w:val="0"/>
-        <w:spacing w:before="0" w:after="0" w:line="20" w:lineRule="exact"/>
-        <w:ind w:left="0" w:right="0"/>
-        <w:jc w:val="right"/>
-        <w:textAlignment w:val="baseline"/>
-        <w:rPr>
-          <w:sz w:val="2"/>
-        </w:rPr>
-      </w:pPr>
-    </w:p>
-    <w:tbl>
-      <w:tblPr>
-        <w:tblStyle w:val="2"/>
-        <w:tblW w:w="0" w:type="auto"/>
-        <w:jc w:val="right"/>
-        <w:tblBorders>
-          <w:top w:val="single" w:color="auto" w:sz="2" w:space="0"/>
-          <w:left w:val="single" w:color="auto" w:sz="2" w:space="0"/>
-          <w:bottom w:val="single" w:color="auto" w:sz="2" w:space="0"/>
-          <w:right w:val="single" w:color="auto" w:sz="2" w:space="0"/>
-          <w:insideH w:val="single" w:color="auto" w:sz="2" w:space="0"/>
-          <w:insideV w:val="single" w:color="auto" w:sz="2" w:space="0"/>
-        </w:tblBorders>
-        <w:tblLayout w:type="fixed"/>
-        <w:tblCellMar>
-          <w:top w:w="0" w:type="dxa"/>
-          <w:left w:w="0" w:type="dxa"/>
-          <w:bottom w:w="0" w:type="dxa"/>
-          <w:right w:w="0" w:type="dxa"/>
-        </w:tblCellMar>
-      </w:tblPr>
-      <w:tblGrid>
-        <w:gridCol w:w="3620"/>
-        <w:gridCol w:w="700"/>
-      </w:tblGrid>
-      <w:tr>
-        <w:tblPrEx>
-          <w:tblBorders>
-            <w:top w:val="single" w:color="auto" w:sz="2" w:space="0"/>
-            <w:left w:val="single" w:color="auto" w:sz="2" w:space="0"/>
-            <w:bottom w:val="single" w:color="auto" w:sz="2" w:space="0"/>
-            <w:right w:val="single" w:color="auto" w:sz="2" w:space="0"/>
-            <w:insideH w:val="single" w:color="auto" w:sz="2" w:space="0"/>
-            <w:insideV w:val="single" w:color="auto" w:sz="2" w:space="0"/>
-          </w:tblBorders>
-          <w:tblCellMar>
-            <w:top w:w="0" w:type="dxa"/>
-            <w:left w:w="0" w:type="dxa"/>
-            <w:bottom w:w="0" w:type="dxa"/>
-            <w:right w:w="0" w:type="dxa"/>
-          </w:tblCellMar>
-        </w:tblPrEx>
-        <w:trPr>
-          <w:trHeight w:val="460" w:hRule="atLeast"/>
-          <w:jc w:val="right"/>
-        </w:trPr>
-        <w:tc>
-          <w:tcPr>
-            <w:tcW w:w="3620" w:type="dxa"/>
-            <w:tcBorders>
-              <w:top w:val="nil"/>
-              <w:left w:val="nil"/>
-              <w:bottom w:val="nil"/>
-              <w:right w:val="nil"/>
-            </w:tcBorders>
-            <w:vAlign w:val="top"/>
-          </w:tcPr>
-          <w:p>
-            <w:pPr>
-              <w:pageBreakBefore w:val="0"/>
-              <w:wordWrap w:val="0"/>
-              <w:spacing w:before="0" w:after="0" w:line="580" w:lineRule="atLeast"/>
-              <w:ind w:left="0" w:right="0"/>
-              <w:jc w:val="both"/>
-              <w:textAlignment w:val="baseline"/>
-              <w:rPr>
-                <w:sz w:val="32"/>
-              </w:rPr>
-            </w:pPr>
-            <w:r>
-              <w:rPr>
-                <w:rFonts w:ascii="仿宋" w:hAnsi="仿宋" w:eastAsia="仿宋" w:cs="仿宋"/>
-                <w:b w:val="0"/>
-                <w:i w:val="0"/>
-                <w:color w:val="000000"/>
-                <w:spacing w:val="0"/>
-                <w:sz w:val="32"/>
-              </w:rPr>
-              <w:t>一、加强和创新社会治理</w:t>
-            </w:r>
-          </w:p>
-        </w:tc>
-        <w:tc>
-          <w:tcPr>
-            <w:tcW w:w="700" w:type="dxa"/>
-            <w:tcBorders>
-              <w:top w:val="nil"/>
-              <w:left w:val="nil"/>
-              <w:bottom w:val="nil"/>
-              <w:right w:val="nil"/>
-            </w:tcBorders>
-            <w:vAlign w:val="top"/>
-          </w:tcPr>
-          <w:p>
-            <w:pPr>
-              <w:pageBreakBefore w:val="0"/>
-              <w:wordWrap w:val="0"/>
-              <w:spacing w:before="0" w:after="0" w:line="580" w:lineRule="atLeast"/>
-              <w:ind w:left="0" w:right="0"/>
-              <w:jc w:val="right"/>
-              <w:textAlignment w:val="baseline"/>
-              <w:rPr>
-                <w:sz w:val="32"/>
-              </w:rPr>
-            </w:pPr>
-            <w:r>
-              <w:rPr>
-                <w:rFonts w:ascii="仿宋" w:hAnsi="仿宋" w:eastAsia="仿宋" w:cs="仿宋"/>
-                <w:b w:val="0"/>
-                <w:i w:val="0"/>
-                <w:color w:val="000000"/>
-                <w:spacing w:val="0"/>
-                <w:sz w:val="32"/>
-              </w:rPr>
-              <w:t>235</w:t>
-            </w:r>
-          </w:p>
-        </w:tc>
-      </w:tr>
-    </w:tbl>
-    <w:p>
-      <w:pPr>
-        <w:pageBreakBefore w:val="0"/>
-        <w:wordWrap w:val="0"/>
-        <w:spacing w:before="0" w:after="0" w:line="20" w:lineRule="exact"/>
-        <w:ind w:left="0" w:right="0"/>
-        <w:jc w:val="right"/>
-        <w:textAlignment w:val="baseline"/>
-        <w:rPr>
-          <w:sz w:val="2"/>
-        </w:rPr>
-      </w:pPr>
-    </w:p>
-    <w:tbl>
-      <w:tblPr>
-        <w:tblStyle w:val="2"/>
-        <w:tblW w:w="0" w:type="auto"/>
-        <w:jc w:val="right"/>
-        <w:tblBorders>
-          <w:top w:val="single" w:color="auto" w:sz="2" w:space="0"/>
-          <w:left w:val="single" w:color="auto" w:sz="2" w:space="0"/>
-          <w:bottom w:val="single" w:color="auto" w:sz="2" w:space="0"/>
-          <w:right w:val="single" w:color="auto" w:sz="2" w:space="0"/>
-          <w:insideH w:val="single" w:color="auto" w:sz="2" w:space="0"/>
-          <w:insideV w:val="single" w:color="auto" w:sz="2" w:space="0"/>
-        </w:tblBorders>
-        <w:tblLayout w:type="fixed"/>
-        <w:tblCellMar>
-          <w:top w:w="0" w:type="dxa"/>
-          <w:left w:w="0" w:type="dxa"/>
-          <w:bottom w:w="0" w:type="dxa"/>
-          <w:right w:w="0" w:type="dxa"/>
-        </w:tblCellMar>
-      </w:tblPr>
-      <w:tblGrid>
-        <w:gridCol w:w="3300"/>
-        <w:gridCol w:w="700"/>
-      </w:tblGrid>
-      <w:tr>
-        <w:tblPrEx>
-          <w:tblBorders>
-            <w:top w:val="single" w:color="auto" w:sz="2" w:space="0"/>
-            <w:left w:val="single" w:color="auto" w:sz="2" w:space="0"/>
-            <w:bottom w:val="single" w:color="auto" w:sz="2" w:space="0"/>
-            <w:right w:val="single" w:color="auto" w:sz="2" w:space="0"/>
-            <w:insideH w:val="single" w:color="auto" w:sz="2" w:space="0"/>
-            <w:insideV w:val="single" w:color="auto" w:sz="2" w:space="0"/>
-          </w:tblBorders>
-          <w:tblCellMar>
-            <w:top w:w="0" w:type="dxa"/>
-            <w:left w:w="0" w:type="dxa"/>
-            <w:bottom w:w="0" w:type="dxa"/>
-            <w:right w:w="0" w:type="dxa"/>
-          </w:tblCellMar>
-        </w:tblPrEx>
-        <w:trPr>
-          <w:trHeight w:val="420" w:hRule="atLeast"/>
-          <w:jc w:val="right"/>
-        </w:trPr>
-        <w:tc>
-          <w:tcPr>
-            <w:tcW w:w="3300" w:type="dxa"/>
-            <w:tcBorders>
-              <w:top w:val="nil"/>
-              <w:left w:val="nil"/>
-              <w:bottom w:val="nil"/>
-              <w:right w:val="nil"/>
-            </w:tcBorders>
-            <w:vAlign w:val="top"/>
-          </w:tcPr>
-          <w:p>
-            <w:pPr>
-              <w:pageBreakBefore w:val="0"/>
-              <w:wordWrap w:val="0"/>
-              <w:spacing w:before="0" w:after="0" w:line="580" w:lineRule="atLeast"/>
-              <w:ind w:left="0" w:right="0"/>
-              <w:jc w:val="both"/>
-              <w:textAlignment w:val="baseline"/>
-              <w:rPr>
-                <w:sz w:val="32"/>
-              </w:rPr>
-            </w:pPr>
-            <w:r>
-              <w:rPr>
-                <w:rFonts w:ascii="仿宋" w:hAnsi="仿宋" w:eastAsia="仿宋" w:cs="仿宋"/>
-                <w:b w:val="0"/>
-                <w:i w:val="0"/>
-                <w:color w:val="000000"/>
-                <w:spacing w:val="0"/>
-                <w:sz w:val="32"/>
-              </w:rPr>
-              <w:t>二、完善社会治理体系</w:t>
-            </w:r>
-          </w:p>
-        </w:tc>
-        <w:tc>
-          <w:tcPr>
-            <w:tcW w:w="700" w:type="dxa"/>
-            <w:tcBorders>
-              <w:top w:val="nil"/>
-              <w:left w:val="nil"/>
-              <w:bottom w:val="nil"/>
-              <w:right w:val="nil"/>
-            </w:tcBorders>
-            <w:vAlign w:val="top"/>
-          </w:tcPr>
-          <w:p>
-            <w:pPr>
-              <w:pageBreakBefore w:val="0"/>
-              <w:wordWrap w:val="0"/>
-              <w:spacing w:before="0" w:after="0" w:line="580" w:lineRule="atLeast"/>
-              <w:ind w:left="0" w:right="0"/>
-              <w:jc w:val="right"/>
-              <w:textAlignment w:val="baseline"/>
-              <w:rPr>
-                <w:sz w:val="32"/>
-              </w:rPr>
-            </w:pPr>
-            <w:r>
-              <w:rPr>
-                <w:rFonts w:ascii="仿宋" w:hAnsi="仿宋" w:eastAsia="仿宋" w:cs="仿宋"/>
-                <w:b w:val="0"/>
-                <w:i w:val="0"/>
-                <w:color w:val="000000"/>
-                <w:spacing w:val="0"/>
-                <w:sz w:val="32"/>
-              </w:rPr>
-              <w:t>237</w:t>
-            </w:r>
-          </w:p>
-        </w:tc>
-      </w:tr>
-    </w:tbl>
-    <w:p>
-      <w:pPr>
-        <w:pageBreakBefore w:val="0"/>
-        <w:wordWrap w:val="0"/>
-        <w:spacing w:before="0" w:after="0" w:line="20" w:lineRule="exact"/>
-        <w:ind w:left="0" w:right="0"/>
-        <w:jc w:val="right"/>
-        <w:textAlignment w:val="baseline"/>
-        <w:rPr>
-          <w:sz w:val="2"/>
-        </w:rPr>
-      </w:pPr>
-    </w:p>
-    <w:tbl>
-      <w:tblPr>
-        <w:tblStyle w:val="2"/>
-        <w:tblW w:w="0" w:type="auto"/>
-        <w:jc w:val="right"/>
-        <w:tblBorders>
-          <w:top w:val="single" w:color="auto" w:sz="2" w:space="0"/>
-          <w:left w:val="single" w:color="auto" w:sz="2" w:space="0"/>
-          <w:bottom w:val="single" w:color="auto" w:sz="2" w:space="0"/>
-          <w:right w:val="single" w:color="auto" w:sz="2" w:space="0"/>
-          <w:insideH w:val="single" w:color="auto" w:sz="2" w:space="0"/>
-          <w:insideV w:val="single" w:color="auto" w:sz="2" w:space="0"/>
-        </w:tblBorders>
-        <w:tblLayout w:type="fixed"/>
-        <w:tblCellMar>
-          <w:top w:w="0" w:type="dxa"/>
-          <w:left w:w="0" w:type="dxa"/>
-          <w:bottom w:w="0" w:type="dxa"/>
-          <w:right w:w="0" w:type="dxa"/>
-        </w:tblCellMar>
-      </w:tblPr>
-      <w:tblGrid>
-        <w:gridCol w:w="3300"/>
-        <w:gridCol w:w="700"/>
-      </w:tblGrid>
-      <w:tr>
-        <w:tblPrEx>
-          <w:tblBorders>
-            <w:top w:val="single" w:color="auto" w:sz="2" w:space="0"/>
-            <w:left w:val="single" w:color="auto" w:sz="2" w:space="0"/>
-            <w:bottom w:val="single" w:color="auto" w:sz="2" w:space="0"/>
-            <w:right w:val="single" w:color="auto" w:sz="2" w:space="0"/>
-            <w:insideH w:val="single" w:color="auto" w:sz="2" w:space="0"/>
-            <w:insideV w:val="single" w:color="auto" w:sz="2" w:space="0"/>
-          </w:tblBorders>
-        </w:tblPrEx>
-        <w:trPr>
-          <w:trHeight w:val="460" w:hRule="atLeast"/>
-          <w:jc w:val="right"/>
-        </w:trPr>
-        <w:tc>
-          <w:tcPr>
-            <w:tcW w:w="3300" w:type="dxa"/>
-            <w:tcBorders>
-              <w:top w:val="nil"/>
-              <w:left w:val="nil"/>
-              <w:bottom w:val="nil"/>
-              <w:right w:val="nil"/>
-            </w:tcBorders>
-            <w:vAlign w:val="top"/>
-          </w:tcPr>
-          <w:p>
-            <w:pPr>
-              <w:pageBreakBefore w:val="0"/>
-              <w:wordWrap w:val="0"/>
-              <w:spacing w:before="0" w:after="0" w:line="580" w:lineRule="atLeast"/>
-              <w:ind w:left="0" w:right="0"/>
-              <w:jc w:val="both"/>
-              <w:textAlignment w:val="baseline"/>
-              <w:rPr>
-                <w:sz w:val="32"/>
-              </w:rPr>
-            </w:pPr>
-            <w:r>
-              <w:rPr>
-                <w:rFonts w:ascii="仿宋" w:hAnsi="仿宋" w:eastAsia="仿宋" w:cs="仿宋"/>
-                <w:b w:val="0"/>
-                <w:i w:val="0"/>
-                <w:color w:val="000000"/>
-                <w:spacing w:val="0"/>
-                <w:sz w:val="32"/>
-              </w:rPr>
-              <w:t>三、加强城乡社区治理</w:t>
-            </w:r>
-          </w:p>
-        </w:tc>
-        <w:tc>
-          <w:tcPr>
-            <w:tcW w:w="700" w:type="dxa"/>
-            <w:tcBorders>
-              <w:top w:val="nil"/>
-              <w:left w:val="nil"/>
-              <w:bottom w:val="nil"/>
-              <w:right w:val="nil"/>
-            </w:tcBorders>
-            <w:vAlign w:val="top"/>
-          </w:tcPr>
-          <w:p>
-            <w:pPr>
-              <w:pageBreakBefore w:val="0"/>
-              <w:wordWrap w:val="0"/>
-              <w:spacing w:before="0" w:after="0" w:line="580" w:lineRule="atLeast"/>
-              <w:ind w:left="0" w:right="0"/>
-              <w:jc w:val="right"/>
-              <w:textAlignment w:val="baseline"/>
-              <w:rPr>
-                <w:sz w:val="32"/>
-              </w:rPr>
-            </w:pPr>
-            <w:r>
-              <w:rPr>
-                <w:rFonts w:ascii="仿宋" w:hAnsi="仿宋" w:eastAsia="仿宋" w:cs="仿宋"/>
-                <w:b w:val="0"/>
-                <w:i w:val="0"/>
-                <w:color w:val="000000"/>
-                <w:spacing w:val="0"/>
-                <w:sz w:val="32"/>
-              </w:rPr>
-              <w:t>238</w:t>
-            </w:r>
-          </w:p>
-        </w:tc>
-      </w:tr>
-    </w:tbl>
-    <w:p>
-      <w:pPr>
-        <w:pageBreakBefore w:val="0"/>
-        <w:wordWrap w:val="0"/>
-        <w:spacing w:before="0" w:after="0" w:line="20" w:lineRule="exact"/>
-        <w:ind w:left="0" w:right="0"/>
-        <w:jc w:val="right"/>
-        <w:textAlignment w:val="baseline"/>
-        <w:rPr>
-          <w:sz w:val="2"/>
-        </w:rPr>
-      </w:pPr>
-    </w:p>
-    <w:tbl>
-      <w:tblPr>
-        <w:tblStyle w:val="2"/>
-        <w:tblW w:w="0" w:type="auto"/>
-        <w:jc w:val="right"/>
-        <w:tblBorders>
-          <w:top w:val="single" w:color="auto" w:sz="2" w:space="0"/>
-          <w:left w:val="single" w:color="auto" w:sz="2" w:space="0"/>
-          <w:bottom w:val="single" w:color="auto" w:sz="2" w:space="0"/>
-          <w:right w:val="single" w:color="auto" w:sz="2" w:space="0"/>
-          <w:insideH w:val="single" w:color="auto" w:sz="2" w:space="0"/>
-          <w:insideV w:val="single" w:color="auto" w:sz="2" w:space="0"/>
-        </w:tblBorders>
-        <w:tblLayout w:type="fixed"/>
-        <w:tblCellMar>
-          <w:top w:w="0" w:type="dxa"/>
-          <w:left w:w="0" w:type="dxa"/>
-          <w:bottom w:w="0" w:type="dxa"/>
-          <w:right w:w="0" w:type="dxa"/>
-        </w:tblCellMar>
-      </w:tblPr>
-      <w:tblGrid>
-        <w:gridCol w:w="6260"/>
-        <w:gridCol w:w="900"/>
-      </w:tblGrid>
-      <w:tr>
-        <w:tblPrEx>
-          <w:tblBorders>
-            <w:top w:val="single" w:color="auto" w:sz="2" w:space="0"/>
-            <w:left w:val="single" w:color="auto" w:sz="2" w:space="0"/>
-            <w:bottom w:val="single" w:color="auto" w:sz="2" w:space="0"/>
-            <w:right w:val="single" w:color="auto" w:sz="2" w:space="0"/>
-            <w:insideH w:val="single" w:color="auto" w:sz="2" w:space="0"/>
-            <w:insideV w:val="single" w:color="auto" w:sz="2" w:space="0"/>
-          </w:tblBorders>
-          <w:tblCellMar>
-            <w:top w:w="0" w:type="dxa"/>
-            <w:left w:w="0" w:type="dxa"/>
-            <w:bottom w:w="0" w:type="dxa"/>
-            <w:right w:w="0" w:type="dxa"/>
-          </w:tblCellMar>
-        </w:tblPrEx>
-        <w:trPr>
-          <w:trHeight w:val="520" w:hRule="atLeast"/>
-          <w:jc w:val="right"/>
-        </w:trPr>
-        <w:tc>
-          <w:tcPr>
-            <w:tcW w:w="6260" w:type="dxa"/>
-            <w:tcBorders>
-              <w:top w:val="nil"/>
-              <w:left w:val="nil"/>
-              <w:bottom w:val="nil"/>
-              <w:right w:val="nil"/>
-            </w:tcBorders>
-            <w:vAlign w:val="top"/>
-          </w:tcPr>
-          <w:p>
-            <w:pPr>
-              <w:pageBreakBefore w:val="0"/>
-              <w:wordWrap w:val="0"/>
-              <w:spacing w:before="0" w:after="0" w:line="580" w:lineRule="atLeast"/>
-              <w:ind w:left="0" w:right="0"/>
-              <w:jc w:val="both"/>
-              <w:textAlignment w:val="baseline"/>
-              <w:rPr>
-                <w:sz w:val="44"/>
-              </w:rPr>
-            </w:pPr>
-            <w:r>
-              <w:rPr>
-                <w:rFonts w:ascii="宋体" w:hAnsi="宋体" w:eastAsia="宋体" w:cs="宋体"/>
-                <w:b w:val="0"/>
-                <w:i w:val="0"/>
-                <w:color w:val="BF9C93"/>
-                <w:spacing w:val="0"/>
-                <w:sz w:val="44"/>
-              </w:rPr>
-              <w:t>第十二章建设社会主义生态文明</w:t>
-            </w:r>
-          </w:p>
-        </w:tc>
-        <w:tc>
-          <w:tcPr>
-            <w:tcW w:w="900" w:type="dxa"/>
-            <w:tcBorders>
-              <w:top w:val="nil"/>
-              <w:left w:val="nil"/>
-              <w:bottom w:val="nil"/>
-              <w:right w:val="nil"/>
-            </w:tcBorders>
-            <w:vAlign w:val="top"/>
-          </w:tcPr>
-          <w:p>
-            <w:pPr>
-              <w:pageBreakBefore w:val="0"/>
-              <w:wordWrap w:val="0"/>
-              <w:spacing w:before="0" w:after="0" w:line="580" w:lineRule="atLeast"/>
-              <w:ind w:left="0" w:right="0"/>
-              <w:jc w:val="right"/>
-              <w:textAlignment w:val="baseline"/>
-              <w:rPr>
-                <w:sz w:val="44"/>
-              </w:rPr>
-            </w:pPr>
-            <w:r>
-              <w:rPr>
-                <w:rFonts w:ascii="宋体" w:hAnsi="宋体" w:eastAsia="宋体" w:cs="宋体"/>
-                <w:b w:val="0"/>
-                <w:i w:val="0"/>
-                <w:color w:val="BF9C93"/>
-                <w:spacing w:val="0"/>
-                <w:sz w:val="44"/>
-              </w:rPr>
-              <w:t>241</w:t>
-            </w:r>
-          </w:p>
-        </w:tc>
-      </w:tr>
-    </w:tbl>
-    <w:p>
-      <w:pPr>
-        <w:pageBreakBefore w:val="0"/>
-        <w:wordWrap w:val="0"/>
-        <w:spacing w:before="0" w:after="0" w:line="20" w:lineRule="exact"/>
-        <w:ind w:left="0" w:right="0"/>
-        <w:jc w:val="right"/>
-        <w:textAlignment w:val="baseline"/>
-        <w:rPr>
-          <w:sz w:val="2"/>
-        </w:rPr>
-      </w:pPr>
-    </w:p>
-    <w:tbl>
-      <w:tblPr>
-        <w:tblStyle w:val="2"/>
-        <w:tblW w:w="0" w:type="auto"/>
-        <w:jc w:val="right"/>
-        <w:tblBorders>
-          <w:top w:val="single" w:color="auto" w:sz="2" w:space="0"/>
-          <w:left w:val="single" w:color="auto" w:sz="2" w:space="0"/>
-          <w:bottom w:val="single" w:color="auto" w:sz="2" w:space="0"/>
-          <w:right w:val="single" w:color="auto" w:sz="2" w:space="0"/>
-          <w:insideH w:val="single" w:color="auto" w:sz="2" w:space="0"/>
-          <w:insideV w:val="single" w:color="auto" w:sz="2" w:space="0"/>
-        </w:tblBorders>
-        <w:tblLayout w:type="fixed"/>
-        <w:tblCellMar>
-          <w:top w:w="0" w:type="dxa"/>
-          <w:left w:w="0" w:type="dxa"/>
-          <w:bottom w:w="0" w:type="dxa"/>
-          <w:right w:w="0" w:type="dxa"/>
-        </w:tblCellMar>
-      </w:tblPr>
-      <w:tblGrid>
-        <w:gridCol w:w="4260"/>
-        <w:gridCol w:w="700"/>
-      </w:tblGrid>
-      <w:tr>
-        <w:tblPrEx>
-          <w:tblBorders>
-            <w:top w:val="single" w:color="auto" w:sz="2" w:space="0"/>
-            <w:left w:val="single" w:color="auto" w:sz="2" w:space="0"/>
-            <w:bottom w:val="single" w:color="auto" w:sz="2" w:space="0"/>
-            <w:right w:val="single" w:color="auto" w:sz="2" w:space="0"/>
-            <w:insideH w:val="single" w:color="auto" w:sz="2" w:space="0"/>
-            <w:insideV w:val="single" w:color="auto" w:sz="2" w:space="0"/>
-          </w:tblBorders>
-          <w:tblCellMar>
-            <w:top w:w="0" w:type="dxa"/>
-            <w:left w:w="0" w:type="dxa"/>
-            <w:bottom w:w="0" w:type="dxa"/>
-            <w:right w:w="0" w:type="dxa"/>
-          </w:tblCellMar>
-        </w:tblPrEx>
-        <w:trPr>
-          <w:trHeight w:val="500" w:hRule="atLeast"/>
-          <w:jc w:val="right"/>
-        </w:trPr>
-        <w:tc>
-          <w:tcPr>
-            <w:tcW w:w="4260" w:type="dxa"/>
-            <w:tcBorders>
-              <w:top w:val="nil"/>
-              <w:left w:val="nil"/>
-              <w:bottom w:val="nil"/>
-              <w:right w:val="nil"/>
-            </w:tcBorders>
-            <w:vAlign w:val="top"/>
-          </w:tcPr>
-          <w:p>
-            <w:pPr>
-              <w:pageBreakBefore w:val="0"/>
-              <w:wordWrap w:val="0"/>
-              <w:spacing w:before="0" w:after="0" w:line="580" w:lineRule="atLeast"/>
-              <w:ind w:left="0" w:right="0"/>
-              <w:jc w:val="both"/>
-              <w:textAlignment w:val="baseline"/>
-              <w:rPr>
-                <w:sz w:val="32"/>
-              </w:rPr>
-            </w:pPr>
-            <w:r>
-              <w:rPr>
-                <w:rFonts w:ascii="仿宋" w:hAnsi="仿宋" w:eastAsia="仿宋" w:cs="仿宋"/>
-                <w:b w:val="0"/>
-                <w:i w:val="0"/>
-                <w:color w:val="000000"/>
-                <w:spacing w:val="0"/>
-                <w:sz w:val="32"/>
-              </w:rPr>
-              <w:t>第一节坚持人与自然和谐共生</w:t>
-            </w:r>
-          </w:p>
-        </w:tc>
-        <w:tc>
-          <w:tcPr>
-            <w:tcW w:w="700" w:type="dxa"/>
-            <w:tcBorders>
-              <w:top w:val="nil"/>
-              <w:left w:val="nil"/>
-              <w:bottom w:val="nil"/>
-              <w:right w:val="nil"/>
-            </w:tcBorders>
-            <w:vAlign w:val="top"/>
-          </w:tcPr>
-          <w:p>
-            <w:pPr>
-              <w:pageBreakBefore w:val="0"/>
-              <w:wordWrap w:val="0"/>
-              <w:spacing w:before="0" w:after="0" w:line="580" w:lineRule="atLeast"/>
-              <w:ind w:left="0" w:right="0"/>
-              <w:jc w:val="right"/>
-              <w:textAlignment w:val="baseline"/>
-              <w:rPr>
-                <w:sz w:val="32"/>
-              </w:rPr>
-            </w:pPr>
-            <w:r>
-              <w:rPr>
-                <w:rFonts w:ascii="仿宋" w:hAnsi="仿宋" w:eastAsia="仿宋" w:cs="仿宋"/>
-                <w:b w:val="0"/>
-                <w:i w:val="0"/>
-                <w:color w:val="000000"/>
-                <w:spacing w:val="0"/>
-                <w:sz w:val="32"/>
-              </w:rPr>
-              <w:t>242</w:t>
-            </w:r>
-          </w:p>
-        </w:tc>
-      </w:tr>
-    </w:tbl>
-    <w:p>
-      <w:pPr>
-        <w:pageBreakBefore w:val="0"/>
-        <w:wordWrap w:val="0"/>
-        <w:spacing w:before="0" w:after="0" w:line="20" w:lineRule="exact"/>
-        <w:ind w:left="0" w:right="0"/>
-        <w:jc w:val="right"/>
-        <w:textAlignment w:val="baseline"/>
-        <w:rPr>
-          <w:sz w:val="2"/>
-        </w:rPr>
-      </w:pPr>
-    </w:p>
-    <w:tbl>
-      <w:tblPr>
-        <w:tblStyle w:val="2"/>
-        <w:tblW w:w="0" w:type="auto"/>
-        <w:jc w:val="right"/>
-        <w:tblBorders>
-          <w:top w:val="single" w:color="auto" w:sz="2" w:space="0"/>
-          <w:left w:val="single" w:color="auto" w:sz="2" w:space="0"/>
-          <w:bottom w:val="single" w:color="auto" w:sz="2" w:space="0"/>
-          <w:right w:val="single" w:color="auto" w:sz="2" w:space="0"/>
-          <w:insideH w:val="single" w:color="auto" w:sz="2" w:space="0"/>
-          <w:insideV w:val="single" w:color="auto" w:sz="2" w:space="0"/>
-        </w:tblBorders>
-        <w:tblLayout w:type="fixed"/>
-        <w:tblCellMar>
-          <w:top w:w="0" w:type="dxa"/>
-          <w:left w:w="0" w:type="dxa"/>
-          <w:bottom w:w="0" w:type="dxa"/>
-          <w:right w:w="0" w:type="dxa"/>
-        </w:tblCellMar>
-      </w:tblPr>
-      <w:tblGrid>
-        <w:gridCol w:w="2980"/>
-        <w:gridCol w:w="700"/>
-      </w:tblGrid>
-      <w:tr>
-        <w:tblPrEx>
-          <w:tblBorders>
-            <w:top w:val="single" w:color="auto" w:sz="2" w:space="0"/>
-            <w:left w:val="single" w:color="auto" w:sz="2" w:space="0"/>
-            <w:bottom w:val="single" w:color="auto" w:sz="2" w:space="0"/>
-            <w:right w:val="single" w:color="auto" w:sz="2" w:space="0"/>
-            <w:insideH w:val="single" w:color="auto" w:sz="2" w:space="0"/>
-            <w:insideV w:val="single" w:color="auto" w:sz="2" w:space="0"/>
-          </w:tblBorders>
-          <w:tblCellMar>
-            <w:top w:w="0" w:type="dxa"/>
-            <w:left w:w="0" w:type="dxa"/>
-            <w:bottom w:w="0" w:type="dxa"/>
-            <w:right w:w="0" w:type="dxa"/>
-          </w:tblCellMar>
-        </w:tblPrEx>
-        <w:trPr>
-          <w:trHeight w:val="400" w:hRule="atLeast"/>
-          <w:jc w:val="right"/>
-        </w:trPr>
-        <w:tc>
-          <w:tcPr>
-            <w:tcW w:w="2980" w:type="dxa"/>
-            <w:tcBorders>
-              <w:top w:val="nil"/>
-              <w:left w:val="nil"/>
-              <w:bottom w:val="nil"/>
-              <w:right w:val="nil"/>
-            </w:tcBorders>
-            <w:vAlign w:val="top"/>
-          </w:tcPr>
-          <w:p>
-            <w:pPr>
-              <w:pageBreakBefore w:val="0"/>
-              <w:wordWrap w:val="0"/>
-              <w:spacing w:before="0" w:after="0" w:line="580" w:lineRule="atLeast"/>
-              <w:ind w:left="0" w:right="0"/>
-              <w:jc w:val="both"/>
-              <w:textAlignment w:val="baseline"/>
-              <w:rPr>
-                <w:sz w:val="32"/>
-              </w:rPr>
-            </w:pPr>
-            <w:r>
-              <w:rPr>
-                <w:rFonts w:ascii="仿宋" w:hAnsi="仿宋" w:eastAsia="仿宋" w:cs="仿宋"/>
-                <w:b w:val="0"/>
-                <w:i w:val="0"/>
-                <w:color w:val="000000"/>
-                <w:spacing w:val="0"/>
-                <w:sz w:val="32"/>
-              </w:rPr>
-              <w:t>一、生态兴则文明兴</w:t>
-            </w:r>
-          </w:p>
-        </w:tc>
-        <w:tc>
-          <w:tcPr>
-            <w:tcW w:w="700" w:type="dxa"/>
-            <w:tcBorders>
-              <w:top w:val="nil"/>
-              <w:left w:val="nil"/>
-              <w:bottom w:val="nil"/>
-              <w:right w:val="nil"/>
-            </w:tcBorders>
-            <w:vAlign w:val="top"/>
-          </w:tcPr>
-          <w:p>
-            <w:pPr>
-              <w:pageBreakBefore w:val="0"/>
-              <w:wordWrap w:val="0"/>
-              <w:spacing w:before="0" w:after="0" w:line="580" w:lineRule="atLeast"/>
-              <w:ind w:left="0" w:right="0"/>
-              <w:jc w:val="right"/>
-              <w:textAlignment w:val="baseline"/>
-              <w:rPr>
-                <w:sz w:val="32"/>
-              </w:rPr>
-            </w:pPr>
-            <w:r>
-              <w:rPr>
-                <w:rFonts w:ascii="仿宋" w:hAnsi="仿宋" w:eastAsia="仿宋" w:cs="仿宋"/>
-                <w:b w:val="0"/>
-                <w:i w:val="0"/>
-                <w:color w:val="000000"/>
-                <w:spacing w:val="0"/>
-                <w:sz w:val="32"/>
-              </w:rPr>
-              <w:t>242</w:t>
-            </w:r>
-          </w:p>
-        </w:tc>
-      </w:tr>
-    </w:tbl>
-    <w:p>
-      <w:pPr>
-        <w:pageBreakBefore w:val="0"/>
-        <w:wordWrap w:val="0"/>
-        <w:spacing w:before="0" w:after="0" w:line="20" w:lineRule="exact"/>
-        <w:ind w:left="0" w:right="0"/>
-        <w:jc w:val="right"/>
-        <w:textAlignment w:val="baseline"/>
-        <w:rPr>
-          <w:sz w:val="2"/>
-        </w:rPr>
-      </w:pPr>
-    </w:p>
-    <w:tbl>
-      <w:tblPr>
-        <w:tblStyle w:val="2"/>
-        <w:tblW w:w="0" w:type="auto"/>
-        <w:jc w:val="right"/>
-        <w:tblBorders>
-          <w:top w:val="single" w:color="auto" w:sz="2" w:space="0"/>
-          <w:left w:val="single" w:color="auto" w:sz="2" w:space="0"/>
-          <w:bottom w:val="single" w:color="auto" w:sz="2" w:space="0"/>
-          <w:right w:val="single" w:color="auto" w:sz="2" w:space="0"/>
-          <w:insideH w:val="single" w:color="auto" w:sz="2" w:space="0"/>
-          <w:insideV w:val="single" w:color="auto" w:sz="2" w:space="0"/>
-        </w:tblBorders>
-        <w:tblLayout w:type="fixed"/>
-        <w:tblCellMar>
-          <w:top w:w="0" w:type="dxa"/>
-          <w:left w:w="0" w:type="dxa"/>
-          <w:bottom w:w="0" w:type="dxa"/>
-          <w:right w:w="0" w:type="dxa"/>
-        </w:tblCellMar>
-      </w:tblPr>
-      <w:tblGrid>
-        <w:gridCol w:w="3940"/>
-        <w:gridCol w:w="700"/>
-      </w:tblGrid>
-      <w:tr>
-        <w:tblPrEx>
-          <w:tblBorders>
-            <w:top w:val="single" w:color="auto" w:sz="2" w:space="0"/>
-            <w:left w:val="single" w:color="auto" w:sz="2" w:space="0"/>
-            <w:bottom w:val="single" w:color="auto" w:sz="2" w:space="0"/>
-            <w:right w:val="single" w:color="auto" w:sz="2" w:space="0"/>
-            <w:insideH w:val="single" w:color="auto" w:sz="2" w:space="0"/>
-            <w:insideV w:val="single" w:color="auto" w:sz="2" w:space="0"/>
-          </w:tblBorders>
-          <w:tblCellMar>
-            <w:top w:w="0" w:type="dxa"/>
-            <w:left w:w="0" w:type="dxa"/>
-            <w:bottom w:w="0" w:type="dxa"/>
-            <w:right w:w="0" w:type="dxa"/>
-          </w:tblCellMar>
-        </w:tblPrEx>
-        <w:trPr>
-          <w:trHeight w:val="460" w:hRule="atLeast"/>
-          <w:jc w:val="right"/>
-        </w:trPr>
-        <w:tc>
-          <w:tcPr>
-            <w:tcW w:w="3940" w:type="dxa"/>
-            <w:tcBorders>
-              <w:top w:val="nil"/>
-              <w:left w:val="nil"/>
-              <w:bottom w:val="nil"/>
-              <w:right w:val="nil"/>
-            </w:tcBorders>
-            <w:vAlign w:val="top"/>
-          </w:tcPr>
-          <w:p>
-            <w:pPr>
-              <w:pageBreakBefore w:val="0"/>
-              <w:wordWrap w:val="0"/>
-              <w:spacing w:before="0" w:after="0" w:line="580" w:lineRule="atLeast"/>
-              <w:ind w:left="0" w:right="0"/>
-              <w:jc w:val="both"/>
-              <w:textAlignment w:val="baseline"/>
-              <w:rPr>
-                <w:sz w:val="32"/>
-              </w:rPr>
-            </w:pPr>
-            <w:r>
-              <w:rPr>
-                <w:rFonts w:ascii="仿宋" w:hAnsi="仿宋" w:eastAsia="仿宋" w:cs="仿宋"/>
-                <w:b w:val="0"/>
-                <w:i w:val="0"/>
-                <w:color w:val="000000"/>
-                <w:spacing w:val="0"/>
-                <w:sz w:val="32"/>
-              </w:rPr>
-              <w:t>二、绿水青山就是金山银山</w:t>
-            </w:r>
-          </w:p>
-        </w:tc>
-        <w:tc>
-          <w:tcPr>
-            <w:tcW w:w="700" w:type="dxa"/>
-            <w:tcBorders>
-              <w:top w:val="nil"/>
-              <w:left w:val="nil"/>
-              <w:bottom w:val="nil"/>
-              <w:right w:val="nil"/>
-            </w:tcBorders>
-            <w:vAlign w:val="top"/>
-          </w:tcPr>
-          <w:p>
-            <w:pPr>
-              <w:pageBreakBefore w:val="0"/>
-              <w:wordWrap w:val="0"/>
-              <w:spacing w:before="0" w:after="0" w:line="580" w:lineRule="atLeast"/>
-              <w:ind w:left="0" w:right="0"/>
-              <w:jc w:val="right"/>
-              <w:textAlignment w:val="baseline"/>
-              <w:rPr>
-                <w:sz w:val="32"/>
-              </w:rPr>
-            </w:pPr>
-            <w:r>
-              <w:rPr>
-                <w:rFonts w:ascii="仿宋" w:hAnsi="仿宋" w:eastAsia="仿宋" w:cs="仿宋"/>
-                <w:b w:val="0"/>
-                <w:i w:val="0"/>
-                <w:color w:val="000000"/>
-                <w:spacing w:val="0"/>
-                <w:sz w:val="32"/>
-              </w:rPr>
-              <w:t>244</w:t>
-            </w:r>
-          </w:p>
-        </w:tc>
-      </w:tr>
-    </w:tbl>
-    <w:p>
-      <w:pPr>
-        <w:pageBreakBefore w:val="0"/>
-        <w:wordWrap w:val="0"/>
-        <w:spacing w:before="0" w:after="0" w:line="20" w:lineRule="exact"/>
-        <w:ind w:left="0" w:right="0"/>
-        <w:jc w:val="right"/>
-        <w:textAlignment w:val="baseline"/>
-        <w:rPr>
-          <w:sz w:val="2"/>
-        </w:rPr>
-      </w:pPr>
-    </w:p>
-    <w:tbl>
-      <w:tblPr>
-        <w:tblStyle w:val="2"/>
-        <w:tblW w:w="0" w:type="auto"/>
-        <w:jc w:val="right"/>
-        <w:tblBorders>
-          <w:top w:val="single" w:color="auto" w:sz="2" w:space="0"/>
-          <w:left w:val="single" w:color="auto" w:sz="2" w:space="0"/>
-          <w:bottom w:val="single" w:color="auto" w:sz="2" w:space="0"/>
-          <w:right w:val="single" w:color="auto" w:sz="2" w:space="0"/>
-          <w:insideH w:val="single" w:color="auto" w:sz="2" w:space="0"/>
-          <w:insideV w:val="single" w:color="auto" w:sz="2" w:space="0"/>
-        </w:tblBorders>
-        <w:tblLayout w:type="fixed"/>
-        <w:tblCellMar>
-          <w:top w:w="0" w:type="dxa"/>
-          <w:left w:w="0" w:type="dxa"/>
-          <w:bottom w:w="0" w:type="dxa"/>
-          <w:right w:w="0" w:type="dxa"/>
-        </w:tblCellMar>
-      </w:tblPr>
-      <w:tblGrid>
-        <w:gridCol w:w="6500"/>
-        <w:gridCol w:w="700"/>
-      </w:tblGrid>
-      <w:tr>
-        <w:tblPrEx>
-          <w:tblBorders>
-            <w:top w:val="single" w:color="auto" w:sz="2" w:space="0"/>
-            <w:left w:val="single" w:color="auto" w:sz="2" w:space="0"/>
-            <w:bottom w:val="single" w:color="auto" w:sz="2" w:space="0"/>
-            <w:right w:val="single" w:color="auto" w:sz="2" w:space="0"/>
-            <w:insideH w:val="single" w:color="auto" w:sz="2" w:space="0"/>
-            <w:insideV w:val="single" w:color="auto" w:sz="2" w:space="0"/>
-          </w:tblBorders>
-          <w:tblCellMar>
-            <w:top w:w="0" w:type="dxa"/>
-            <w:left w:w="0" w:type="dxa"/>
-            <w:bottom w:w="0" w:type="dxa"/>
-            <w:right w:w="0" w:type="dxa"/>
-          </w:tblCellMar>
-        </w:tblPrEx>
-        <w:trPr>
-          <w:trHeight w:val="440" w:hRule="atLeast"/>
-          <w:jc w:val="right"/>
-        </w:trPr>
-        <w:tc>
-          <w:tcPr>
-            <w:tcW w:w="6500" w:type="dxa"/>
-            <w:tcBorders>
-              <w:top w:val="nil"/>
-              <w:left w:val="nil"/>
-              <w:bottom w:val="nil"/>
-              <w:right w:val="nil"/>
-            </w:tcBorders>
-            <w:vAlign w:val="top"/>
-          </w:tcPr>
-          <w:p>
-            <w:pPr>
-              <w:pageBreakBefore w:val="0"/>
-              <w:wordWrap w:val="0"/>
-              <w:spacing w:before="0" w:after="0" w:line="580" w:lineRule="atLeast"/>
-              <w:ind w:left="0" w:right="0"/>
-              <w:jc w:val="both"/>
-              <w:textAlignment w:val="baseline"/>
-              <w:rPr>
-                <w:sz w:val="32"/>
-              </w:rPr>
-            </w:pPr>
-            <w:r>
-              <w:rPr>
-                <w:rFonts w:ascii="仿宋" w:hAnsi="仿宋" w:eastAsia="仿宋" w:cs="仿宋"/>
-                <w:b w:val="0"/>
-                <w:i w:val="0"/>
-                <w:color w:val="000000"/>
-                <w:spacing w:val="0"/>
-                <w:sz w:val="32"/>
-              </w:rPr>
-              <w:t>三、把生态文明建设摆在全局工作的突出位置</w:t>
-            </w:r>
-          </w:p>
-        </w:tc>
-        <w:tc>
-          <w:tcPr>
-            <w:tcW w:w="700" w:type="dxa"/>
-            <w:tcBorders>
-              <w:top w:val="nil"/>
-              <w:left w:val="nil"/>
-              <w:bottom w:val="nil"/>
-              <w:right w:val="nil"/>
-            </w:tcBorders>
-            <w:vAlign w:val="top"/>
-          </w:tcPr>
-          <w:p>
-            <w:pPr>
-              <w:pageBreakBefore w:val="0"/>
-              <w:wordWrap w:val="0"/>
-              <w:spacing w:before="0" w:after="0" w:line="580" w:lineRule="atLeast"/>
-              <w:ind w:left="0" w:right="0"/>
-              <w:jc w:val="right"/>
-              <w:textAlignment w:val="baseline"/>
-              <w:rPr>
-                <w:sz w:val="32"/>
-              </w:rPr>
-            </w:pPr>
-            <w:r>
-              <w:rPr>
-                <w:rFonts w:ascii="仿宋" w:hAnsi="仿宋" w:eastAsia="仿宋" w:cs="仿宋"/>
-                <w:b w:val="0"/>
-                <w:i w:val="0"/>
-                <w:color w:val="000000"/>
-                <w:spacing w:val="0"/>
-                <w:sz w:val="32"/>
-              </w:rPr>
-              <w:t>246</w:t>
-            </w:r>
-          </w:p>
-        </w:tc>
-      </w:tr>
-    </w:tbl>
-    <w:p>
-      <w:pPr>
-        <w:pageBreakBefore w:val="0"/>
-        <w:wordWrap w:val="0"/>
-        <w:spacing w:before="0" w:after="0" w:line="20" w:lineRule="exact"/>
-        <w:ind w:left="0" w:right="0"/>
-        <w:jc w:val="right"/>
-        <w:textAlignment w:val="baseline"/>
-        <w:rPr>
-          <w:sz w:val="2"/>
-        </w:rPr>
-      </w:pPr>
-    </w:p>
-    <w:tbl>
-      <w:tblPr>
-        <w:tblStyle w:val="2"/>
-        <w:tblW w:w="0" w:type="auto"/>
-        <w:jc w:val="right"/>
-        <w:tblBorders>
-          <w:top w:val="single" w:color="auto" w:sz="2" w:space="0"/>
-          <w:left w:val="single" w:color="auto" w:sz="2" w:space="0"/>
-          <w:bottom w:val="single" w:color="auto" w:sz="2" w:space="0"/>
-          <w:right w:val="single" w:color="auto" w:sz="2" w:space="0"/>
-          <w:insideH w:val="single" w:color="auto" w:sz="2" w:space="0"/>
-          <w:insideV w:val="single" w:color="auto" w:sz="2" w:space="0"/>
-        </w:tblBorders>
-        <w:tblLayout w:type="fixed"/>
-        <w:tblCellMar>
-          <w:top w:w="0" w:type="dxa"/>
-          <w:left w:w="0" w:type="dxa"/>
-          <w:bottom w:w="0" w:type="dxa"/>
-          <w:right w:w="0" w:type="dxa"/>
-        </w:tblCellMar>
-      </w:tblPr>
-      <w:tblGrid>
-        <w:gridCol w:w="3300"/>
-        <w:gridCol w:w="700"/>
-      </w:tblGrid>
-      <w:tr>
-        <w:tblPrEx>
-          <w:tblBorders>
-            <w:top w:val="single" w:color="auto" w:sz="2" w:space="0"/>
-            <w:left w:val="single" w:color="auto" w:sz="2" w:space="0"/>
-            <w:bottom w:val="single" w:color="auto" w:sz="2" w:space="0"/>
-            <w:right w:val="single" w:color="auto" w:sz="2" w:space="0"/>
-            <w:insideH w:val="single" w:color="auto" w:sz="2" w:space="0"/>
-            <w:insideV w:val="single" w:color="auto" w:sz="2" w:space="0"/>
-          </w:tblBorders>
-          <w:tblCellMar>
-            <w:top w:w="0" w:type="dxa"/>
-            <w:left w:w="0" w:type="dxa"/>
-            <w:bottom w:w="0" w:type="dxa"/>
-            <w:right w:w="0" w:type="dxa"/>
-          </w:tblCellMar>
-        </w:tblPrEx>
-        <w:trPr>
-          <w:trHeight w:val="480" w:hRule="atLeast"/>
-          <w:jc w:val="right"/>
-        </w:trPr>
-        <w:tc>
-          <w:tcPr>
-            <w:tcW w:w="3300" w:type="dxa"/>
-            <w:tcBorders>
-              <w:top w:val="nil"/>
-              <w:left w:val="nil"/>
-              <w:bottom w:val="nil"/>
-              <w:right w:val="nil"/>
-            </w:tcBorders>
-            <w:vAlign w:val="top"/>
-          </w:tcPr>
-          <w:p>
-            <w:pPr>
-              <w:pageBreakBefore w:val="0"/>
-              <w:wordWrap w:val="0"/>
-              <w:spacing w:before="0" w:after="0" w:line="580" w:lineRule="atLeast"/>
-              <w:ind w:left="0" w:right="0"/>
-              <w:jc w:val="both"/>
-              <w:textAlignment w:val="baseline"/>
-              <w:rPr>
-                <w:sz w:val="32"/>
-              </w:rPr>
-            </w:pPr>
-            <w:r>
-              <w:rPr>
-                <w:rFonts w:ascii="仿宋" w:hAnsi="仿宋" w:eastAsia="仿宋" w:cs="仿宋"/>
-                <w:b w:val="0"/>
-                <w:i w:val="0"/>
-                <w:color w:val="000000"/>
-                <w:spacing w:val="0"/>
-                <w:sz w:val="32"/>
-              </w:rPr>
-              <w:t>第二节建设美丽中国／</w:t>
-            </w:r>
-          </w:p>
-        </w:tc>
-        <w:tc>
-          <w:tcPr>
-            <w:tcW w:w="700" w:type="dxa"/>
-            <w:tcBorders>
-              <w:top w:val="nil"/>
-              <w:left w:val="nil"/>
-              <w:bottom w:val="nil"/>
-              <w:right w:val="nil"/>
-            </w:tcBorders>
-            <w:vAlign w:val="top"/>
-          </w:tcPr>
-          <w:p>
-            <w:pPr>
-              <w:pageBreakBefore w:val="0"/>
-              <w:wordWrap w:val="0"/>
-              <w:spacing w:before="0" w:after="0" w:line="580" w:lineRule="atLeast"/>
-              <w:ind w:left="0" w:right="0"/>
-              <w:jc w:val="right"/>
-              <w:textAlignment w:val="baseline"/>
-              <w:rPr>
-                <w:sz w:val="32"/>
-              </w:rPr>
-            </w:pPr>
-            <w:r>
-              <w:rPr>
-                <w:rFonts w:ascii="仿宋" w:hAnsi="仿宋" w:eastAsia="仿宋" w:cs="仿宋"/>
-                <w:b w:val="0"/>
-                <w:i w:val="0"/>
-                <w:color w:val="000000"/>
-                <w:spacing w:val="0"/>
-                <w:sz w:val="32"/>
-              </w:rPr>
-              <w:t>248</w:t>
-            </w:r>
-          </w:p>
-        </w:tc>
-      </w:tr>
-    </w:tbl>
-    <w:p>
-      <w:pPr>
-        <w:pageBreakBefore w:val="0"/>
-        <w:wordWrap w:val="0"/>
-        <w:spacing w:before="0" w:after="0" w:line="20" w:lineRule="exact"/>
-        <w:ind w:left="0" w:right="0"/>
-        <w:jc w:val="right"/>
-        <w:textAlignment w:val="baseline"/>
-        <w:rPr>
-          <w:sz w:val="2"/>
-        </w:rPr>
-      </w:pPr>
-    </w:p>
-    <w:tbl>
-      <w:tblPr>
-        <w:tblStyle w:val="2"/>
-        <w:tblW w:w="0" w:type="auto"/>
-        <w:jc w:val="right"/>
-        <w:tblBorders>
-          <w:top w:val="single" w:color="auto" w:sz="2" w:space="0"/>
-          <w:left w:val="single" w:color="auto" w:sz="2" w:space="0"/>
-          <w:bottom w:val="single" w:color="auto" w:sz="2" w:space="0"/>
-          <w:right w:val="single" w:color="auto" w:sz="2" w:space="0"/>
-          <w:insideH w:val="single" w:color="auto" w:sz="2" w:space="0"/>
-          <w:insideV w:val="single" w:color="auto" w:sz="2" w:space="0"/>
-        </w:tblBorders>
-        <w:tblLayout w:type="fixed"/>
-        <w:tblCellMar>
-          <w:top w:w="0" w:type="dxa"/>
-          <w:left w:w="0" w:type="dxa"/>
-          <w:bottom w:w="0" w:type="dxa"/>
-          <w:right w:w="0" w:type="dxa"/>
-        </w:tblCellMar>
-      </w:tblPr>
-      <w:tblGrid>
-        <w:gridCol w:w="5540"/>
-        <w:gridCol w:w="700"/>
-      </w:tblGrid>
-      <w:tr>
-        <w:tblPrEx>
-          <w:tblBorders>
-            <w:top w:val="single" w:color="auto" w:sz="2" w:space="0"/>
-            <w:left w:val="single" w:color="auto" w:sz="2" w:space="0"/>
-            <w:bottom w:val="single" w:color="auto" w:sz="2" w:space="0"/>
-            <w:right w:val="single" w:color="auto" w:sz="2" w:space="0"/>
-            <w:insideH w:val="single" w:color="auto" w:sz="2" w:space="0"/>
-            <w:insideV w:val="single" w:color="auto" w:sz="2" w:space="0"/>
-          </w:tblBorders>
-          <w:tblCellMar>
-            <w:top w:w="0" w:type="dxa"/>
-            <w:left w:w="0" w:type="dxa"/>
-            <w:bottom w:w="0" w:type="dxa"/>
-            <w:right w:w="0" w:type="dxa"/>
-          </w:tblCellMar>
-        </w:tblPrEx>
-        <w:trPr>
-          <w:trHeight w:val="460" w:hRule="atLeast"/>
-          <w:jc w:val="right"/>
-        </w:trPr>
-        <w:tc>
-          <w:tcPr>
-            <w:tcW w:w="5540" w:type="dxa"/>
-            <w:tcBorders>
-              <w:top w:val="nil"/>
-              <w:left w:val="nil"/>
-              <w:bottom w:val="nil"/>
-              <w:right w:val="nil"/>
-            </w:tcBorders>
-            <w:vAlign w:val="top"/>
-          </w:tcPr>
-          <w:p>
-            <w:pPr>
-              <w:pageBreakBefore w:val="0"/>
-              <w:wordWrap w:val="0"/>
-              <w:spacing w:before="0" w:after="0" w:line="580" w:lineRule="atLeast"/>
-              <w:ind w:left="0" w:right="0"/>
-              <w:jc w:val="both"/>
-              <w:textAlignment w:val="baseline"/>
-              <w:rPr>
-                <w:sz w:val="32"/>
-              </w:rPr>
-            </w:pPr>
-            <w:r>
-              <w:rPr>
-                <w:rFonts w:ascii="仿宋" w:hAnsi="仿宋" w:eastAsia="仿宋" w:cs="仿宋"/>
-                <w:b w:val="0"/>
-                <w:i w:val="0"/>
-                <w:color w:val="000000"/>
-                <w:spacing w:val="0"/>
-                <w:sz w:val="32"/>
-              </w:rPr>
-              <w:t>一、加快形成绿色生产方式和生活方式</w:t>
-            </w:r>
-          </w:p>
-        </w:tc>
-        <w:tc>
-          <w:tcPr>
-            <w:tcW w:w="700" w:type="dxa"/>
-            <w:tcBorders>
-              <w:top w:val="nil"/>
-              <w:left w:val="nil"/>
-              <w:bottom w:val="nil"/>
-              <w:right w:val="nil"/>
-            </w:tcBorders>
-            <w:vAlign w:val="top"/>
-          </w:tcPr>
-          <w:p>
-            <w:pPr>
-              <w:pageBreakBefore w:val="0"/>
-              <w:wordWrap w:val="0"/>
-              <w:spacing w:before="0" w:after="0" w:line="580" w:lineRule="atLeast"/>
-              <w:ind w:left="0" w:right="0"/>
-              <w:jc w:val="right"/>
-              <w:textAlignment w:val="baseline"/>
-              <w:rPr>
-                <w:sz w:val="32"/>
-              </w:rPr>
-            </w:pPr>
-            <w:r>
-              <w:rPr>
-                <w:rFonts w:ascii="仿宋" w:hAnsi="仿宋" w:eastAsia="仿宋" w:cs="仿宋"/>
-                <w:b w:val="0"/>
-                <w:i w:val="0"/>
-                <w:color w:val="000000"/>
-                <w:spacing w:val="0"/>
-                <w:sz w:val="32"/>
-              </w:rPr>
-              <w:t>248</w:t>
-            </w:r>
-          </w:p>
-        </w:tc>
-      </w:tr>
-    </w:tbl>
-    <w:p>
-      <w:pPr>
-        <w:pageBreakBefore w:val="0"/>
-        <w:wordWrap w:val="0"/>
-        <w:spacing w:before="0" w:after="0" w:line="20" w:lineRule="exact"/>
-        <w:ind w:left="0" w:right="0"/>
-        <w:jc w:val="right"/>
-        <w:textAlignment w:val="baseline"/>
-        <w:rPr>
-          <w:sz w:val="2"/>
-        </w:rPr>
-      </w:pPr>
-    </w:p>
-    <w:tbl>
-      <w:tblPr>
-        <w:tblStyle w:val="2"/>
-        <w:tblW w:w="0" w:type="auto"/>
-        <w:jc w:val="right"/>
-        <w:tblBorders>
-          <w:top w:val="single" w:color="auto" w:sz="2" w:space="0"/>
-          <w:left w:val="single" w:color="auto" w:sz="2" w:space="0"/>
-          <w:bottom w:val="single" w:color="auto" w:sz="2" w:space="0"/>
-          <w:right w:val="single" w:color="auto" w:sz="2" w:space="0"/>
-          <w:insideH w:val="single" w:color="auto" w:sz="2" w:space="0"/>
-          <w:insideV w:val="single" w:color="auto" w:sz="2" w:space="0"/>
-        </w:tblBorders>
-        <w:tblLayout w:type="fixed"/>
-        <w:tblCellMar>
-          <w:top w:w="0" w:type="dxa"/>
-          <w:left w:w="0" w:type="dxa"/>
-          <w:bottom w:w="0" w:type="dxa"/>
-          <w:right w:w="0" w:type="dxa"/>
-        </w:tblCellMar>
-      </w:tblPr>
-      <w:tblGrid>
-        <w:gridCol w:w="6820"/>
-        <w:gridCol w:w="700"/>
-      </w:tblGrid>
-      <w:tr>
-        <w:tblPrEx>
-          <w:tblBorders>
-            <w:top w:val="single" w:color="auto" w:sz="2" w:space="0"/>
-            <w:left w:val="single" w:color="auto" w:sz="2" w:space="0"/>
-            <w:bottom w:val="single" w:color="auto" w:sz="2" w:space="0"/>
-            <w:right w:val="single" w:color="auto" w:sz="2" w:space="0"/>
-            <w:insideH w:val="single" w:color="auto" w:sz="2" w:space="0"/>
-            <w:insideV w:val="single" w:color="auto" w:sz="2" w:space="0"/>
-          </w:tblBorders>
-          <w:tblCellMar>
-            <w:top w:w="0" w:type="dxa"/>
-            <w:left w:w="0" w:type="dxa"/>
-            <w:bottom w:w="0" w:type="dxa"/>
-            <w:right w:w="0" w:type="dxa"/>
-          </w:tblCellMar>
-        </w:tblPrEx>
-        <w:trPr>
-          <w:trHeight w:val="480" w:hRule="atLeast"/>
-          <w:jc w:val="right"/>
-        </w:trPr>
-        <w:tc>
-          <w:tcPr>
-            <w:tcW w:w="6820" w:type="dxa"/>
-            <w:tcBorders>
-              <w:top w:val="nil"/>
-              <w:left w:val="nil"/>
-              <w:bottom w:val="nil"/>
-              <w:right w:val="nil"/>
-            </w:tcBorders>
-            <w:vAlign w:val="top"/>
-          </w:tcPr>
-          <w:p>
-            <w:pPr>
-              <w:pageBreakBefore w:val="0"/>
-              <w:wordWrap w:val="0"/>
-              <w:spacing w:before="0" w:after="0" w:line="580" w:lineRule="atLeast"/>
-              <w:ind w:left="0" w:right="0"/>
-              <w:jc w:val="both"/>
-              <w:textAlignment w:val="baseline"/>
-              <w:rPr>
-                <w:sz w:val="32"/>
-              </w:rPr>
-            </w:pPr>
-            <w:r>
-              <w:rPr>
-                <w:rFonts w:ascii="仿宋" w:hAnsi="仿宋" w:eastAsia="仿宋" w:cs="仿宋"/>
-                <w:b w:val="0"/>
-                <w:i w:val="0"/>
-                <w:color w:val="000000"/>
-                <w:spacing w:val="0"/>
-                <w:sz w:val="32"/>
-              </w:rPr>
-              <w:t>二、坚持山水林田湖草沙一体化保护和系统治理</w:t>
-            </w:r>
-          </w:p>
-        </w:tc>
-        <w:tc>
-          <w:tcPr>
-            <w:tcW w:w="700" w:type="dxa"/>
-            <w:tcBorders>
-              <w:top w:val="nil"/>
-              <w:left w:val="nil"/>
-              <w:bottom w:val="nil"/>
-              <w:right w:val="nil"/>
-            </w:tcBorders>
-            <w:vAlign w:val="top"/>
-          </w:tcPr>
-          <w:p>
-            <w:pPr>
-              <w:pageBreakBefore w:val="0"/>
-              <w:wordWrap w:val="0"/>
-              <w:spacing w:before="0" w:after="0" w:line="580" w:lineRule="atLeast"/>
-              <w:ind w:left="0" w:right="0"/>
-              <w:jc w:val="right"/>
-              <w:textAlignment w:val="baseline"/>
-              <w:rPr>
-                <w:sz w:val="32"/>
-              </w:rPr>
-            </w:pPr>
-            <w:r>
-              <w:rPr>
-                <w:rFonts w:ascii="仿宋" w:hAnsi="仿宋" w:eastAsia="仿宋" w:cs="仿宋"/>
-                <w:b w:val="0"/>
-                <w:i w:val="0"/>
-                <w:color w:val="000000"/>
-                <w:spacing w:val="0"/>
-                <w:sz w:val="32"/>
-              </w:rPr>
-              <w:t>250</w:t>
-            </w:r>
-          </w:p>
-        </w:tc>
-      </w:tr>
-    </w:tbl>
-    <w:p>
-      <w:pPr>
-        <w:pageBreakBefore w:val="0"/>
-        <w:wordWrap w:val="0"/>
-        <w:spacing w:before="0" w:after="0" w:line="20" w:lineRule="exact"/>
-        <w:ind w:left="0" w:right="0"/>
-        <w:jc w:val="right"/>
-        <w:textAlignment w:val="baseline"/>
-        <w:rPr>
-          <w:sz w:val="2"/>
-        </w:rPr>
-      </w:pPr>
-    </w:p>
-    <w:tbl>
-      <w:tblPr>
-        <w:tblStyle w:val="2"/>
-        <w:tblW w:w="0" w:type="auto"/>
-        <w:jc w:val="right"/>
-        <w:tblBorders>
-          <w:top w:val="single" w:color="auto" w:sz="2" w:space="0"/>
-          <w:left w:val="single" w:color="auto" w:sz="2" w:space="0"/>
-          <w:bottom w:val="single" w:color="auto" w:sz="2" w:space="0"/>
-          <w:right w:val="single" w:color="auto" w:sz="2" w:space="0"/>
-          <w:insideH w:val="single" w:color="auto" w:sz="2" w:space="0"/>
-          <w:insideV w:val="single" w:color="auto" w:sz="2" w:space="0"/>
-        </w:tblBorders>
-        <w:tblLayout w:type="fixed"/>
-        <w:tblCellMar>
-          <w:top w:w="0" w:type="dxa"/>
-          <w:left w:w="0" w:type="dxa"/>
-          <w:bottom w:w="0" w:type="dxa"/>
-          <w:right w:w="0" w:type="dxa"/>
-        </w:tblCellMar>
-      </w:tblPr>
-      <w:tblGrid>
-        <w:gridCol w:w="6180"/>
-        <w:gridCol w:w="700"/>
-      </w:tblGrid>
-      <w:tr>
-        <w:tblPrEx>
-          <w:tblBorders>
-            <w:top w:val="single" w:color="auto" w:sz="2" w:space="0"/>
-            <w:left w:val="single" w:color="auto" w:sz="2" w:space="0"/>
-            <w:bottom w:val="single" w:color="auto" w:sz="2" w:space="0"/>
-            <w:right w:val="single" w:color="auto" w:sz="2" w:space="0"/>
-            <w:insideH w:val="single" w:color="auto" w:sz="2" w:space="0"/>
-            <w:insideV w:val="single" w:color="auto" w:sz="2" w:space="0"/>
-          </w:tblBorders>
-          <w:tblCellMar>
-            <w:top w:w="0" w:type="dxa"/>
-            <w:left w:w="0" w:type="dxa"/>
-            <w:bottom w:w="0" w:type="dxa"/>
-            <w:right w:w="0" w:type="dxa"/>
-          </w:tblCellMar>
-        </w:tblPrEx>
-        <w:trPr>
-          <w:trHeight w:val="480" w:hRule="atLeast"/>
-          <w:jc w:val="right"/>
-        </w:trPr>
-        <w:tc>
-          <w:tcPr>
-            <w:tcW w:w="6180" w:type="dxa"/>
-            <w:tcBorders>
-              <w:top w:val="nil"/>
-              <w:left w:val="nil"/>
-              <w:bottom w:val="nil"/>
-              <w:right w:val="nil"/>
-            </w:tcBorders>
-            <w:vAlign w:val="top"/>
-          </w:tcPr>
-          <w:p>
-            <w:pPr>
-              <w:pageBreakBefore w:val="0"/>
-              <w:wordWrap w:val="0"/>
-              <w:spacing w:before="0" w:after="0" w:line="580" w:lineRule="atLeast"/>
-              <w:ind w:left="0" w:right="0"/>
-              <w:jc w:val="both"/>
-              <w:textAlignment w:val="baseline"/>
-              <w:rPr>
-                <w:sz w:val="32"/>
-              </w:rPr>
-            </w:pPr>
-            <w:r>
-              <w:rPr>
-                <w:rFonts w:ascii="仿宋" w:hAnsi="仿宋" w:eastAsia="仿宋" w:cs="仿宋"/>
-                <w:b w:val="0"/>
-                <w:i w:val="0"/>
-                <w:color w:val="000000"/>
-                <w:spacing w:val="0"/>
-                <w:sz w:val="32"/>
-              </w:rPr>
-              <w:t>三、用最严格制度最严密法治保护生态环境</w:t>
-            </w:r>
-          </w:p>
-        </w:tc>
-        <w:tc>
-          <w:tcPr>
-            <w:tcW w:w="700" w:type="dxa"/>
-            <w:tcBorders>
-              <w:top w:val="nil"/>
-              <w:left w:val="nil"/>
-              <w:bottom w:val="nil"/>
-              <w:right w:val="nil"/>
-            </w:tcBorders>
-            <w:vAlign w:val="top"/>
-          </w:tcPr>
-          <w:p>
-            <w:pPr>
-              <w:pageBreakBefore w:val="0"/>
-              <w:wordWrap w:val="0"/>
-              <w:spacing w:before="0" w:after="0" w:line="580" w:lineRule="atLeast"/>
-              <w:ind w:left="0" w:right="0"/>
-              <w:jc w:val="right"/>
-              <w:textAlignment w:val="baseline"/>
-              <w:rPr>
-                <w:sz w:val="32"/>
-              </w:rPr>
-            </w:pPr>
-            <w:r>
-              <w:rPr>
-                <w:rFonts w:ascii="仿宋" w:hAnsi="仿宋" w:eastAsia="仿宋" w:cs="仿宋"/>
-                <w:b w:val="0"/>
-                <w:i w:val="0"/>
-                <w:color w:val="000000"/>
-                <w:spacing w:val="0"/>
-                <w:sz w:val="32"/>
-              </w:rPr>
-              <w:t>252</w:t>
-            </w:r>
-          </w:p>
-        </w:tc>
-      </w:tr>
-    </w:tbl>
-    <w:p>
-      <w:pPr>
-        <w:pageBreakBefore w:val="0"/>
-        <w:wordWrap w:val="0"/>
-        <w:spacing w:before="0" w:after="0" w:line="20" w:lineRule="exact"/>
-        <w:ind w:left="0" w:right="0"/>
-        <w:jc w:val="right"/>
-        <w:textAlignment w:val="baseline"/>
-        <w:rPr>
-          <w:sz w:val="2"/>
-        </w:rPr>
-      </w:pPr>
-    </w:p>
-    <w:tbl>
-      <w:tblPr>
-        <w:tblStyle w:val="2"/>
-        <w:tblW w:w="0" w:type="auto"/>
-        <w:jc w:val="right"/>
-        <w:tblBorders>
-          <w:top w:val="single" w:color="auto" w:sz="2" w:space="0"/>
-          <w:left w:val="single" w:color="auto" w:sz="2" w:space="0"/>
-          <w:bottom w:val="single" w:color="auto" w:sz="2" w:space="0"/>
-          <w:right w:val="single" w:color="auto" w:sz="2" w:space="0"/>
-          <w:insideH w:val="single" w:color="auto" w:sz="2" w:space="0"/>
-          <w:insideV w:val="single" w:color="auto" w:sz="2" w:space="0"/>
-        </w:tblBorders>
-        <w:tblLayout w:type="fixed"/>
-        <w:tblCellMar>
-          <w:top w:w="0" w:type="dxa"/>
-          <w:left w:w="0" w:type="dxa"/>
-          <w:bottom w:w="0" w:type="dxa"/>
-          <w:right w:w="0" w:type="dxa"/>
-        </w:tblCellMar>
-      </w:tblPr>
-      <w:tblGrid>
-        <w:gridCol w:w="4900"/>
-        <w:gridCol w:w="700"/>
-      </w:tblGrid>
-      <w:tr>
-        <w:tblPrEx>
-          <w:tblBorders>
-            <w:top w:val="single" w:color="auto" w:sz="2" w:space="0"/>
-            <w:left w:val="single" w:color="auto" w:sz="2" w:space="0"/>
-            <w:bottom w:val="single" w:color="auto" w:sz="2" w:space="0"/>
-            <w:right w:val="single" w:color="auto" w:sz="2" w:space="0"/>
-            <w:insideH w:val="single" w:color="auto" w:sz="2" w:space="0"/>
-            <w:insideV w:val="single" w:color="auto" w:sz="2" w:space="0"/>
-          </w:tblBorders>
-          <w:tblCellMar>
-            <w:top w:w="0" w:type="dxa"/>
-            <w:left w:w="0" w:type="dxa"/>
-            <w:bottom w:w="0" w:type="dxa"/>
-            <w:right w:w="0" w:type="dxa"/>
-          </w:tblCellMar>
-        </w:tblPrEx>
-        <w:trPr>
-          <w:trHeight w:val="520" w:hRule="atLeast"/>
-          <w:jc w:val="right"/>
-        </w:trPr>
-        <w:tc>
-          <w:tcPr>
-            <w:tcW w:w="4900" w:type="dxa"/>
-            <w:tcBorders>
-              <w:top w:val="nil"/>
-              <w:left w:val="nil"/>
-              <w:bottom w:val="nil"/>
-              <w:right w:val="nil"/>
-            </w:tcBorders>
-            <w:vAlign w:val="top"/>
-          </w:tcPr>
-          <w:p>
-            <w:pPr>
-              <w:pageBreakBefore w:val="0"/>
-              <w:wordWrap w:val="0"/>
-              <w:spacing w:before="0" w:after="0" w:line="580" w:lineRule="atLeast"/>
-              <w:ind w:left="0" w:right="0"/>
-              <w:jc w:val="both"/>
-              <w:textAlignment w:val="baseline"/>
-              <w:rPr>
-                <w:sz w:val="32"/>
-              </w:rPr>
-            </w:pPr>
-            <w:r>
-              <w:rPr>
-                <w:rFonts w:ascii="仿宋" w:hAnsi="仿宋" w:eastAsia="仿宋" w:cs="仿宋"/>
-                <w:b w:val="0"/>
-                <w:i w:val="0"/>
-                <w:color w:val="000000"/>
-                <w:spacing w:val="0"/>
-                <w:sz w:val="32"/>
-              </w:rPr>
-              <w:t>第三节共谋全球生态文明建设之路</w:t>
-            </w:r>
-          </w:p>
-        </w:tc>
-        <w:tc>
-          <w:tcPr>
-            <w:tcW w:w="700" w:type="dxa"/>
-            <w:tcBorders>
-              <w:top w:val="nil"/>
-              <w:left w:val="nil"/>
-              <w:bottom w:val="nil"/>
-              <w:right w:val="nil"/>
-            </w:tcBorders>
-            <w:vAlign w:val="top"/>
-          </w:tcPr>
-          <w:p>
-            <w:pPr>
-              <w:pageBreakBefore w:val="0"/>
-              <w:wordWrap w:val="0"/>
-              <w:spacing w:before="0" w:after="0" w:line="580" w:lineRule="atLeast"/>
-              <w:ind w:left="0" w:right="0"/>
-              <w:jc w:val="right"/>
-              <w:textAlignment w:val="baseline"/>
-              <w:rPr>
-                <w:sz w:val="32"/>
-              </w:rPr>
-            </w:pPr>
-            <w:r>
-              <w:rPr>
-                <w:rFonts w:ascii="仿宋" w:hAnsi="仿宋" w:eastAsia="仿宋" w:cs="仿宋"/>
-                <w:b w:val="0"/>
-                <w:i w:val="0"/>
-                <w:color w:val="000000"/>
-                <w:spacing w:val="0"/>
-                <w:sz w:val="32"/>
-              </w:rPr>
-              <w:t>253</w:t>
-            </w:r>
-          </w:p>
-        </w:tc>
-      </w:tr>
-    </w:tbl>
-    <w:p>
-      <w:pPr>
-        <w:pageBreakBefore w:val="0"/>
-        <w:wordWrap w:val="0"/>
-        <w:spacing w:before="0" w:after="0" w:line="20" w:lineRule="exact"/>
-        <w:ind w:left="0" w:right="0"/>
-        <w:jc w:val="right"/>
-        <w:textAlignment w:val="baseline"/>
-        <w:rPr>
-          <w:sz w:val="2"/>
-        </w:rPr>
-      </w:pPr>
-    </w:p>
-    <w:tbl>
-      <w:tblPr>
-        <w:tblStyle w:val="2"/>
-        <w:tblW w:w="0" w:type="auto"/>
-        <w:jc w:val="right"/>
-        <w:tblBorders>
-          <w:top w:val="single" w:color="auto" w:sz="2" w:space="0"/>
-          <w:left w:val="single" w:color="auto" w:sz="2" w:space="0"/>
-          <w:bottom w:val="single" w:color="auto" w:sz="2" w:space="0"/>
-          <w:right w:val="single" w:color="auto" w:sz="2" w:space="0"/>
-          <w:insideH w:val="single" w:color="auto" w:sz="2" w:space="0"/>
-          <w:insideV w:val="single" w:color="auto" w:sz="2" w:space="0"/>
-        </w:tblBorders>
-        <w:tblLayout w:type="fixed"/>
-        <w:tblCellMar>
-          <w:top w:w="0" w:type="dxa"/>
-          <w:left w:w="0" w:type="dxa"/>
-          <w:bottom w:w="0" w:type="dxa"/>
-          <w:right w:w="0" w:type="dxa"/>
-        </w:tblCellMar>
-      </w:tblPr>
-      <w:tblGrid>
-        <w:gridCol w:w="3300"/>
-        <w:gridCol w:w="700"/>
-      </w:tblGrid>
-      <w:tr>
-        <w:tblPrEx>
-          <w:tblBorders>
-            <w:top w:val="single" w:color="auto" w:sz="2" w:space="0"/>
-            <w:left w:val="single" w:color="auto" w:sz="2" w:space="0"/>
-            <w:bottom w:val="single" w:color="auto" w:sz="2" w:space="0"/>
-            <w:right w:val="single" w:color="auto" w:sz="2" w:space="0"/>
-            <w:insideH w:val="single" w:color="auto" w:sz="2" w:space="0"/>
-            <w:insideV w:val="single" w:color="auto" w:sz="2" w:space="0"/>
-          </w:tblBorders>
-          <w:tblCellMar>
-            <w:top w:w="0" w:type="dxa"/>
-            <w:left w:w="0" w:type="dxa"/>
-            <w:bottom w:w="0" w:type="dxa"/>
-            <w:right w:w="0" w:type="dxa"/>
-          </w:tblCellMar>
-        </w:tblPrEx>
-        <w:trPr>
-          <w:trHeight w:val="480" w:hRule="atLeast"/>
-          <w:jc w:val="right"/>
-        </w:trPr>
-        <w:tc>
-          <w:tcPr>
-            <w:tcW w:w="3300" w:type="dxa"/>
-            <w:tcBorders>
-              <w:top w:val="nil"/>
-              <w:left w:val="nil"/>
-              <w:bottom w:val="nil"/>
-              <w:right w:val="nil"/>
-            </w:tcBorders>
-            <w:vAlign w:val="top"/>
-          </w:tcPr>
-          <w:p>
-            <w:pPr>
-              <w:pageBreakBefore w:val="0"/>
-              <w:wordWrap w:val="0"/>
-              <w:spacing w:before="0" w:after="0" w:line="580" w:lineRule="atLeast"/>
-              <w:ind w:left="0" w:right="0"/>
-              <w:jc w:val="both"/>
-              <w:textAlignment w:val="baseline"/>
-              <w:rPr>
-                <w:sz w:val="32"/>
-              </w:rPr>
-            </w:pPr>
-            <w:r>
-              <w:rPr>
-                <w:rFonts w:ascii="仿宋" w:hAnsi="仿宋" w:eastAsia="仿宋" w:cs="仿宋"/>
-                <w:b w:val="0"/>
-                <w:i w:val="0"/>
-                <w:color w:val="000000"/>
-                <w:spacing w:val="0"/>
-                <w:sz w:val="32"/>
-              </w:rPr>
-              <w:t>一、保护人类共同家园</w:t>
-            </w:r>
-          </w:p>
-        </w:tc>
-        <w:tc>
-          <w:tcPr>
-            <w:tcW w:w="700" w:type="dxa"/>
-            <w:tcBorders>
-              <w:top w:val="nil"/>
-              <w:left w:val="nil"/>
-              <w:bottom w:val="nil"/>
-              <w:right w:val="nil"/>
-            </w:tcBorders>
-            <w:vAlign w:val="top"/>
-          </w:tcPr>
-          <w:p>
-            <w:pPr>
-              <w:pageBreakBefore w:val="0"/>
-              <w:wordWrap w:val="0"/>
-              <w:spacing w:before="0" w:after="0" w:line="580" w:lineRule="atLeast"/>
-              <w:ind w:left="0" w:right="0"/>
-              <w:jc w:val="right"/>
-              <w:textAlignment w:val="baseline"/>
-              <w:rPr>
-                <w:sz w:val="32"/>
-              </w:rPr>
-            </w:pPr>
-            <w:r>
-              <w:rPr>
-                <w:rFonts w:ascii="仿宋" w:hAnsi="仿宋" w:eastAsia="仿宋" w:cs="仿宋"/>
-                <w:b w:val="0"/>
-                <w:i w:val="0"/>
-                <w:color w:val="000000"/>
-                <w:spacing w:val="0"/>
-                <w:sz w:val="32"/>
-              </w:rPr>
-              <w:t>254</w:t>
-            </w:r>
-          </w:p>
-        </w:tc>
-      </w:tr>
-    </w:tbl>
-    <w:p>
-      <w:pPr>
-        <w:pageBreakBefore w:val="0"/>
-        <w:wordWrap w:val="0"/>
-        <w:spacing w:before="0" w:after="0" w:line="20" w:lineRule="exact"/>
-        <w:ind w:left="0" w:right="0"/>
-        <w:jc w:val="right"/>
-        <w:textAlignment w:val="baseline"/>
-        <w:rPr>
-          <w:sz w:val="2"/>
-        </w:rPr>
-      </w:pPr>
-    </w:p>
-    <w:tbl>
-      <w:tblPr>
-        <w:tblStyle w:val="2"/>
-        <w:tblW w:w="0" w:type="auto"/>
-        <w:jc w:val="right"/>
-        <w:tblBorders>
-          <w:top w:val="single" w:color="auto" w:sz="2" w:space="0"/>
-          <w:left w:val="single" w:color="auto" w:sz="2" w:space="0"/>
-          <w:bottom w:val="single" w:color="auto" w:sz="2" w:space="0"/>
-          <w:right w:val="single" w:color="auto" w:sz="2" w:space="0"/>
-          <w:insideH w:val="single" w:color="auto" w:sz="2" w:space="0"/>
-          <w:insideV w:val="single" w:color="auto" w:sz="2" w:space="0"/>
-        </w:tblBorders>
-        <w:tblLayout w:type="fixed"/>
-        <w:tblCellMar>
-          <w:top w:w="0" w:type="dxa"/>
-          <w:left w:w="0" w:type="dxa"/>
-          <w:bottom w:w="0" w:type="dxa"/>
-          <w:right w:w="0" w:type="dxa"/>
-        </w:tblCellMar>
-      </w:tblPr>
-      <w:tblGrid>
-        <w:gridCol w:w="3300"/>
-        <w:gridCol w:w="700"/>
-      </w:tblGrid>
-      <w:tr>
-        <w:tblPrEx>
-          <w:tblBorders>
-            <w:top w:val="single" w:color="auto" w:sz="2" w:space="0"/>
-            <w:left w:val="single" w:color="auto" w:sz="2" w:space="0"/>
-            <w:bottom w:val="single" w:color="auto" w:sz="2" w:space="0"/>
-            <w:right w:val="single" w:color="auto" w:sz="2" w:space="0"/>
-            <w:insideH w:val="single" w:color="auto" w:sz="2" w:space="0"/>
-            <w:insideV w:val="single" w:color="auto" w:sz="2" w:space="0"/>
-          </w:tblBorders>
-          <w:tblCellMar>
-            <w:top w:w="0" w:type="dxa"/>
-            <w:left w:w="0" w:type="dxa"/>
-            <w:bottom w:w="0" w:type="dxa"/>
-            <w:right w:w="0" w:type="dxa"/>
-          </w:tblCellMar>
-        </w:tblPrEx>
-        <w:trPr>
-          <w:trHeight w:val="460" w:hRule="atLeast"/>
-          <w:jc w:val="right"/>
-        </w:trPr>
-        <w:tc>
-          <w:tcPr>
-            <w:tcW w:w="3300" w:type="dxa"/>
-            <w:tcBorders>
-              <w:top w:val="nil"/>
-              <w:left w:val="nil"/>
-              <w:bottom w:val="nil"/>
-              <w:right w:val="nil"/>
-            </w:tcBorders>
-            <w:vAlign w:val="top"/>
-          </w:tcPr>
-          <w:p>
-            <w:pPr>
-              <w:pageBreakBefore w:val="0"/>
-              <w:wordWrap w:val="0"/>
-              <w:spacing w:before="0" w:after="0" w:line="580" w:lineRule="atLeast"/>
-              <w:ind w:left="0" w:right="0"/>
-              <w:jc w:val="both"/>
-              <w:textAlignment w:val="baseline"/>
-              <w:rPr>
-                <w:sz w:val="32"/>
-              </w:rPr>
-            </w:pPr>
-            <w:r>
-              <w:rPr>
-                <w:rFonts w:ascii="仿宋" w:hAnsi="仿宋" w:eastAsia="仿宋" w:cs="仿宋"/>
-                <w:b w:val="0"/>
-                <w:i w:val="0"/>
-                <w:color w:val="000000"/>
-                <w:spacing w:val="0"/>
-                <w:sz w:val="32"/>
-              </w:rPr>
-              <w:t>二、共建清洁美丽世界</w:t>
-            </w:r>
-          </w:p>
-        </w:tc>
-        <w:tc>
-          <w:tcPr>
-            <w:tcW w:w="700" w:type="dxa"/>
-            <w:tcBorders>
-              <w:top w:val="nil"/>
-              <w:left w:val="nil"/>
-              <w:bottom w:val="nil"/>
-              <w:right w:val="nil"/>
-            </w:tcBorders>
-            <w:vAlign w:val="top"/>
-          </w:tcPr>
-          <w:p>
-            <w:pPr>
-              <w:pageBreakBefore w:val="0"/>
-              <w:wordWrap w:val="0"/>
-              <w:spacing w:before="0" w:after="0" w:line="580" w:lineRule="atLeast"/>
-              <w:ind w:left="0" w:right="0"/>
-              <w:jc w:val="right"/>
-              <w:textAlignment w:val="baseline"/>
-              <w:rPr>
-                <w:sz w:val="32"/>
-              </w:rPr>
-            </w:pPr>
-            <w:r>
-              <w:rPr>
-                <w:rFonts w:ascii="仿宋" w:hAnsi="仿宋" w:eastAsia="仿宋" w:cs="仿宋"/>
-                <w:b w:val="0"/>
-                <w:i w:val="0"/>
-                <w:color w:val="000000"/>
-                <w:spacing w:val="0"/>
-                <w:sz w:val="32"/>
-              </w:rPr>
-              <w:t>255</w:t>
-            </w:r>
-          </w:p>
-        </w:tc>
-      </w:tr>
-    </w:tbl>
-    <w:p>
-      <w:pPr>
-        <w:pageBreakBefore w:val="0"/>
-        <w:wordWrap w:val="0"/>
-        <w:spacing w:before="0" w:after="0" w:line="20" w:lineRule="exact"/>
-        <w:ind w:left="0" w:right="0"/>
-        <w:jc w:val="right"/>
-        <w:textAlignment w:val="baseline"/>
-        <w:rPr>
-          <w:sz w:val="2"/>
-        </w:rPr>
-      </w:pPr>
-    </w:p>
-    <w:tbl>
-      <w:tblPr>
-        <w:tblStyle w:val="2"/>
-        <w:tblW w:w="0" w:type="auto"/>
-        <w:jc w:val="right"/>
-        <w:tblBorders>
-          <w:top w:val="single" w:color="auto" w:sz="2" w:space="0"/>
-          <w:left w:val="single" w:color="auto" w:sz="2" w:space="0"/>
-          <w:bottom w:val="single" w:color="auto" w:sz="2" w:space="0"/>
-          <w:right w:val="single" w:color="auto" w:sz="2" w:space="0"/>
-          <w:insideH w:val="single" w:color="auto" w:sz="2" w:space="0"/>
-          <w:insideV w:val="single" w:color="auto" w:sz="2" w:space="0"/>
-        </w:tblBorders>
-        <w:tblLayout w:type="fixed"/>
-        <w:tblCellMar>
-          <w:top w:w="0" w:type="dxa"/>
-          <w:left w:w="0" w:type="dxa"/>
-          <w:bottom w:w="0" w:type="dxa"/>
-          <w:right w:w="0" w:type="dxa"/>
-        </w:tblCellMar>
-      </w:tblPr>
-      <w:tblGrid>
-        <w:gridCol w:w="4260"/>
-        <w:gridCol w:w="540"/>
-      </w:tblGrid>
-      <w:tr>
-        <w:tblPrEx>
-          <w:tblBorders>
-            <w:top w:val="single" w:color="auto" w:sz="2" w:space="0"/>
-            <w:left w:val="single" w:color="auto" w:sz="2" w:space="0"/>
-            <w:bottom w:val="single" w:color="auto" w:sz="2" w:space="0"/>
-            <w:right w:val="single" w:color="auto" w:sz="2" w:space="0"/>
-            <w:insideH w:val="single" w:color="auto" w:sz="2" w:space="0"/>
-            <w:insideV w:val="single" w:color="auto" w:sz="2" w:space="0"/>
-          </w:tblBorders>
-          <w:tblCellMar>
-            <w:top w:w="0" w:type="dxa"/>
-            <w:left w:w="0" w:type="dxa"/>
-            <w:bottom w:w="0" w:type="dxa"/>
-            <w:right w:w="0" w:type="dxa"/>
-          </w:tblCellMar>
-        </w:tblPrEx>
-        <w:trPr>
-          <w:trHeight w:val="460" w:hRule="atLeast"/>
-          <w:jc w:val="right"/>
-        </w:trPr>
-        <w:tc>
-          <w:tcPr>
-            <w:tcW w:w="4260" w:type="dxa"/>
-            <w:tcBorders>
-              <w:top w:val="nil"/>
-              <w:left w:val="nil"/>
-              <w:bottom w:val="nil"/>
-              <w:right w:val="nil"/>
-            </w:tcBorders>
-            <w:vAlign w:val="top"/>
-          </w:tcPr>
-          <w:p>
-            <w:pPr>
-              <w:pageBreakBefore w:val="0"/>
-              <w:wordWrap w:val="0"/>
-              <w:spacing w:before="0" w:after="0" w:line="580" w:lineRule="atLeast"/>
-              <w:ind w:left="0" w:right="0"/>
-              <w:jc w:val="both"/>
-              <w:textAlignment w:val="baseline"/>
-              <w:rPr>
-                <w:sz w:val="32"/>
-              </w:rPr>
-            </w:pPr>
-            <w:r>
-              <w:rPr>
-                <w:rFonts w:ascii="仿宋" w:hAnsi="仿宋" w:eastAsia="仿宋" w:cs="仿宋"/>
-                <w:b w:val="0"/>
-                <w:i w:val="0"/>
-                <w:color w:val="000000"/>
-                <w:spacing w:val="0"/>
-                <w:sz w:val="32"/>
-              </w:rPr>
-              <w:t>三、积极推动全球可持续发展</w:t>
-            </w:r>
-          </w:p>
-        </w:tc>
-        <w:tc>
-          <w:tcPr>
-            <w:tcW w:w="540" w:type="dxa"/>
-            <w:tcBorders>
-              <w:top w:val="nil"/>
-              <w:left w:val="nil"/>
-              <w:bottom w:val="nil"/>
-              <w:right w:val="nil"/>
-            </w:tcBorders>
-            <w:vAlign w:val="top"/>
-          </w:tcPr>
-          <w:p>
-            <w:pPr>
-              <w:pageBreakBefore w:val="0"/>
-              <w:wordWrap w:val="0"/>
-              <w:spacing w:before="0" w:after="0" w:line="580" w:lineRule="atLeast"/>
-              <w:ind w:left="0" w:right="0"/>
-              <w:jc w:val="right"/>
-              <w:textAlignment w:val="baseline"/>
-              <w:rPr>
-                <w:sz w:val="32"/>
-              </w:rPr>
-            </w:pPr>
-            <w:r>
-              <w:rPr>
-                <w:rFonts w:ascii="仿宋" w:hAnsi="仿宋" w:eastAsia="仿宋" w:cs="仿宋"/>
-                <w:b w:val="0"/>
-                <w:i w:val="0"/>
-                <w:color w:val="000000"/>
-                <w:spacing w:val="0"/>
-                <w:sz w:val="32"/>
-              </w:rPr>
-              <w:t>25</w:t>
-            </w:r>
-          </w:p>
-        </w:tc>
-      </w:tr>
-    </w:tbl>
-    <w:p>
-      <w:pPr>
-        <w:pageBreakBefore w:val="0"/>
-        <w:wordWrap w:val="0"/>
-        <w:spacing w:before="0" w:after="0" w:line="20" w:lineRule="exact"/>
-        <w:ind w:left="0" w:right="0"/>
-        <w:jc w:val="right"/>
-        <w:textAlignment w:val="baseline"/>
-        <w:rPr>
-          <w:sz w:val="2"/>
-        </w:rPr>
-      </w:pPr>
-    </w:p>
-    <w:p/>
-    <w:p>
-      <w:pPr>
+    <w:p>
+      <w:pPr>
+        <w:pageBreakBefore w:val="0"/>
+        <w:wordWrap w:val="0"/>
+        <w:spacing w:before="0" w:after="0" w:line="620" w:lineRule="atLeast"/>
+        <w:ind w:left="2580" w:right="0"/>
+        <w:jc w:val="both"/>
+        <w:textAlignment w:val="baseline"/>
+        <w:rPr>
+          <w:rFonts w:ascii="宋体" w:hAnsi="宋体" w:eastAsia="宋体" w:cs="宋体"/>
+          <w:b w:val="0"/>
+          <w:i w:val="0"/>
+          <w:color w:val="000000"/>
+          <w:spacing w:val="0"/>
+          <w:sz w:val="44"/>
+        </w:rPr>
+      </w:pPr>
+    </w:p>
+    <w:p>
+      <w:pPr>
+        <w:pageBreakBefore w:val="0"/>
+        <w:wordWrap w:val="0"/>
+        <w:spacing w:before="0" w:after="0" w:line="620" w:lineRule="atLeast"/>
+        <w:ind w:left="2580" w:right="0"/>
+        <w:jc w:val="both"/>
+        <w:textAlignment w:val="baseline"/>
+        <w:rPr>
+          <w:rFonts w:hint="eastAsia" w:ascii="宋体" w:hAnsi="宋体" w:eastAsia="宋体" w:cs="宋体"/>
+          <w:b w:val="0"/>
+          <w:i w:val="0"/>
+          <w:color w:val="000000"/>
+          <w:spacing w:val="0"/>
+          <w:sz w:val="44"/>
+        </w:rPr>
+      </w:pPr>
+      <w:r>
+        <w:rPr>
+          <w:rFonts w:hint="eastAsia" w:ascii="宋体" w:hAnsi="宋体" w:eastAsia="宋体" w:cs="宋体"/>
+          <w:b w:val="0"/>
+          <w:i w:val="0"/>
+          <w:color w:val="000000"/>
+          <w:spacing w:val="0"/>
+          <w:sz w:val="44"/>
+        </w:rPr>
+        <w:t>第十一章以保障和改善民生为重点加强社会建设</w:t>
+      </w:r>
+      <w:r>
+        <w:rPr>
+          <w:rFonts w:hint="eastAsia" w:ascii="宋体" w:hAnsi="宋体" w:eastAsia="宋体" w:cs="宋体"/>
+          <w:b w:val="0"/>
+          <w:i w:val="0"/>
+          <w:color w:val="000000"/>
+          <w:spacing w:val="0"/>
+          <w:sz w:val="44"/>
+        </w:rPr>
+        <w:tab/>
+      </w:r>
+      <w:r>
+        <w:rPr>
+          <w:rFonts w:hint="eastAsia" w:ascii="宋体" w:hAnsi="宋体" w:eastAsia="宋体" w:cs="宋体"/>
+          <w:b w:val="0"/>
+          <w:i w:val="0"/>
+          <w:color w:val="000000"/>
+          <w:spacing w:val="0"/>
+          <w:sz w:val="44"/>
+        </w:rPr>
+        <w:t>224</w:t>
+      </w:r>
+    </w:p>
+    <w:p>
+      <w:pPr>
+        <w:pageBreakBefore w:val="0"/>
+        <w:wordWrap w:val="0"/>
+        <w:spacing w:before="0" w:after="0" w:line="620" w:lineRule="atLeast"/>
+        <w:ind w:left="2580" w:right="0"/>
+        <w:jc w:val="both"/>
+        <w:textAlignment w:val="baseline"/>
+        <w:rPr>
+          <w:rFonts w:hint="eastAsia" w:ascii="宋体" w:hAnsi="宋体" w:eastAsia="宋体" w:cs="宋体"/>
+          <w:b w:val="0"/>
+          <w:i w:val="0"/>
+          <w:color w:val="000000"/>
+          <w:spacing w:val="0"/>
+          <w:sz w:val="44"/>
+        </w:rPr>
+      </w:pPr>
+    </w:p>
+    <w:p>
+      <w:pPr>
+        <w:pageBreakBefore w:val="0"/>
+        <w:wordWrap w:val="0"/>
+        <w:spacing w:before="0" w:after="0" w:line="620" w:lineRule="atLeast"/>
+        <w:ind w:left="2580" w:right="0"/>
+        <w:jc w:val="both"/>
+        <w:textAlignment w:val="baseline"/>
+        <w:rPr>
+          <w:rFonts w:hint="eastAsia" w:ascii="宋体" w:hAnsi="宋体" w:eastAsia="宋体" w:cs="宋体"/>
+          <w:b w:val="0"/>
+          <w:i w:val="0"/>
+          <w:color w:val="000000"/>
+          <w:spacing w:val="0"/>
+          <w:sz w:val="44"/>
+        </w:rPr>
+      </w:pPr>
+      <w:r>
+        <w:rPr>
+          <w:rFonts w:hint="eastAsia" w:ascii="宋体" w:hAnsi="宋体" w:eastAsia="宋体" w:cs="宋体"/>
+          <w:b w:val="0"/>
+          <w:i w:val="0"/>
+          <w:color w:val="000000"/>
+          <w:spacing w:val="0"/>
+          <w:sz w:val="44"/>
+        </w:rPr>
+        <w:t>第一节让人民生活幸福是“国之大者”</w:t>
+      </w:r>
+      <w:r>
+        <w:rPr>
+          <w:rFonts w:hint="eastAsia" w:ascii="宋体" w:hAnsi="宋体" w:eastAsia="宋体" w:cs="宋体"/>
+          <w:b w:val="0"/>
+          <w:i w:val="0"/>
+          <w:color w:val="000000"/>
+          <w:spacing w:val="0"/>
+          <w:sz w:val="44"/>
+        </w:rPr>
+        <w:tab/>
+      </w:r>
+      <w:r>
+        <w:rPr>
+          <w:rFonts w:hint="eastAsia" w:ascii="宋体" w:hAnsi="宋体" w:eastAsia="宋体" w:cs="宋体"/>
+          <w:b w:val="0"/>
+          <w:i w:val="0"/>
+          <w:color w:val="000000"/>
+          <w:spacing w:val="0"/>
+          <w:sz w:val="44"/>
+        </w:rPr>
+        <w:t>224</w:t>
+      </w:r>
+    </w:p>
+    <w:p>
+      <w:pPr>
+        <w:pageBreakBefore w:val="0"/>
+        <w:wordWrap w:val="0"/>
+        <w:spacing w:before="0" w:after="0" w:line="620" w:lineRule="atLeast"/>
+        <w:ind w:left="2580" w:right="0"/>
+        <w:jc w:val="both"/>
+        <w:textAlignment w:val="baseline"/>
+        <w:rPr>
+          <w:rFonts w:hint="eastAsia" w:ascii="宋体" w:hAnsi="宋体" w:eastAsia="宋体" w:cs="宋体"/>
+          <w:b w:val="0"/>
+          <w:i w:val="0"/>
+          <w:color w:val="000000"/>
+          <w:spacing w:val="0"/>
+          <w:sz w:val="44"/>
+        </w:rPr>
+      </w:pPr>
+    </w:p>
+    <w:p>
+      <w:pPr>
+        <w:pageBreakBefore w:val="0"/>
+        <w:wordWrap w:val="0"/>
+        <w:spacing w:before="0" w:after="0" w:line="620" w:lineRule="atLeast"/>
+        <w:ind w:left="2580" w:right="0"/>
+        <w:jc w:val="both"/>
+        <w:textAlignment w:val="baseline"/>
+        <w:rPr>
+          <w:rFonts w:hint="eastAsia" w:ascii="宋体" w:hAnsi="宋体" w:eastAsia="宋体" w:cs="宋体"/>
+          <w:b w:val="0"/>
+          <w:i w:val="0"/>
+          <w:color w:val="000000"/>
+          <w:spacing w:val="0"/>
+          <w:sz w:val="44"/>
+        </w:rPr>
+      </w:pPr>
+      <w:r>
+        <w:rPr>
+          <w:rFonts w:hint="eastAsia" w:ascii="宋体" w:hAnsi="宋体" w:eastAsia="宋体" w:cs="宋体"/>
+          <w:b w:val="0"/>
+          <w:i w:val="0"/>
+          <w:color w:val="000000"/>
+          <w:spacing w:val="0"/>
+          <w:sz w:val="44"/>
+        </w:rPr>
+        <w:t>一、民生是人民幸福之基</w:t>
+      </w:r>
+      <w:r>
+        <w:rPr>
+          <w:rFonts w:hint="eastAsia" w:ascii="宋体" w:hAnsi="宋体" w:eastAsia="宋体" w:cs="宋体"/>
+          <w:b w:val="0"/>
+          <w:i w:val="0"/>
+          <w:color w:val="000000"/>
+          <w:spacing w:val="0"/>
+          <w:sz w:val="44"/>
+        </w:rPr>
+        <w:tab/>
+      </w:r>
+      <w:r>
+        <w:rPr>
+          <w:rFonts w:hint="eastAsia" w:ascii="宋体" w:hAnsi="宋体" w:eastAsia="宋体" w:cs="宋体"/>
+          <w:b w:val="0"/>
+          <w:i w:val="0"/>
+          <w:color w:val="000000"/>
+          <w:spacing w:val="0"/>
+          <w:sz w:val="44"/>
+        </w:rPr>
+        <w:t>225</w:t>
+      </w:r>
+    </w:p>
+    <w:p>
+      <w:pPr>
+        <w:pageBreakBefore w:val="0"/>
+        <w:wordWrap w:val="0"/>
+        <w:spacing w:before="0" w:after="0" w:line="620" w:lineRule="atLeast"/>
+        <w:ind w:left="2580" w:right="0"/>
+        <w:jc w:val="both"/>
+        <w:textAlignment w:val="baseline"/>
+        <w:rPr>
+          <w:rFonts w:hint="eastAsia" w:ascii="宋体" w:hAnsi="宋体" w:eastAsia="宋体" w:cs="宋体"/>
+          <w:b w:val="0"/>
+          <w:i w:val="0"/>
+          <w:color w:val="000000"/>
+          <w:spacing w:val="0"/>
+          <w:sz w:val="44"/>
+        </w:rPr>
+      </w:pPr>
+    </w:p>
+    <w:p>
+      <w:pPr>
+        <w:pageBreakBefore w:val="0"/>
+        <w:wordWrap w:val="0"/>
+        <w:spacing w:before="0" w:after="0" w:line="620" w:lineRule="atLeast"/>
+        <w:ind w:left="2580" w:right="0"/>
+        <w:jc w:val="both"/>
+        <w:textAlignment w:val="baseline"/>
+        <w:rPr>
+          <w:rFonts w:hint="eastAsia" w:ascii="宋体" w:hAnsi="宋体" w:eastAsia="宋体" w:cs="宋体"/>
+          <w:b w:val="0"/>
+          <w:i w:val="0"/>
+          <w:color w:val="000000"/>
+          <w:spacing w:val="0"/>
+          <w:sz w:val="44"/>
+        </w:rPr>
+      </w:pPr>
+      <w:r>
+        <w:rPr>
+          <w:rFonts w:hint="eastAsia" w:ascii="宋体" w:hAnsi="宋体" w:eastAsia="宋体" w:cs="宋体"/>
+          <w:b w:val="0"/>
+          <w:i w:val="0"/>
+          <w:color w:val="000000"/>
+          <w:spacing w:val="0"/>
+          <w:sz w:val="44"/>
+        </w:rPr>
+        <w:t>二、人民获得感幸福感安全感更加充实、更有保障、更可持续／</w:t>
+      </w:r>
+      <w:r>
+        <w:rPr>
+          <w:rFonts w:hint="eastAsia" w:ascii="宋体" w:hAnsi="宋体" w:eastAsia="宋体" w:cs="宋体"/>
+          <w:b w:val="0"/>
+          <w:i w:val="0"/>
+          <w:color w:val="000000"/>
+          <w:spacing w:val="0"/>
+          <w:sz w:val="44"/>
+        </w:rPr>
+        <w:tab/>
+      </w:r>
+      <w:r>
+        <w:rPr>
+          <w:rFonts w:hint="eastAsia" w:ascii="宋体" w:hAnsi="宋体" w:eastAsia="宋体" w:cs="宋体"/>
+          <w:b w:val="0"/>
+          <w:i w:val="0"/>
+          <w:color w:val="000000"/>
+          <w:spacing w:val="0"/>
+          <w:sz w:val="44"/>
+        </w:rPr>
+        <w:t>226</w:t>
+      </w:r>
+    </w:p>
+    <w:p>
+      <w:pPr>
+        <w:pageBreakBefore w:val="0"/>
+        <w:wordWrap w:val="0"/>
+        <w:spacing w:before="0" w:after="0" w:line="620" w:lineRule="atLeast"/>
+        <w:ind w:left="2580" w:right="0"/>
+        <w:jc w:val="both"/>
+        <w:textAlignment w:val="baseline"/>
+        <w:rPr>
+          <w:rFonts w:hint="eastAsia" w:ascii="宋体" w:hAnsi="宋体" w:eastAsia="宋体" w:cs="宋体"/>
+          <w:b w:val="0"/>
+          <w:i w:val="0"/>
+          <w:color w:val="000000"/>
+          <w:spacing w:val="0"/>
+          <w:sz w:val="44"/>
+        </w:rPr>
+      </w:pPr>
+    </w:p>
+    <w:p>
+      <w:pPr>
+        <w:pageBreakBefore w:val="0"/>
+        <w:wordWrap w:val="0"/>
+        <w:spacing w:before="0" w:after="0" w:line="620" w:lineRule="atLeast"/>
+        <w:ind w:left="2580" w:right="0"/>
+        <w:jc w:val="both"/>
+        <w:textAlignment w:val="baseline"/>
+        <w:rPr>
+          <w:rFonts w:hint="eastAsia" w:ascii="宋体" w:hAnsi="宋体" w:eastAsia="宋体" w:cs="宋体"/>
+          <w:b w:val="0"/>
+          <w:i w:val="0"/>
+          <w:color w:val="000000"/>
+          <w:spacing w:val="0"/>
+          <w:sz w:val="44"/>
+        </w:rPr>
+      </w:pPr>
+      <w:r>
+        <w:rPr>
+          <w:rFonts w:hint="eastAsia" w:ascii="宋体" w:hAnsi="宋体" w:eastAsia="宋体" w:cs="宋体"/>
+          <w:b w:val="0"/>
+          <w:i w:val="0"/>
+          <w:color w:val="000000"/>
+          <w:spacing w:val="0"/>
+          <w:sz w:val="44"/>
+        </w:rPr>
+        <w:t>三、坚持在发展中增进民生福祉</w:t>
+      </w:r>
+      <w:r>
+        <w:rPr>
+          <w:rFonts w:hint="eastAsia" w:ascii="宋体" w:hAnsi="宋体" w:eastAsia="宋体" w:cs="宋体"/>
+          <w:b w:val="0"/>
+          <w:i w:val="0"/>
+          <w:color w:val="000000"/>
+          <w:spacing w:val="0"/>
+          <w:sz w:val="44"/>
+        </w:rPr>
+        <w:tab/>
+      </w:r>
+      <w:r>
+        <w:rPr>
+          <w:rFonts w:hint="eastAsia" w:ascii="宋体" w:hAnsi="宋体" w:eastAsia="宋体" w:cs="宋体"/>
+          <w:b w:val="0"/>
+          <w:i w:val="0"/>
+          <w:color w:val="000000"/>
+          <w:spacing w:val="0"/>
+          <w:sz w:val="44"/>
+        </w:rPr>
+        <w:t>228</w:t>
+      </w:r>
+    </w:p>
+    <w:p>
+      <w:pPr>
+        <w:pageBreakBefore w:val="0"/>
+        <w:wordWrap w:val="0"/>
+        <w:spacing w:before="0" w:after="0" w:line="620" w:lineRule="atLeast"/>
+        <w:ind w:left="2580" w:right="0"/>
+        <w:jc w:val="both"/>
+        <w:textAlignment w:val="baseline"/>
+        <w:rPr>
+          <w:rFonts w:hint="eastAsia" w:ascii="宋体" w:hAnsi="宋体" w:eastAsia="宋体" w:cs="宋体"/>
+          <w:b w:val="0"/>
+          <w:i w:val="0"/>
+          <w:color w:val="000000"/>
+          <w:spacing w:val="0"/>
+          <w:sz w:val="44"/>
+        </w:rPr>
+      </w:pPr>
+    </w:p>
+    <w:p>
+      <w:pPr>
+        <w:pageBreakBefore w:val="0"/>
+        <w:wordWrap w:val="0"/>
+        <w:spacing w:before="0" w:after="0" w:line="620" w:lineRule="atLeast"/>
+        <w:ind w:left="2580" w:right="0"/>
+        <w:jc w:val="both"/>
+        <w:textAlignment w:val="baseline"/>
+        <w:rPr>
+          <w:rFonts w:hint="eastAsia" w:ascii="宋体" w:hAnsi="宋体" w:eastAsia="宋体" w:cs="宋体"/>
+          <w:b w:val="0"/>
+          <w:i w:val="0"/>
+          <w:color w:val="000000"/>
+          <w:spacing w:val="0"/>
+          <w:sz w:val="44"/>
+        </w:rPr>
+      </w:pPr>
+      <w:r>
+        <w:rPr>
+          <w:rFonts w:hint="eastAsia" w:ascii="宋体" w:hAnsi="宋体" w:eastAsia="宋体" w:cs="宋体"/>
+          <w:b w:val="0"/>
+          <w:i w:val="0"/>
+          <w:color w:val="000000"/>
+          <w:spacing w:val="0"/>
+          <w:sz w:val="44"/>
+        </w:rPr>
+        <w:t>第二节不断提高人民生活品质／</w:t>
+      </w:r>
+      <w:r>
+        <w:rPr>
+          <w:rFonts w:hint="eastAsia" w:ascii="宋体" w:hAnsi="宋体" w:eastAsia="宋体" w:cs="宋体"/>
+          <w:b w:val="0"/>
+          <w:i w:val="0"/>
+          <w:color w:val="000000"/>
+          <w:spacing w:val="0"/>
+          <w:sz w:val="44"/>
+        </w:rPr>
+        <w:tab/>
+      </w:r>
+      <w:r>
+        <w:rPr>
+          <w:rFonts w:hint="eastAsia" w:ascii="宋体" w:hAnsi="宋体" w:eastAsia="宋体" w:cs="宋体"/>
+          <w:b w:val="0"/>
+          <w:i w:val="0"/>
+          <w:color w:val="000000"/>
+          <w:spacing w:val="0"/>
+          <w:sz w:val="44"/>
+        </w:rPr>
+        <w:t>230</w:t>
+      </w:r>
+    </w:p>
+    <w:p>
+      <w:pPr>
+        <w:pageBreakBefore w:val="0"/>
+        <w:wordWrap w:val="0"/>
+        <w:spacing w:before="0" w:after="0" w:line="620" w:lineRule="atLeast"/>
+        <w:ind w:left="2580" w:right="0"/>
+        <w:jc w:val="both"/>
+        <w:textAlignment w:val="baseline"/>
+        <w:rPr>
+          <w:rFonts w:hint="eastAsia" w:ascii="宋体" w:hAnsi="宋体" w:eastAsia="宋体" w:cs="宋体"/>
+          <w:b w:val="0"/>
+          <w:i w:val="0"/>
+          <w:color w:val="000000"/>
+          <w:spacing w:val="0"/>
+          <w:sz w:val="44"/>
+        </w:rPr>
+      </w:pPr>
+    </w:p>
+    <w:p>
+      <w:pPr>
+        <w:pageBreakBefore w:val="0"/>
+        <w:wordWrap w:val="0"/>
+        <w:spacing w:before="0" w:after="0" w:line="620" w:lineRule="atLeast"/>
+        <w:ind w:left="2580" w:right="0"/>
+        <w:jc w:val="both"/>
+        <w:textAlignment w:val="baseline"/>
+        <w:rPr>
+          <w:rFonts w:hint="eastAsia" w:ascii="宋体" w:hAnsi="宋体" w:eastAsia="宋体" w:cs="宋体"/>
+          <w:b w:val="0"/>
+          <w:i w:val="0"/>
+          <w:color w:val="000000"/>
+          <w:spacing w:val="0"/>
+          <w:sz w:val="44"/>
+        </w:rPr>
+      </w:pPr>
+      <w:r>
+        <w:rPr>
+          <w:rFonts w:hint="eastAsia" w:ascii="宋体" w:hAnsi="宋体" w:eastAsia="宋体" w:cs="宋体"/>
+          <w:b w:val="0"/>
+          <w:i w:val="0"/>
+          <w:color w:val="000000"/>
+          <w:spacing w:val="0"/>
+          <w:sz w:val="44"/>
+        </w:rPr>
+        <w:t>一、完善分配制度</w:t>
+      </w:r>
+      <w:r>
+        <w:rPr>
+          <w:rFonts w:hint="eastAsia" w:ascii="宋体" w:hAnsi="宋体" w:eastAsia="宋体" w:cs="宋体"/>
+          <w:b w:val="0"/>
+          <w:i w:val="0"/>
+          <w:color w:val="000000"/>
+          <w:spacing w:val="0"/>
+          <w:sz w:val="44"/>
+        </w:rPr>
+        <w:tab/>
+      </w:r>
+      <w:r>
+        <w:rPr>
+          <w:rFonts w:hint="eastAsia" w:ascii="宋体" w:hAnsi="宋体" w:eastAsia="宋体" w:cs="宋体"/>
+          <w:b w:val="0"/>
+          <w:i w:val="0"/>
+          <w:color w:val="000000"/>
+          <w:spacing w:val="0"/>
+          <w:sz w:val="44"/>
+        </w:rPr>
+        <w:t>230</w:t>
+      </w:r>
+    </w:p>
+    <w:p>
+      <w:pPr>
+        <w:pageBreakBefore w:val="0"/>
+        <w:wordWrap w:val="0"/>
+        <w:spacing w:before="0" w:after="0" w:line="620" w:lineRule="atLeast"/>
+        <w:ind w:left="2580" w:right="0"/>
+        <w:jc w:val="both"/>
+        <w:textAlignment w:val="baseline"/>
+        <w:rPr>
+          <w:rFonts w:hint="eastAsia" w:ascii="宋体" w:hAnsi="宋体" w:eastAsia="宋体" w:cs="宋体"/>
+          <w:b w:val="0"/>
+          <w:i w:val="0"/>
+          <w:color w:val="000000"/>
+          <w:spacing w:val="0"/>
+          <w:sz w:val="44"/>
+        </w:rPr>
+      </w:pPr>
+    </w:p>
+    <w:p>
+      <w:pPr>
+        <w:pageBreakBefore w:val="0"/>
+        <w:wordWrap w:val="0"/>
+        <w:spacing w:before="0" w:after="0" w:line="620" w:lineRule="atLeast"/>
+        <w:ind w:left="2580" w:right="0"/>
+        <w:jc w:val="both"/>
+        <w:textAlignment w:val="baseline"/>
+        <w:rPr>
+          <w:rFonts w:hint="eastAsia" w:ascii="宋体" w:hAnsi="宋体" w:eastAsia="宋体" w:cs="宋体"/>
+          <w:b w:val="0"/>
+          <w:i w:val="0"/>
+          <w:color w:val="000000"/>
+          <w:spacing w:val="0"/>
+          <w:sz w:val="44"/>
+        </w:rPr>
+      </w:pPr>
+      <w:r>
+        <w:rPr>
+          <w:rFonts w:hint="eastAsia" w:ascii="宋体" w:hAnsi="宋体" w:eastAsia="宋体" w:cs="宋体"/>
+          <w:b w:val="0"/>
+          <w:i w:val="0"/>
+          <w:color w:val="000000"/>
+          <w:spacing w:val="0"/>
+          <w:sz w:val="44"/>
+        </w:rPr>
+        <w:t>二、实施就业优先战略</w:t>
+      </w:r>
+      <w:r>
+        <w:rPr>
+          <w:rFonts w:hint="eastAsia" w:ascii="宋体" w:hAnsi="宋体" w:eastAsia="宋体" w:cs="宋体"/>
+          <w:b w:val="0"/>
+          <w:i w:val="0"/>
+          <w:color w:val="000000"/>
+          <w:spacing w:val="0"/>
+          <w:sz w:val="44"/>
+        </w:rPr>
+        <w:tab/>
+      </w:r>
+      <w:r>
+        <w:rPr>
+          <w:rFonts w:hint="eastAsia" w:ascii="宋体" w:hAnsi="宋体" w:eastAsia="宋体" w:cs="宋体"/>
+          <w:b w:val="0"/>
+          <w:i w:val="0"/>
+          <w:color w:val="000000"/>
+          <w:spacing w:val="0"/>
+          <w:sz w:val="44"/>
+        </w:rPr>
+        <w:t>231</w:t>
+      </w:r>
+    </w:p>
+    <w:p>
+      <w:pPr>
+        <w:pageBreakBefore w:val="0"/>
+        <w:wordWrap w:val="0"/>
+        <w:spacing w:before="0" w:after="0" w:line="620" w:lineRule="atLeast"/>
+        <w:ind w:left="2580" w:right="0"/>
+        <w:jc w:val="both"/>
+        <w:textAlignment w:val="baseline"/>
+        <w:rPr>
+          <w:rFonts w:hint="eastAsia" w:ascii="宋体" w:hAnsi="宋体" w:eastAsia="宋体" w:cs="宋体"/>
+          <w:b w:val="0"/>
+          <w:i w:val="0"/>
+          <w:color w:val="000000"/>
+          <w:spacing w:val="0"/>
+          <w:sz w:val="44"/>
+        </w:rPr>
+      </w:pPr>
+    </w:p>
+    <w:p>
+      <w:pPr>
+        <w:pageBreakBefore w:val="0"/>
+        <w:wordWrap w:val="0"/>
+        <w:spacing w:before="0" w:after="0" w:line="620" w:lineRule="atLeast"/>
+        <w:ind w:left="2580" w:right="0"/>
+        <w:jc w:val="both"/>
+        <w:textAlignment w:val="baseline"/>
+        <w:rPr>
+          <w:rFonts w:hint="eastAsia" w:ascii="宋体" w:hAnsi="宋体" w:eastAsia="宋体" w:cs="宋体"/>
+          <w:b w:val="0"/>
+          <w:i w:val="0"/>
+          <w:color w:val="000000"/>
+          <w:spacing w:val="0"/>
+          <w:sz w:val="44"/>
+        </w:rPr>
+      </w:pPr>
+      <w:r>
+        <w:rPr>
+          <w:rFonts w:hint="eastAsia" w:ascii="宋体" w:hAnsi="宋体" w:eastAsia="宋体" w:cs="宋体"/>
+          <w:b w:val="0"/>
+          <w:i w:val="0"/>
+          <w:color w:val="000000"/>
+          <w:spacing w:val="0"/>
+          <w:sz w:val="44"/>
+        </w:rPr>
+        <w:t>三、健全社会保障体系</w:t>
+      </w:r>
+      <w:r>
+        <w:rPr>
+          <w:rFonts w:hint="eastAsia" w:ascii="宋体" w:hAnsi="宋体" w:eastAsia="宋体" w:cs="宋体"/>
+          <w:b w:val="0"/>
+          <w:i w:val="0"/>
+          <w:color w:val="000000"/>
+          <w:spacing w:val="0"/>
+          <w:sz w:val="44"/>
+        </w:rPr>
+        <w:tab/>
+      </w:r>
+      <w:r>
+        <w:rPr>
+          <w:rFonts w:hint="eastAsia" w:ascii="宋体" w:hAnsi="宋体" w:eastAsia="宋体" w:cs="宋体"/>
+          <w:b w:val="0"/>
+          <w:i w:val="0"/>
+          <w:color w:val="000000"/>
+          <w:spacing w:val="0"/>
+          <w:sz w:val="44"/>
+        </w:rPr>
+        <w:t>232</w:t>
+      </w:r>
+    </w:p>
+    <w:p>
+      <w:pPr>
+        <w:pageBreakBefore w:val="0"/>
+        <w:wordWrap w:val="0"/>
+        <w:spacing w:before="0" w:after="0" w:line="620" w:lineRule="atLeast"/>
+        <w:ind w:left="2580" w:right="0"/>
+        <w:jc w:val="both"/>
+        <w:textAlignment w:val="baseline"/>
+        <w:rPr>
+          <w:rFonts w:hint="eastAsia" w:ascii="宋体" w:hAnsi="宋体" w:eastAsia="宋体" w:cs="宋体"/>
+          <w:b w:val="0"/>
+          <w:i w:val="0"/>
+          <w:color w:val="000000"/>
+          <w:spacing w:val="0"/>
+          <w:sz w:val="44"/>
+        </w:rPr>
+      </w:pPr>
+    </w:p>
+    <w:p>
+      <w:pPr>
+        <w:pageBreakBefore w:val="0"/>
+        <w:wordWrap w:val="0"/>
+        <w:spacing w:before="0" w:after="0" w:line="620" w:lineRule="atLeast"/>
+        <w:ind w:left="2580" w:right="0"/>
+        <w:jc w:val="both"/>
+        <w:textAlignment w:val="baseline"/>
+        <w:rPr>
+          <w:rFonts w:hint="eastAsia" w:ascii="宋体" w:hAnsi="宋体" w:eastAsia="宋体" w:cs="宋体"/>
+          <w:b w:val="0"/>
+          <w:i w:val="0"/>
+          <w:color w:val="000000"/>
+          <w:spacing w:val="0"/>
+          <w:sz w:val="44"/>
+        </w:rPr>
+      </w:pPr>
+      <w:r>
+        <w:rPr>
+          <w:rFonts w:hint="eastAsia" w:ascii="宋体" w:hAnsi="宋体" w:eastAsia="宋体" w:cs="宋体"/>
+          <w:b w:val="0"/>
+          <w:i w:val="0"/>
+          <w:color w:val="000000"/>
+          <w:spacing w:val="0"/>
+          <w:sz w:val="44"/>
+        </w:rPr>
+        <w:t>四、推进健康中国建设</w:t>
+      </w:r>
+      <w:r>
+        <w:rPr>
+          <w:rFonts w:hint="eastAsia" w:ascii="宋体" w:hAnsi="宋体" w:eastAsia="宋体" w:cs="宋体"/>
+          <w:b w:val="0"/>
+          <w:i w:val="0"/>
+          <w:color w:val="000000"/>
+          <w:spacing w:val="0"/>
+          <w:sz w:val="44"/>
+        </w:rPr>
+        <w:tab/>
+      </w:r>
+      <w:r>
+        <w:rPr>
+          <w:rFonts w:hint="eastAsia" w:ascii="宋体" w:hAnsi="宋体" w:eastAsia="宋体" w:cs="宋体"/>
+          <w:b w:val="0"/>
+          <w:i w:val="0"/>
+          <w:color w:val="000000"/>
+          <w:spacing w:val="0"/>
+          <w:sz w:val="44"/>
+        </w:rPr>
+        <w:t>234</w:t>
+      </w:r>
+    </w:p>
+    <w:p>
+      <w:pPr>
+        <w:pageBreakBefore w:val="0"/>
+        <w:wordWrap w:val="0"/>
+        <w:spacing w:before="0" w:after="0" w:line="620" w:lineRule="atLeast"/>
+        <w:ind w:left="2580" w:right="0"/>
+        <w:jc w:val="both"/>
+        <w:textAlignment w:val="baseline"/>
+        <w:rPr>
+          <w:rFonts w:hint="eastAsia" w:ascii="宋体" w:hAnsi="宋体" w:eastAsia="宋体" w:cs="宋体"/>
+          <w:b w:val="0"/>
+          <w:i w:val="0"/>
+          <w:color w:val="000000"/>
+          <w:spacing w:val="0"/>
+          <w:sz w:val="44"/>
+        </w:rPr>
+      </w:pPr>
+    </w:p>
+    <w:p>
+      <w:pPr>
+        <w:pageBreakBefore w:val="0"/>
+        <w:wordWrap w:val="0"/>
+        <w:spacing w:before="0" w:after="0" w:line="620" w:lineRule="atLeast"/>
+        <w:ind w:left="2580" w:right="0"/>
+        <w:jc w:val="both"/>
+        <w:textAlignment w:val="baseline"/>
+        <w:rPr>
+          <w:rFonts w:hint="eastAsia" w:ascii="宋体" w:hAnsi="宋体" w:eastAsia="宋体" w:cs="宋体"/>
+          <w:b w:val="0"/>
+          <w:i w:val="0"/>
+          <w:color w:val="000000"/>
+          <w:spacing w:val="0"/>
+          <w:sz w:val="44"/>
+        </w:rPr>
+      </w:pPr>
+      <w:r>
+        <w:rPr>
+          <w:rFonts w:hint="eastAsia" w:ascii="宋体" w:hAnsi="宋体" w:eastAsia="宋体" w:cs="宋体"/>
+          <w:b w:val="0"/>
+          <w:i w:val="0"/>
+          <w:color w:val="000000"/>
+          <w:spacing w:val="0"/>
+          <w:sz w:val="44"/>
+        </w:rPr>
+        <w:t>第三节在共建共治共享中推进社会治理现代化／</w:t>
+      </w:r>
+      <w:r>
+        <w:rPr>
+          <w:rFonts w:hint="eastAsia" w:ascii="宋体" w:hAnsi="宋体" w:eastAsia="宋体" w:cs="宋体"/>
+          <w:b w:val="0"/>
+          <w:i w:val="0"/>
+          <w:color w:val="000000"/>
+          <w:spacing w:val="0"/>
+          <w:sz w:val="44"/>
+        </w:rPr>
+        <w:tab/>
+      </w:r>
+      <w:r>
+        <w:rPr>
+          <w:rFonts w:hint="eastAsia" w:ascii="宋体" w:hAnsi="宋体" w:eastAsia="宋体" w:cs="宋体"/>
+          <w:b w:val="0"/>
+          <w:i w:val="0"/>
+          <w:color w:val="000000"/>
+          <w:spacing w:val="0"/>
+          <w:sz w:val="44"/>
+        </w:rPr>
+        <w:t>235</w:t>
+      </w:r>
+    </w:p>
+    <w:p>
+      <w:pPr>
+        <w:pageBreakBefore w:val="0"/>
+        <w:wordWrap w:val="0"/>
+        <w:spacing w:before="0" w:after="0" w:line="620" w:lineRule="atLeast"/>
+        <w:ind w:left="2580" w:right="0"/>
+        <w:jc w:val="both"/>
+        <w:textAlignment w:val="baseline"/>
+        <w:rPr>
+          <w:rFonts w:hint="eastAsia" w:ascii="宋体" w:hAnsi="宋体" w:eastAsia="宋体" w:cs="宋体"/>
+          <w:b w:val="0"/>
+          <w:i w:val="0"/>
+          <w:color w:val="000000"/>
+          <w:spacing w:val="0"/>
+          <w:sz w:val="44"/>
+        </w:rPr>
+      </w:pPr>
+    </w:p>
+    <w:p>
+      <w:pPr>
+        <w:pageBreakBefore w:val="0"/>
+        <w:wordWrap w:val="0"/>
+        <w:spacing w:before="0" w:after="0" w:line="620" w:lineRule="atLeast"/>
+        <w:ind w:left="2580" w:right="0"/>
+        <w:jc w:val="both"/>
+        <w:textAlignment w:val="baseline"/>
+        <w:rPr>
+          <w:rFonts w:hint="eastAsia" w:ascii="宋体" w:hAnsi="宋体" w:eastAsia="宋体" w:cs="宋体"/>
+          <w:b w:val="0"/>
+          <w:i w:val="0"/>
+          <w:color w:val="000000"/>
+          <w:spacing w:val="0"/>
+          <w:sz w:val="44"/>
+        </w:rPr>
+      </w:pPr>
+      <w:r>
+        <w:rPr>
+          <w:rFonts w:hint="eastAsia" w:ascii="宋体" w:hAnsi="宋体" w:eastAsia="宋体" w:cs="宋体"/>
+          <w:b w:val="0"/>
+          <w:i w:val="0"/>
+          <w:color w:val="000000"/>
+          <w:spacing w:val="0"/>
+          <w:sz w:val="44"/>
+        </w:rPr>
+        <w:t>一、加强和创新社会治理</w:t>
+      </w:r>
+      <w:r>
+        <w:rPr>
+          <w:rFonts w:hint="eastAsia" w:ascii="宋体" w:hAnsi="宋体" w:eastAsia="宋体" w:cs="宋体"/>
+          <w:b w:val="0"/>
+          <w:i w:val="0"/>
+          <w:color w:val="000000"/>
+          <w:spacing w:val="0"/>
+          <w:sz w:val="44"/>
+        </w:rPr>
+        <w:tab/>
+      </w:r>
+      <w:r>
+        <w:rPr>
+          <w:rFonts w:hint="eastAsia" w:ascii="宋体" w:hAnsi="宋体" w:eastAsia="宋体" w:cs="宋体"/>
+          <w:b w:val="0"/>
+          <w:i w:val="0"/>
+          <w:color w:val="000000"/>
+          <w:spacing w:val="0"/>
+          <w:sz w:val="44"/>
+        </w:rPr>
+        <w:t>235</w:t>
+      </w:r>
+    </w:p>
+    <w:p>
+      <w:pPr>
+        <w:pageBreakBefore w:val="0"/>
+        <w:wordWrap w:val="0"/>
+        <w:spacing w:before="0" w:after="0" w:line="620" w:lineRule="atLeast"/>
+        <w:ind w:left="2580" w:right="0"/>
+        <w:jc w:val="both"/>
+        <w:textAlignment w:val="baseline"/>
+        <w:rPr>
+          <w:rFonts w:hint="eastAsia" w:ascii="宋体" w:hAnsi="宋体" w:eastAsia="宋体" w:cs="宋体"/>
+          <w:b w:val="0"/>
+          <w:i w:val="0"/>
+          <w:color w:val="000000"/>
+          <w:spacing w:val="0"/>
+          <w:sz w:val="44"/>
+        </w:rPr>
+      </w:pPr>
+    </w:p>
+    <w:p>
+      <w:pPr>
+        <w:pageBreakBefore w:val="0"/>
+        <w:wordWrap w:val="0"/>
+        <w:spacing w:before="0" w:after="0" w:line="620" w:lineRule="atLeast"/>
+        <w:ind w:left="2580" w:right="0"/>
+        <w:jc w:val="both"/>
+        <w:textAlignment w:val="baseline"/>
+        <w:rPr>
+          <w:rFonts w:hint="eastAsia" w:ascii="宋体" w:hAnsi="宋体" w:eastAsia="宋体" w:cs="宋体"/>
+          <w:b w:val="0"/>
+          <w:i w:val="0"/>
+          <w:color w:val="000000"/>
+          <w:spacing w:val="0"/>
+          <w:sz w:val="44"/>
+        </w:rPr>
+      </w:pPr>
+      <w:r>
+        <w:rPr>
+          <w:rFonts w:hint="eastAsia" w:ascii="宋体" w:hAnsi="宋体" w:eastAsia="宋体" w:cs="宋体"/>
+          <w:b w:val="0"/>
+          <w:i w:val="0"/>
+          <w:color w:val="000000"/>
+          <w:spacing w:val="0"/>
+          <w:sz w:val="44"/>
+        </w:rPr>
+        <w:t>二、完善社会治理体系</w:t>
+      </w:r>
+      <w:r>
+        <w:rPr>
+          <w:rFonts w:hint="eastAsia" w:ascii="宋体" w:hAnsi="宋体" w:eastAsia="宋体" w:cs="宋体"/>
+          <w:b w:val="0"/>
+          <w:i w:val="0"/>
+          <w:color w:val="000000"/>
+          <w:spacing w:val="0"/>
+          <w:sz w:val="44"/>
+        </w:rPr>
+        <w:tab/>
+      </w:r>
+      <w:r>
+        <w:rPr>
+          <w:rFonts w:hint="eastAsia" w:ascii="宋体" w:hAnsi="宋体" w:eastAsia="宋体" w:cs="宋体"/>
+          <w:b w:val="0"/>
+          <w:i w:val="0"/>
+          <w:color w:val="000000"/>
+          <w:spacing w:val="0"/>
+          <w:sz w:val="44"/>
+        </w:rPr>
+        <w:t>237</w:t>
+      </w:r>
+    </w:p>
+    <w:p>
+      <w:pPr>
+        <w:pageBreakBefore w:val="0"/>
+        <w:wordWrap w:val="0"/>
+        <w:spacing w:before="0" w:after="0" w:line="620" w:lineRule="atLeast"/>
+        <w:ind w:left="2580" w:right="0"/>
+        <w:jc w:val="both"/>
+        <w:textAlignment w:val="baseline"/>
+        <w:rPr>
+          <w:rFonts w:hint="eastAsia" w:ascii="宋体" w:hAnsi="宋体" w:eastAsia="宋体" w:cs="宋体"/>
+          <w:b w:val="0"/>
+          <w:i w:val="0"/>
+          <w:color w:val="000000"/>
+          <w:spacing w:val="0"/>
+          <w:sz w:val="44"/>
+        </w:rPr>
+      </w:pPr>
+    </w:p>
+    <w:p>
+      <w:pPr>
+        <w:pageBreakBefore w:val="0"/>
+        <w:wordWrap w:val="0"/>
+        <w:spacing w:before="0" w:after="0" w:line="620" w:lineRule="atLeast"/>
+        <w:ind w:left="2580" w:right="0"/>
+        <w:jc w:val="both"/>
+        <w:textAlignment w:val="baseline"/>
+        <w:rPr>
+          <w:rFonts w:hint="eastAsia" w:ascii="宋体" w:hAnsi="宋体" w:eastAsia="宋体" w:cs="宋体"/>
+          <w:b w:val="0"/>
+          <w:i w:val="0"/>
+          <w:color w:val="000000"/>
+          <w:spacing w:val="0"/>
+          <w:sz w:val="44"/>
+        </w:rPr>
+      </w:pPr>
+      <w:r>
+        <w:rPr>
+          <w:rFonts w:hint="eastAsia" w:ascii="宋体" w:hAnsi="宋体" w:eastAsia="宋体" w:cs="宋体"/>
+          <w:b w:val="0"/>
+          <w:i w:val="0"/>
+          <w:color w:val="000000"/>
+          <w:spacing w:val="0"/>
+          <w:sz w:val="44"/>
+        </w:rPr>
+        <w:t>三、加强城乡社区治理</w:t>
+      </w:r>
+      <w:r>
+        <w:rPr>
+          <w:rFonts w:hint="eastAsia" w:ascii="宋体" w:hAnsi="宋体" w:eastAsia="宋体" w:cs="宋体"/>
+          <w:b w:val="0"/>
+          <w:i w:val="0"/>
+          <w:color w:val="000000"/>
+          <w:spacing w:val="0"/>
+          <w:sz w:val="44"/>
+        </w:rPr>
+        <w:tab/>
+      </w:r>
+      <w:r>
+        <w:rPr>
+          <w:rFonts w:hint="eastAsia" w:ascii="宋体" w:hAnsi="宋体" w:eastAsia="宋体" w:cs="宋体"/>
+          <w:b w:val="0"/>
+          <w:i w:val="0"/>
+          <w:color w:val="000000"/>
+          <w:spacing w:val="0"/>
+          <w:sz w:val="44"/>
+        </w:rPr>
+        <w:t>238</w:t>
+      </w:r>
+    </w:p>
+    <w:p>
+      <w:pPr>
+        <w:pageBreakBefore w:val="0"/>
+        <w:wordWrap w:val="0"/>
+        <w:spacing w:before="0" w:after="0" w:line="620" w:lineRule="atLeast"/>
+        <w:ind w:left="2580" w:right="0"/>
+        <w:jc w:val="both"/>
+        <w:textAlignment w:val="baseline"/>
+        <w:rPr>
+          <w:rFonts w:hint="eastAsia" w:ascii="宋体" w:hAnsi="宋体" w:eastAsia="宋体" w:cs="宋体"/>
+          <w:b w:val="0"/>
+          <w:i w:val="0"/>
+          <w:color w:val="000000"/>
+          <w:spacing w:val="0"/>
+          <w:sz w:val="44"/>
+        </w:rPr>
+      </w:pPr>
+    </w:p>
+    <w:p>
+      <w:pPr>
+        <w:pageBreakBefore w:val="0"/>
+        <w:wordWrap w:val="0"/>
+        <w:spacing w:before="0" w:after="0" w:line="620" w:lineRule="atLeast"/>
+        <w:ind w:left="2580" w:right="0"/>
+        <w:jc w:val="both"/>
+        <w:textAlignment w:val="baseline"/>
+        <w:rPr>
+          <w:rFonts w:hint="eastAsia" w:ascii="宋体" w:hAnsi="宋体" w:eastAsia="宋体" w:cs="宋体"/>
+          <w:b w:val="0"/>
+          <w:i w:val="0"/>
+          <w:color w:val="000000"/>
+          <w:spacing w:val="0"/>
+          <w:sz w:val="44"/>
+        </w:rPr>
+      </w:pPr>
+      <w:r>
+        <w:rPr>
+          <w:rFonts w:hint="eastAsia" w:ascii="宋体" w:hAnsi="宋体" w:eastAsia="宋体" w:cs="宋体"/>
+          <w:b w:val="0"/>
+          <w:i w:val="0"/>
+          <w:color w:val="000000"/>
+          <w:spacing w:val="0"/>
+          <w:sz w:val="44"/>
+        </w:rPr>
+        <w:t>第十二章建设社会主义生态文明</w:t>
+      </w:r>
+      <w:r>
+        <w:rPr>
+          <w:rFonts w:hint="eastAsia" w:ascii="宋体" w:hAnsi="宋体" w:eastAsia="宋体" w:cs="宋体"/>
+          <w:b w:val="0"/>
+          <w:i w:val="0"/>
+          <w:color w:val="000000"/>
+          <w:spacing w:val="0"/>
+          <w:sz w:val="44"/>
+        </w:rPr>
+        <w:tab/>
+      </w:r>
+      <w:r>
+        <w:rPr>
+          <w:rFonts w:hint="eastAsia" w:ascii="宋体" w:hAnsi="宋体" w:eastAsia="宋体" w:cs="宋体"/>
+          <w:b w:val="0"/>
+          <w:i w:val="0"/>
+          <w:color w:val="000000"/>
+          <w:spacing w:val="0"/>
+          <w:sz w:val="44"/>
+        </w:rPr>
+        <w:t>241</w:t>
+      </w:r>
+    </w:p>
+    <w:p>
+      <w:pPr>
+        <w:pageBreakBefore w:val="0"/>
+        <w:wordWrap w:val="0"/>
+        <w:spacing w:before="0" w:after="0" w:line="620" w:lineRule="atLeast"/>
+        <w:ind w:left="2580" w:right="0"/>
+        <w:jc w:val="both"/>
+        <w:textAlignment w:val="baseline"/>
+        <w:rPr>
+          <w:rFonts w:hint="eastAsia" w:ascii="宋体" w:hAnsi="宋体" w:eastAsia="宋体" w:cs="宋体"/>
+          <w:b w:val="0"/>
+          <w:i w:val="0"/>
+          <w:color w:val="000000"/>
+          <w:spacing w:val="0"/>
+          <w:sz w:val="44"/>
+        </w:rPr>
+      </w:pPr>
+    </w:p>
+    <w:p>
+      <w:pPr>
+        <w:pageBreakBefore w:val="0"/>
+        <w:wordWrap w:val="0"/>
+        <w:spacing w:before="0" w:after="0" w:line="620" w:lineRule="atLeast"/>
+        <w:ind w:left="2580" w:right="0"/>
+        <w:jc w:val="both"/>
+        <w:textAlignment w:val="baseline"/>
+        <w:rPr>
+          <w:rFonts w:hint="eastAsia" w:ascii="宋体" w:hAnsi="宋体" w:eastAsia="宋体" w:cs="宋体"/>
+          <w:b w:val="0"/>
+          <w:i w:val="0"/>
+          <w:color w:val="000000"/>
+          <w:spacing w:val="0"/>
+          <w:sz w:val="44"/>
+        </w:rPr>
+      </w:pPr>
+      <w:r>
+        <w:rPr>
+          <w:rFonts w:hint="eastAsia" w:ascii="宋体" w:hAnsi="宋体" w:eastAsia="宋体" w:cs="宋体"/>
+          <w:b w:val="0"/>
+          <w:i w:val="0"/>
+          <w:color w:val="000000"/>
+          <w:spacing w:val="0"/>
+          <w:sz w:val="44"/>
+        </w:rPr>
+        <w:t>第一节坚持人与自然和谐共生</w:t>
+      </w:r>
+      <w:r>
+        <w:rPr>
+          <w:rFonts w:hint="eastAsia" w:ascii="宋体" w:hAnsi="宋体" w:eastAsia="宋体" w:cs="宋体"/>
+          <w:b w:val="0"/>
+          <w:i w:val="0"/>
+          <w:color w:val="000000"/>
+          <w:spacing w:val="0"/>
+          <w:sz w:val="44"/>
+        </w:rPr>
+        <w:tab/>
+      </w:r>
+      <w:r>
+        <w:rPr>
+          <w:rFonts w:hint="eastAsia" w:ascii="宋体" w:hAnsi="宋体" w:eastAsia="宋体" w:cs="宋体"/>
+          <w:b w:val="0"/>
+          <w:i w:val="0"/>
+          <w:color w:val="000000"/>
+          <w:spacing w:val="0"/>
+          <w:sz w:val="44"/>
+        </w:rPr>
+        <w:t>242</w:t>
+      </w:r>
+    </w:p>
+    <w:p>
+      <w:pPr>
+        <w:pageBreakBefore w:val="0"/>
+        <w:wordWrap w:val="0"/>
+        <w:spacing w:before="0" w:after="0" w:line="620" w:lineRule="atLeast"/>
+        <w:ind w:left="2580" w:right="0"/>
+        <w:jc w:val="both"/>
+        <w:textAlignment w:val="baseline"/>
+        <w:rPr>
+          <w:rFonts w:hint="eastAsia" w:ascii="宋体" w:hAnsi="宋体" w:eastAsia="宋体" w:cs="宋体"/>
+          <w:b w:val="0"/>
+          <w:i w:val="0"/>
+          <w:color w:val="000000"/>
+          <w:spacing w:val="0"/>
+          <w:sz w:val="44"/>
+        </w:rPr>
+      </w:pPr>
+    </w:p>
+    <w:p>
+      <w:pPr>
+        <w:pageBreakBefore w:val="0"/>
+        <w:wordWrap w:val="0"/>
+        <w:spacing w:before="0" w:after="0" w:line="620" w:lineRule="atLeast"/>
+        <w:ind w:left="2580" w:right="0"/>
+        <w:jc w:val="both"/>
+        <w:textAlignment w:val="baseline"/>
+        <w:rPr>
+          <w:rFonts w:hint="eastAsia" w:ascii="宋体" w:hAnsi="宋体" w:eastAsia="宋体" w:cs="宋体"/>
+          <w:b w:val="0"/>
+          <w:i w:val="0"/>
+          <w:color w:val="000000"/>
+          <w:spacing w:val="0"/>
+          <w:sz w:val="44"/>
+        </w:rPr>
+      </w:pPr>
+      <w:r>
+        <w:rPr>
+          <w:rFonts w:hint="eastAsia" w:ascii="宋体" w:hAnsi="宋体" w:eastAsia="宋体" w:cs="宋体"/>
+          <w:b w:val="0"/>
+          <w:i w:val="0"/>
+          <w:color w:val="000000"/>
+          <w:spacing w:val="0"/>
+          <w:sz w:val="44"/>
+        </w:rPr>
+        <w:t>一、生态兴则文明兴</w:t>
+      </w:r>
+      <w:r>
+        <w:rPr>
+          <w:rFonts w:hint="eastAsia" w:ascii="宋体" w:hAnsi="宋体" w:eastAsia="宋体" w:cs="宋体"/>
+          <w:b w:val="0"/>
+          <w:i w:val="0"/>
+          <w:color w:val="000000"/>
+          <w:spacing w:val="0"/>
+          <w:sz w:val="44"/>
+        </w:rPr>
+        <w:tab/>
+      </w:r>
+      <w:r>
+        <w:rPr>
+          <w:rFonts w:hint="eastAsia" w:ascii="宋体" w:hAnsi="宋体" w:eastAsia="宋体" w:cs="宋体"/>
+          <w:b w:val="0"/>
+          <w:i w:val="0"/>
+          <w:color w:val="000000"/>
+          <w:spacing w:val="0"/>
+          <w:sz w:val="44"/>
+        </w:rPr>
+        <w:t>242</w:t>
+      </w:r>
+    </w:p>
+    <w:p>
+      <w:pPr>
+        <w:pageBreakBefore w:val="0"/>
+        <w:wordWrap w:val="0"/>
+        <w:spacing w:before="0" w:after="0" w:line="620" w:lineRule="atLeast"/>
+        <w:ind w:left="2580" w:right="0"/>
+        <w:jc w:val="both"/>
+        <w:textAlignment w:val="baseline"/>
+        <w:rPr>
+          <w:rFonts w:hint="eastAsia" w:ascii="宋体" w:hAnsi="宋体" w:eastAsia="宋体" w:cs="宋体"/>
+          <w:b w:val="0"/>
+          <w:i w:val="0"/>
+          <w:color w:val="000000"/>
+          <w:spacing w:val="0"/>
+          <w:sz w:val="44"/>
+        </w:rPr>
+      </w:pPr>
+    </w:p>
+    <w:p>
+      <w:pPr>
+        <w:pageBreakBefore w:val="0"/>
+        <w:wordWrap w:val="0"/>
+        <w:spacing w:before="0" w:after="0" w:line="620" w:lineRule="atLeast"/>
+        <w:ind w:left="2580" w:right="0"/>
+        <w:jc w:val="both"/>
+        <w:textAlignment w:val="baseline"/>
+        <w:rPr>
+          <w:rFonts w:hint="eastAsia" w:ascii="宋体" w:hAnsi="宋体" w:eastAsia="宋体" w:cs="宋体"/>
+          <w:b w:val="0"/>
+          <w:i w:val="0"/>
+          <w:color w:val="000000"/>
+          <w:spacing w:val="0"/>
+          <w:sz w:val="44"/>
+        </w:rPr>
+      </w:pPr>
+      <w:r>
+        <w:rPr>
+          <w:rFonts w:hint="eastAsia" w:ascii="宋体" w:hAnsi="宋体" w:eastAsia="宋体" w:cs="宋体"/>
+          <w:b w:val="0"/>
+          <w:i w:val="0"/>
+          <w:color w:val="000000"/>
+          <w:spacing w:val="0"/>
+          <w:sz w:val="44"/>
+        </w:rPr>
+        <w:t>二、绿水青山就是金山银山</w:t>
+      </w:r>
+      <w:r>
+        <w:rPr>
+          <w:rFonts w:hint="eastAsia" w:ascii="宋体" w:hAnsi="宋体" w:eastAsia="宋体" w:cs="宋体"/>
+          <w:b w:val="0"/>
+          <w:i w:val="0"/>
+          <w:color w:val="000000"/>
+          <w:spacing w:val="0"/>
+          <w:sz w:val="44"/>
+        </w:rPr>
+        <w:tab/>
+      </w:r>
+      <w:r>
+        <w:rPr>
+          <w:rFonts w:hint="eastAsia" w:ascii="宋体" w:hAnsi="宋体" w:eastAsia="宋体" w:cs="宋体"/>
+          <w:b w:val="0"/>
+          <w:i w:val="0"/>
+          <w:color w:val="000000"/>
+          <w:spacing w:val="0"/>
+          <w:sz w:val="44"/>
+        </w:rPr>
+        <w:t>244</w:t>
+      </w:r>
+    </w:p>
+    <w:p>
+      <w:pPr>
+        <w:pageBreakBefore w:val="0"/>
+        <w:wordWrap w:val="0"/>
+        <w:spacing w:before="0" w:after="0" w:line="620" w:lineRule="atLeast"/>
+        <w:ind w:left="2580" w:right="0"/>
+        <w:jc w:val="both"/>
+        <w:textAlignment w:val="baseline"/>
+        <w:rPr>
+          <w:rFonts w:hint="eastAsia" w:ascii="宋体" w:hAnsi="宋体" w:eastAsia="宋体" w:cs="宋体"/>
+          <w:b w:val="0"/>
+          <w:i w:val="0"/>
+          <w:color w:val="000000"/>
+          <w:spacing w:val="0"/>
+          <w:sz w:val="44"/>
+        </w:rPr>
+      </w:pPr>
+    </w:p>
+    <w:p>
+      <w:pPr>
+        <w:pageBreakBefore w:val="0"/>
+        <w:wordWrap w:val="0"/>
+        <w:spacing w:before="0" w:after="0" w:line="620" w:lineRule="atLeast"/>
+        <w:ind w:left="2580" w:right="0"/>
+        <w:jc w:val="both"/>
+        <w:textAlignment w:val="baseline"/>
+        <w:rPr>
+          <w:rFonts w:hint="eastAsia" w:ascii="宋体" w:hAnsi="宋体" w:eastAsia="宋体" w:cs="宋体"/>
+          <w:b w:val="0"/>
+          <w:i w:val="0"/>
+          <w:color w:val="000000"/>
+          <w:spacing w:val="0"/>
+          <w:sz w:val="44"/>
+        </w:rPr>
+      </w:pPr>
+      <w:r>
+        <w:rPr>
+          <w:rFonts w:hint="eastAsia" w:ascii="宋体" w:hAnsi="宋体" w:eastAsia="宋体" w:cs="宋体"/>
+          <w:b w:val="0"/>
+          <w:i w:val="0"/>
+          <w:color w:val="000000"/>
+          <w:spacing w:val="0"/>
+          <w:sz w:val="44"/>
+        </w:rPr>
+        <w:t>三、把生态文明建设摆在全局工作的突出位置</w:t>
+      </w:r>
+      <w:r>
+        <w:rPr>
+          <w:rFonts w:hint="eastAsia" w:ascii="宋体" w:hAnsi="宋体" w:eastAsia="宋体" w:cs="宋体"/>
+          <w:b w:val="0"/>
+          <w:i w:val="0"/>
+          <w:color w:val="000000"/>
+          <w:spacing w:val="0"/>
+          <w:sz w:val="44"/>
+        </w:rPr>
+        <w:tab/>
+      </w:r>
+      <w:r>
+        <w:rPr>
+          <w:rFonts w:hint="eastAsia" w:ascii="宋体" w:hAnsi="宋体" w:eastAsia="宋体" w:cs="宋体"/>
+          <w:b w:val="0"/>
+          <w:i w:val="0"/>
+          <w:color w:val="000000"/>
+          <w:spacing w:val="0"/>
+          <w:sz w:val="44"/>
+        </w:rPr>
+        <w:t>246</w:t>
+      </w:r>
+    </w:p>
+    <w:p>
+      <w:pPr>
+        <w:pageBreakBefore w:val="0"/>
+        <w:wordWrap w:val="0"/>
+        <w:spacing w:before="0" w:after="0" w:line="620" w:lineRule="atLeast"/>
+        <w:ind w:left="2580" w:right="0"/>
+        <w:jc w:val="both"/>
+        <w:textAlignment w:val="baseline"/>
+        <w:rPr>
+          <w:rFonts w:hint="eastAsia" w:ascii="宋体" w:hAnsi="宋体" w:eastAsia="宋体" w:cs="宋体"/>
+          <w:b w:val="0"/>
+          <w:i w:val="0"/>
+          <w:color w:val="000000"/>
+          <w:spacing w:val="0"/>
+          <w:sz w:val="44"/>
+        </w:rPr>
+      </w:pPr>
+    </w:p>
+    <w:p>
+      <w:pPr>
+        <w:pageBreakBefore w:val="0"/>
+        <w:wordWrap w:val="0"/>
+        <w:spacing w:before="0" w:after="0" w:line="620" w:lineRule="atLeast"/>
+        <w:ind w:left="2580" w:right="0"/>
+        <w:jc w:val="both"/>
+        <w:textAlignment w:val="baseline"/>
+        <w:rPr>
+          <w:rFonts w:hint="eastAsia" w:ascii="宋体" w:hAnsi="宋体" w:eastAsia="宋体" w:cs="宋体"/>
+          <w:b w:val="0"/>
+          <w:i w:val="0"/>
+          <w:color w:val="000000"/>
+          <w:spacing w:val="0"/>
+          <w:sz w:val="44"/>
+        </w:rPr>
+      </w:pPr>
+      <w:r>
+        <w:rPr>
+          <w:rFonts w:hint="eastAsia" w:ascii="宋体" w:hAnsi="宋体" w:eastAsia="宋体" w:cs="宋体"/>
+          <w:b w:val="0"/>
+          <w:i w:val="0"/>
+          <w:color w:val="000000"/>
+          <w:spacing w:val="0"/>
+          <w:sz w:val="44"/>
+        </w:rPr>
+        <w:t>第二节建设美丽中国／</w:t>
+      </w:r>
+      <w:r>
+        <w:rPr>
+          <w:rFonts w:hint="eastAsia" w:ascii="宋体" w:hAnsi="宋体" w:eastAsia="宋体" w:cs="宋体"/>
+          <w:b w:val="0"/>
+          <w:i w:val="0"/>
+          <w:color w:val="000000"/>
+          <w:spacing w:val="0"/>
+          <w:sz w:val="44"/>
+        </w:rPr>
+        <w:tab/>
+      </w:r>
+      <w:r>
+        <w:rPr>
+          <w:rFonts w:hint="eastAsia" w:ascii="宋体" w:hAnsi="宋体" w:eastAsia="宋体" w:cs="宋体"/>
+          <w:b w:val="0"/>
+          <w:i w:val="0"/>
+          <w:color w:val="000000"/>
+          <w:spacing w:val="0"/>
+          <w:sz w:val="44"/>
+        </w:rPr>
+        <w:t>248</w:t>
+      </w:r>
+    </w:p>
+    <w:p>
+      <w:pPr>
+        <w:pageBreakBefore w:val="0"/>
+        <w:wordWrap w:val="0"/>
+        <w:spacing w:before="0" w:after="0" w:line="620" w:lineRule="atLeast"/>
+        <w:ind w:left="2580" w:right="0"/>
+        <w:jc w:val="both"/>
+        <w:textAlignment w:val="baseline"/>
+        <w:rPr>
+          <w:rFonts w:hint="eastAsia" w:ascii="宋体" w:hAnsi="宋体" w:eastAsia="宋体" w:cs="宋体"/>
+          <w:b w:val="0"/>
+          <w:i w:val="0"/>
+          <w:color w:val="000000"/>
+          <w:spacing w:val="0"/>
+          <w:sz w:val="44"/>
+        </w:rPr>
+      </w:pPr>
+    </w:p>
+    <w:p>
+      <w:pPr>
+        <w:pageBreakBefore w:val="0"/>
+        <w:wordWrap w:val="0"/>
+        <w:spacing w:before="0" w:after="0" w:line="620" w:lineRule="atLeast"/>
+        <w:ind w:left="2580" w:right="0"/>
+        <w:jc w:val="both"/>
+        <w:textAlignment w:val="baseline"/>
+        <w:rPr>
+          <w:rFonts w:hint="eastAsia" w:ascii="宋体" w:hAnsi="宋体" w:eastAsia="宋体" w:cs="宋体"/>
+          <w:b w:val="0"/>
+          <w:i w:val="0"/>
+          <w:color w:val="000000"/>
+          <w:spacing w:val="0"/>
+          <w:sz w:val="44"/>
+        </w:rPr>
+      </w:pPr>
+      <w:r>
+        <w:rPr>
+          <w:rFonts w:hint="eastAsia" w:ascii="宋体" w:hAnsi="宋体" w:eastAsia="宋体" w:cs="宋体"/>
+          <w:b w:val="0"/>
+          <w:i w:val="0"/>
+          <w:color w:val="000000"/>
+          <w:spacing w:val="0"/>
+          <w:sz w:val="44"/>
+        </w:rPr>
+        <w:t>一、加快形成绿色生产方式和生活方式</w:t>
+      </w:r>
+      <w:r>
+        <w:rPr>
+          <w:rFonts w:hint="eastAsia" w:ascii="宋体" w:hAnsi="宋体" w:eastAsia="宋体" w:cs="宋体"/>
+          <w:b w:val="0"/>
+          <w:i w:val="0"/>
+          <w:color w:val="000000"/>
+          <w:spacing w:val="0"/>
+          <w:sz w:val="44"/>
+        </w:rPr>
+        <w:tab/>
+      </w:r>
+      <w:r>
+        <w:rPr>
+          <w:rFonts w:hint="eastAsia" w:ascii="宋体" w:hAnsi="宋体" w:eastAsia="宋体" w:cs="宋体"/>
+          <w:b w:val="0"/>
+          <w:i w:val="0"/>
+          <w:color w:val="000000"/>
+          <w:spacing w:val="0"/>
+          <w:sz w:val="44"/>
+        </w:rPr>
+        <w:t>248</w:t>
+      </w:r>
+    </w:p>
+    <w:p>
+      <w:pPr>
+        <w:pageBreakBefore w:val="0"/>
+        <w:wordWrap w:val="0"/>
+        <w:spacing w:before="0" w:after="0" w:line="620" w:lineRule="atLeast"/>
+        <w:ind w:left="2580" w:right="0"/>
+        <w:jc w:val="both"/>
+        <w:textAlignment w:val="baseline"/>
+        <w:rPr>
+          <w:rFonts w:hint="eastAsia" w:ascii="宋体" w:hAnsi="宋体" w:eastAsia="宋体" w:cs="宋体"/>
+          <w:b w:val="0"/>
+          <w:i w:val="0"/>
+          <w:color w:val="000000"/>
+          <w:spacing w:val="0"/>
+          <w:sz w:val="44"/>
+        </w:rPr>
+      </w:pPr>
+    </w:p>
+    <w:p>
+      <w:pPr>
+        <w:pageBreakBefore w:val="0"/>
+        <w:wordWrap w:val="0"/>
+        <w:spacing w:before="0" w:after="0" w:line="620" w:lineRule="atLeast"/>
+        <w:ind w:left="2580" w:right="0"/>
+        <w:jc w:val="both"/>
+        <w:textAlignment w:val="baseline"/>
+        <w:rPr>
+          <w:rFonts w:hint="eastAsia" w:ascii="宋体" w:hAnsi="宋体" w:eastAsia="宋体" w:cs="宋体"/>
+          <w:b w:val="0"/>
+          <w:i w:val="0"/>
+          <w:color w:val="000000"/>
+          <w:spacing w:val="0"/>
+          <w:sz w:val="44"/>
+        </w:rPr>
+      </w:pPr>
+      <w:r>
+        <w:rPr>
+          <w:rFonts w:hint="eastAsia" w:ascii="宋体" w:hAnsi="宋体" w:eastAsia="宋体" w:cs="宋体"/>
+          <w:b w:val="0"/>
+          <w:i w:val="0"/>
+          <w:color w:val="000000"/>
+          <w:spacing w:val="0"/>
+          <w:sz w:val="44"/>
+        </w:rPr>
+        <w:t>二、坚持山水林田湖草沙一体化保护和系统治理</w:t>
+      </w:r>
+      <w:r>
+        <w:rPr>
+          <w:rFonts w:hint="eastAsia" w:ascii="宋体" w:hAnsi="宋体" w:eastAsia="宋体" w:cs="宋体"/>
+          <w:b w:val="0"/>
+          <w:i w:val="0"/>
+          <w:color w:val="000000"/>
+          <w:spacing w:val="0"/>
+          <w:sz w:val="44"/>
+        </w:rPr>
+        <w:tab/>
+      </w:r>
+      <w:r>
+        <w:rPr>
+          <w:rFonts w:hint="eastAsia" w:ascii="宋体" w:hAnsi="宋体" w:eastAsia="宋体" w:cs="宋体"/>
+          <w:b w:val="0"/>
+          <w:i w:val="0"/>
+          <w:color w:val="000000"/>
+          <w:spacing w:val="0"/>
+          <w:sz w:val="44"/>
+        </w:rPr>
+        <w:t>250</w:t>
+      </w:r>
+    </w:p>
+    <w:p>
+      <w:pPr>
+        <w:pageBreakBefore w:val="0"/>
+        <w:wordWrap w:val="0"/>
+        <w:spacing w:before="0" w:after="0" w:line="620" w:lineRule="atLeast"/>
+        <w:ind w:left="2580" w:right="0"/>
+        <w:jc w:val="both"/>
+        <w:textAlignment w:val="baseline"/>
+        <w:rPr>
+          <w:rFonts w:hint="eastAsia" w:ascii="宋体" w:hAnsi="宋体" w:eastAsia="宋体" w:cs="宋体"/>
+          <w:b w:val="0"/>
+          <w:i w:val="0"/>
+          <w:color w:val="000000"/>
+          <w:spacing w:val="0"/>
+          <w:sz w:val="44"/>
+        </w:rPr>
+      </w:pPr>
+    </w:p>
+    <w:p>
+      <w:pPr>
+        <w:pageBreakBefore w:val="0"/>
+        <w:wordWrap w:val="0"/>
+        <w:spacing w:before="0" w:after="0" w:line="620" w:lineRule="atLeast"/>
+        <w:ind w:left="2580" w:right="0"/>
+        <w:jc w:val="both"/>
+        <w:textAlignment w:val="baseline"/>
+        <w:rPr>
+          <w:rFonts w:hint="eastAsia" w:ascii="宋体" w:hAnsi="宋体" w:eastAsia="宋体" w:cs="宋体"/>
+          <w:b w:val="0"/>
+          <w:i w:val="0"/>
+          <w:color w:val="000000"/>
+          <w:spacing w:val="0"/>
+          <w:sz w:val="44"/>
+        </w:rPr>
+      </w:pPr>
+      <w:r>
+        <w:rPr>
+          <w:rFonts w:hint="eastAsia" w:ascii="宋体" w:hAnsi="宋体" w:eastAsia="宋体" w:cs="宋体"/>
+          <w:b w:val="0"/>
+          <w:i w:val="0"/>
+          <w:color w:val="000000"/>
+          <w:spacing w:val="0"/>
+          <w:sz w:val="44"/>
+        </w:rPr>
+        <w:t>三、用最严格制度最严密法治保护生态环境</w:t>
+      </w:r>
+      <w:r>
+        <w:rPr>
+          <w:rFonts w:hint="eastAsia" w:ascii="宋体" w:hAnsi="宋体" w:eastAsia="宋体" w:cs="宋体"/>
+          <w:b w:val="0"/>
+          <w:i w:val="0"/>
+          <w:color w:val="000000"/>
+          <w:spacing w:val="0"/>
+          <w:sz w:val="44"/>
+        </w:rPr>
+        <w:tab/>
+      </w:r>
+      <w:r>
+        <w:rPr>
+          <w:rFonts w:hint="eastAsia" w:ascii="宋体" w:hAnsi="宋体" w:eastAsia="宋体" w:cs="宋体"/>
+          <w:b w:val="0"/>
+          <w:i w:val="0"/>
+          <w:color w:val="000000"/>
+          <w:spacing w:val="0"/>
+          <w:sz w:val="44"/>
+        </w:rPr>
+        <w:t>252</w:t>
+      </w:r>
+    </w:p>
+    <w:p>
+      <w:pPr>
+        <w:pageBreakBefore w:val="0"/>
+        <w:wordWrap w:val="0"/>
+        <w:spacing w:before="0" w:after="0" w:line="620" w:lineRule="atLeast"/>
+        <w:ind w:left="2580" w:right="0"/>
+        <w:jc w:val="both"/>
+        <w:textAlignment w:val="baseline"/>
+        <w:rPr>
+          <w:rFonts w:hint="eastAsia" w:ascii="宋体" w:hAnsi="宋体" w:eastAsia="宋体" w:cs="宋体"/>
+          <w:b w:val="0"/>
+          <w:i w:val="0"/>
+          <w:color w:val="000000"/>
+          <w:spacing w:val="0"/>
+          <w:sz w:val="44"/>
+        </w:rPr>
+      </w:pPr>
+    </w:p>
+    <w:p>
+      <w:pPr>
+        <w:pageBreakBefore w:val="0"/>
+        <w:wordWrap w:val="0"/>
+        <w:spacing w:before="0" w:after="0" w:line="620" w:lineRule="atLeast"/>
+        <w:ind w:left="2580" w:right="0"/>
+        <w:jc w:val="both"/>
+        <w:textAlignment w:val="baseline"/>
+        <w:rPr>
+          <w:rFonts w:hint="eastAsia" w:ascii="宋体" w:hAnsi="宋体" w:eastAsia="宋体" w:cs="宋体"/>
+          <w:b w:val="0"/>
+          <w:i w:val="0"/>
+          <w:color w:val="000000"/>
+          <w:spacing w:val="0"/>
+          <w:sz w:val="44"/>
+        </w:rPr>
+      </w:pPr>
+      <w:r>
+        <w:rPr>
+          <w:rFonts w:hint="eastAsia" w:ascii="宋体" w:hAnsi="宋体" w:eastAsia="宋体" w:cs="宋体"/>
+          <w:b w:val="0"/>
+          <w:i w:val="0"/>
+          <w:color w:val="000000"/>
+          <w:spacing w:val="0"/>
+          <w:sz w:val="44"/>
+        </w:rPr>
+        <w:t>第三节共谋全球生态文明建设之路</w:t>
+      </w:r>
+      <w:r>
+        <w:rPr>
+          <w:rFonts w:hint="eastAsia" w:ascii="宋体" w:hAnsi="宋体" w:eastAsia="宋体" w:cs="宋体"/>
+          <w:b w:val="0"/>
+          <w:i w:val="0"/>
+          <w:color w:val="000000"/>
+          <w:spacing w:val="0"/>
+          <w:sz w:val="44"/>
+        </w:rPr>
+        <w:tab/>
+      </w:r>
+      <w:r>
+        <w:rPr>
+          <w:rFonts w:hint="eastAsia" w:ascii="宋体" w:hAnsi="宋体" w:eastAsia="宋体" w:cs="宋体"/>
+          <w:b w:val="0"/>
+          <w:i w:val="0"/>
+          <w:color w:val="000000"/>
+          <w:spacing w:val="0"/>
+          <w:sz w:val="44"/>
+        </w:rPr>
+        <w:t>253</w:t>
+      </w:r>
+    </w:p>
+    <w:p>
+      <w:pPr>
+        <w:pageBreakBefore w:val="0"/>
+        <w:wordWrap w:val="0"/>
+        <w:spacing w:before="0" w:after="0" w:line="620" w:lineRule="atLeast"/>
+        <w:ind w:left="2580" w:right="0"/>
+        <w:jc w:val="both"/>
+        <w:textAlignment w:val="baseline"/>
+        <w:rPr>
+          <w:rFonts w:hint="eastAsia" w:ascii="宋体" w:hAnsi="宋体" w:eastAsia="宋体" w:cs="宋体"/>
+          <w:b w:val="0"/>
+          <w:i w:val="0"/>
+          <w:color w:val="000000"/>
+          <w:spacing w:val="0"/>
+          <w:sz w:val="44"/>
+        </w:rPr>
+      </w:pPr>
+    </w:p>
+    <w:p>
+      <w:pPr>
+        <w:pageBreakBefore w:val="0"/>
+        <w:wordWrap w:val="0"/>
+        <w:spacing w:before="0" w:after="0" w:line="620" w:lineRule="atLeast"/>
+        <w:ind w:left="2580" w:right="0"/>
+        <w:jc w:val="both"/>
+        <w:textAlignment w:val="baseline"/>
+        <w:rPr>
+          <w:rFonts w:hint="eastAsia" w:ascii="宋体" w:hAnsi="宋体" w:eastAsia="宋体" w:cs="宋体"/>
+          <w:b w:val="0"/>
+          <w:i w:val="0"/>
+          <w:color w:val="000000"/>
+          <w:spacing w:val="0"/>
+          <w:sz w:val="44"/>
+        </w:rPr>
+      </w:pPr>
+      <w:r>
+        <w:rPr>
+          <w:rFonts w:hint="eastAsia" w:ascii="宋体" w:hAnsi="宋体" w:eastAsia="宋体" w:cs="宋体"/>
+          <w:b w:val="0"/>
+          <w:i w:val="0"/>
+          <w:color w:val="000000"/>
+          <w:spacing w:val="0"/>
+          <w:sz w:val="44"/>
+        </w:rPr>
+        <w:t>一、保护人类共同家园</w:t>
+      </w:r>
+      <w:r>
+        <w:rPr>
+          <w:rFonts w:hint="eastAsia" w:ascii="宋体" w:hAnsi="宋体" w:eastAsia="宋体" w:cs="宋体"/>
+          <w:b w:val="0"/>
+          <w:i w:val="0"/>
+          <w:color w:val="000000"/>
+          <w:spacing w:val="0"/>
+          <w:sz w:val="44"/>
+        </w:rPr>
+        <w:tab/>
+      </w:r>
+      <w:r>
+        <w:rPr>
+          <w:rFonts w:hint="eastAsia" w:ascii="宋体" w:hAnsi="宋体" w:eastAsia="宋体" w:cs="宋体"/>
+          <w:b w:val="0"/>
+          <w:i w:val="0"/>
+          <w:color w:val="000000"/>
+          <w:spacing w:val="0"/>
+          <w:sz w:val="44"/>
+        </w:rPr>
+        <w:t>254</w:t>
+      </w:r>
+    </w:p>
+    <w:p>
+      <w:pPr>
+        <w:pageBreakBefore w:val="0"/>
+        <w:wordWrap w:val="0"/>
+        <w:spacing w:before="0" w:after="0" w:line="620" w:lineRule="atLeast"/>
+        <w:ind w:left="2580" w:right="0"/>
+        <w:jc w:val="both"/>
+        <w:textAlignment w:val="baseline"/>
+        <w:rPr>
+          <w:rFonts w:hint="eastAsia" w:ascii="宋体" w:hAnsi="宋体" w:eastAsia="宋体" w:cs="宋体"/>
+          <w:b w:val="0"/>
+          <w:i w:val="0"/>
+          <w:color w:val="000000"/>
+          <w:spacing w:val="0"/>
+          <w:sz w:val="44"/>
+        </w:rPr>
+      </w:pPr>
+    </w:p>
+    <w:p>
+      <w:pPr>
+        <w:pageBreakBefore w:val="0"/>
+        <w:wordWrap w:val="0"/>
+        <w:spacing w:before="0" w:after="0" w:line="620" w:lineRule="atLeast"/>
+        <w:ind w:left="2580" w:right="0"/>
+        <w:jc w:val="both"/>
+        <w:textAlignment w:val="baseline"/>
+        <w:rPr>
+          <w:rFonts w:hint="eastAsia" w:ascii="宋体" w:hAnsi="宋体" w:eastAsia="宋体" w:cs="宋体"/>
+          <w:b w:val="0"/>
+          <w:i w:val="0"/>
+          <w:color w:val="000000"/>
+          <w:spacing w:val="0"/>
+          <w:sz w:val="44"/>
+        </w:rPr>
+      </w:pPr>
+      <w:r>
+        <w:rPr>
+          <w:rFonts w:hint="eastAsia" w:ascii="宋体" w:hAnsi="宋体" w:eastAsia="宋体" w:cs="宋体"/>
+          <w:b w:val="0"/>
+          <w:i w:val="0"/>
+          <w:color w:val="000000"/>
+          <w:spacing w:val="0"/>
+          <w:sz w:val="44"/>
+        </w:rPr>
+        <w:t>二、共建清洁美丽世界</w:t>
+      </w:r>
+      <w:r>
+        <w:rPr>
+          <w:rFonts w:hint="eastAsia" w:ascii="宋体" w:hAnsi="宋体" w:eastAsia="宋体" w:cs="宋体"/>
+          <w:b w:val="0"/>
+          <w:i w:val="0"/>
+          <w:color w:val="000000"/>
+          <w:spacing w:val="0"/>
+          <w:sz w:val="44"/>
+        </w:rPr>
+        <w:tab/>
+      </w:r>
+      <w:r>
+        <w:rPr>
+          <w:rFonts w:hint="eastAsia" w:ascii="宋体" w:hAnsi="宋体" w:eastAsia="宋体" w:cs="宋体"/>
+          <w:b w:val="0"/>
+          <w:i w:val="0"/>
+          <w:color w:val="000000"/>
+          <w:spacing w:val="0"/>
+          <w:sz w:val="44"/>
+        </w:rPr>
+        <w:t>255</w:t>
+      </w:r>
+    </w:p>
+    <w:p>
+      <w:pPr>
+        <w:pageBreakBefore w:val="0"/>
+        <w:wordWrap w:val="0"/>
+        <w:spacing w:before="0" w:after="0" w:line="620" w:lineRule="atLeast"/>
+        <w:ind w:left="2580" w:right="0"/>
+        <w:jc w:val="both"/>
+        <w:textAlignment w:val="baseline"/>
+        <w:rPr>
+          <w:rFonts w:hint="eastAsia" w:ascii="宋体" w:hAnsi="宋体" w:eastAsia="宋体" w:cs="宋体"/>
+          <w:b w:val="0"/>
+          <w:i w:val="0"/>
+          <w:color w:val="000000"/>
+          <w:spacing w:val="0"/>
+          <w:sz w:val="44"/>
+        </w:rPr>
+      </w:pPr>
+    </w:p>
+    <w:p>
+      <w:pPr>
+        <w:pageBreakBefore w:val="0"/>
+        <w:wordWrap w:val="0"/>
+        <w:spacing w:before="0" w:after="0" w:line="620" w:lineRule="atLeast"/>
+        <w:ind w:left="2580" w:right="0"/>
+        <w:jc w:val="both"/>
+        <w:textAlignment w:val="baseline"/>
+        <w:rPr>
+          <w:rFonts w:hint="eastAsia" w:ascii="宋体" w:hAnsi="宋体" w:eastAsia="宋体" w:cs="宋体"/>
+          <w:b w:val="0"/>
+          <w:i w:val="0"/>
+          <w:color w:val="000000"/>
+          <w:spacing w:val="0"/>
+          <w:sz w:val="44"/>
+        </w:rPr>
         <w:sectPr>
           <w:headerReference r:id="rId19" w:type="default"/>
           <w:footerReference r:id="rId20" w:type="default"/>
@@ -9612,6 +7864,52 @@
           <w:cols w:space="720" w:num="1"/>
         </w:sectPr>
       </w:pPr>
+      <w:r>
+        <w:rPr>
+          <w:rFonts w:hint="eastAsia" w:ascii="宋体" w:hAnsi="宋体" w:eastAsia="宋体" w:cs="宋体"/>
+          <w:b w:val="0"/>
+          <w:i w:val="0"/>
+          <w:color w:val="000000"/>
+          <w:spacing w:val="0"/>
+          <w:sz w:val="44"/>
+        </w:rPr>
+        <w:t>三、积极推动全球可</w:t>
+      </w:r>
+      <w:bookmarkStart w:id="0" w:name="_GoBack"/>
+      <w:bookmarkEnd w:id="0"/>
+      <w:r>
+        <w:rPr>
+          <w:rFonts w:hint="eastAsia" w:ascii="宋体" w:hAnsi="宋体" w:eastAsia="宋体" w:cs="宋体"/>
+          <w:b w:val="0"/>
+          <w:i w:val="0"/>
+          <w:color w:val="000000"/>
+          <w:spacing w:val="0"/>
+          <w:sz w:val="44"/>
+        </w:rPr>
+        <w:t>持续发展</w:t>
+      </w:r>
+      <w:r>
+        <w:rPr>
+          <w:rFonts w:hint="eastAsia" w:ascii="宋体" w:hAnsi="宋体" w:eastAsia="宋体" w:cs="宋体"/>
+          <w:b w:val="0"/>
+          <w:i w:val="0"/>
+          <w:color w:val="000000"/>
+          <w:spacing w:val="0"/>
+          <w:sz w:val="44"/>
+        </w:rPr>
+        <w:tab/>
+      </w:r>
+      <w:r>
+        <w:rPr>
+          <w:rFonts w:hint="eastAsia" w:ascii="宋体" w:hAnsi="宋体" w:eastAsia="宋体" w:cs="宋体"/>
+          <w:b w:val="0"/>
+          <w:i w:val="0"/>
+          <w:color w:val="000000"/>
+          <w:spacing w:val="0"/>
+          <w:sz w:val="44"/>
+        </w:rPr>
+        <w:t>25</w:t>
+      </w:r>
     </w:p>
     <w:p>
       <w:pPr>
